--- a/shinmok1/pack/2509/H1MOGO25-09_35_SET.docx
+++ b/shinmok1/pack/2509/H1MOGO25-09_35_SET.docx
@@ -58,7 +58,7 @@
           <w:sz w:val="16"/>
           <w:u w:val="none"/>
         </w:rPr>
-        <w:t>(   )반 (   )번 이름(            )  CHECK ___/35  전용 ___/44.3점</w:t>
+        <w:t>(   )반 (   )번 이름(            )  CHECK ___/35  전용 ___/30.0점</w:t>
       </w:r>
     </w:p>
     <w:p>
@@ -1440,7 +1440,7 @@
           <w:sz w:val="18"/>
           <w:u w:val="none"/>
         </w:rPr>
-        <w:t>PART 2 · 전용문제  (선택형 13 · 서답형 1 · 44.3점)</w:t>
+        <w:t>PART 2 · 전용문제  (선택형 8 · 서답형 2 · 30.0점)</w:t>
       </w:r>
     </w:p>
     <w:p>
@@ -1465,25 +1465,25 @@
           <w:sz w:val="17"/>
           <w:u w:val="none"/>
         </w:rPr>
-        <w:t xml:space="preserve"> 윗글의 내용과 일치하지 </w:t>
-      </w:r>
-      <w:r>
-        <w:rPr>
-          <w:rFonts w:ascii="맑은 고딕" w:hAnsi="맑은 고딕" w:eastAsia="맑은 고딕"/>
-          <w:b/>
-          <w:sz w:val="17"/>
-          <w:u w:val="none"/>
-        </w:rPr>
-        <w:t>않는</w:t>
+        <w:t xml:space="preserve"> 다음 글에 대한 &lt;보기&gt;의 설명 중 </w:t>
       </w:r>
       <w:r>
         <w:rPr>
           <w:rFonts w:ascii="맑은 고딕" w:hAnsi="맑은 고딕" w:eastAsia="맑은 고딕"/>
           <w:b w:val="0"/>
           <w:sz w:val="17"/>
-          <w:u w:val="none"/>
-        </w:rPr>
-        <w:t xml:space="preserve"> 것은? [2.7점]</w:t>
+          <w:u w:val="single"/>
+        </w:rPr>
+        <w:t>틀린</w:t>
+      </w:r>
+      <w:r>
+        <w:rPr>
+          <w:rFonts w:ascii="맑은 고딕" w:hAnsi="맑은 고딕" w:eastAsia="맑은 고딕"/>
+          <w:b w:val="0"/>
+          <w:sz w:val="17"/>
+          <w:u w:val="none"/>
+        </w:rPr>
+        <w:t xml:space="preserve"> 것만을 있는 대로 고른 것은? [3.3점]</w:t>
       </w:r>
     </w:p>
     <w:p>
@@ -1506,7 +1506,197 @@
           <w:sz w:val="17"/>
           <w:u w:val="none"/>
         </w:rPr>
-        <w:t>The wish to build a machine that thinks and decides as a person does is centuries old. Greek myth already told of robots and artificial beings — Pandora, who let loose the world's ills, among them — and literature kept the wish alive, most famously in Mary Shelley's Frankenstein. The wish turned scientific in 1950, when the British mathematician Alan Turing asked whether a machine could think and reason like a human and designed a test to find out whether it could think on its own. A few years afterward, John McCarthy of MIT gave the field its name, “artificial intelligence,” in place of the older “automata studies.” Ever since, the field has meant building machines programmed to think as humans do, fitted by their makers with the ability to reason and to learn.</w:t>
+        <w:t>Humans for centuries have dreamed of machines that could become intelligent and make human-like decisions. There have been myths about robots, automatons, and artificial beings since ancient Greece (e.g., the myth of Pandora, who released ills upon the world). (A) ________, literature throughout history has dreamed of creating human-like creatures and thinking machines (e.g., Mary Shelley's Frankenstein). In 1950, British mathematician Alan Turing asked whether machines could think and reason like humans and then developed the Turing test to measure a machine's intelligence and whether the machines can think ⓑ</w:t>
+      </w:r>
+      <w:r>
+        <w:rPr>
+          <w:rFonts w:ascii="맑은 고딕" w:hAnsi="맑은 고딕" w:eastAsia="맑은 고딕"/>
+          <w:b w:val="0"/>
+          <w:sz w:val="17"/>
+          <w:u w:val="single"/>
+        </w:rPr>
+        <w:t>autonomously</w:t>
+      </w:r>
+      <w:r>
+        <w:rPr>
+          <w:rFonts w:ascii="맑은 고딕" w:hAnsi="맑은 고딕" w:eastAsia="맑은 고딕"/>
+          <w:b w:val="0"/>
+          <w:sz w:val="17"/>
+          <w:u w:val="none"/>
+        </w:rPr>
+        <w:t>. A few years later, MIT professor John McCarthy ⓐ</w:t>
+      </w:r>
+      <w:r>
+        <w:rPr>
+          <w:rFonts w:ascii="맑은 고딕" w:hAnsi="맑은 고딕" w:eastAsia="맑은 고딕"/>
+          <w:b w:val="0"/>
+          <w:sz w:val="17"/>
+          <w:u w:val="single"/>
+        </w:rPr>
+        <w:t>coined</w:t>
+      </w:r>
+      <w:r>
+        <w:rPr>
+          <w:rFonts w:ascii="맑은 고딕" w:hAnsi="맑은 고딕" w:eastAsia="맑은 고딕"/>
+          <w:b w:val="0"/>
+          <w:sz w:val="17"/>
+          <w:u w:val="none"/>
+        </w:rPr>
+        <w:t xml:space="preserve"> “artificial intelligence,” replacing the previously used expression “automata studies.” Since then, artificial intelligence has become the study and practice of “making intelligent machines” that are programmed to think like humans — endowed by their creators with reasoning and learning.</w:t>
+      </w:r>
+    </w:p>
+    <w:p>
+      <w:pPr>
+        <w:spacing w:before="0" w:after="0" w:line="288" w:lineRule="auto"/>
+        <w:ind w:left="40"/>
+        <w:snapToGrid w:val="0"/>
+        <w:pBdr>
+          <w:top w:val="single" w:sz="4" w:space="2" w:color="9B6BD0"/>
+          <w:left w:val="single" w:sz="4" w:space="2" w:color="9B6BD0"/>
+          <w:bottom w:val="single" w:sz="4" w:space="2" w:color="9B6BD0"/>
+          <w:right w:val="single" w:sz="4" w:space="2" w:color="9B6BD0"/>
+        </w:pBdr>
+        <w:shd w:val="clear" w:color="auto" w:fill="FAF5FF"/>
+      </w:pPr>
+      <w:r>
+        <w:rPr>
+          <w:rFonts w:ascii="맑은 고딕" w:hAnsi="맑은 고딕" w:eastAsia="맑은 고딕"/>
+          <w:b/>
+          <w:sz w:val="17"/>
+          <w:u w:val="none"/>
+        </w:rPr>
+        <w:t>&lt;보 기&gt;</w:t>
+      </w:r>
+    </w:p>
+    <w:p>
+      <w:pPr>
+        <w:spacing w:before="0" w:after="0" w:line="288" w:lineRule="auto"/>
+        <w:ind w:left="40"/>
+        <w:snapToGrid w:val="0"/>
+        <w:pBdr>
+          <w:top w:val="single" w:sz="4" w:space="2" w:color="9B6BD0"/>
+          <w:left w:val="single" w:sz="4" w:space="2" w:color="9B6BD0"/>
+          <w:bottom w:val="single" w:sz="4" w:space="2" w:color="9B6BD0"/>
+          <w:right w:val="single" w:sz="4" w:space="2" w:color="9B6BD0"/>
+        </w:pBdr>
+        <w:shd w:val="clear" w:color="auto" w:fill="FAF5FF"/>
+      </w:pPr>
+      <w:r>
+        <w:rPr>
+          <w:rFonts w:ascii="맑은 고딕" w:hAnsi="맑은 고딕" w:eastAsia="맑은 고딕"/>
+          <w:b w:val="0"/>
+          <w:sz w:val="17"/>
+          <w:u w:val="none"/>
+        </w:rPr>
+        <w:t>(a) The passage traces the dream of intelligent machines from ancient myths to modern science.</w:t>
+      </w:r>
+    </w:p>
+    <w:p>
+      <w:pPr>
+        <w:spacing w:before="0" w:after="0" w:line="288" w:lineRule="auto"/>
+        <w:ind w:left="40"/>
+        <w:snapToGrid w:val="0"/>
+        <w:pBdr>
+          <w:top w:val="single" w:sz="4" w:space="2" w:color="9B6BD0"/>
+          <w:left w:val="single" w:sz="4" w:space="2" w:color="9B6BD0"/>
+          <w:bottom w:val="single" w:sz="4" w:space="2" w:color="9B6BD0"/>
+          <w:right w:val="single" w:sz="4" w:space="2" w:color="9B6BD0"/>
+        </w:pBdr>
+        <w:shd w:val="clear" w:color="auto" w:fill="FAF5FF"/>
+      </w:pPr>
+      <w:r>
+        <w:rPr>
+          <w:rFonts w:ascii="맑은 고딕" w:hAnsi="맑은 고딕" w:eastAsia="맑은 고딕"/>
+          <w:b w:val="0"/>
+          <w:sz w:val="17"/>
+          <w:u w:val="none"/>
+        </w:rPr>
+        <w:t>(b) The appropriate expression for (A) is ‘However’.</w:t>
+      </w:r>
+    </w:p>
+    <w:p>
+      <w:pPr>
+        <w:spacing w:before="0" w:after="0" w:line="288" w:lineRule="auto"/>
+        <w:ind w:left="40"/>
+        <w:snapToGrid w:val="0"/>
+        <w:pBdr>
+          <w:top w:val="single" w:sz="4" w:space="2" w:color="9B6BD0"/>
+          <w:left w:val="single" w:sz="4" w:space="2" w:color="9B6BD0"/>
+          <w:bottom w:val="single" w:sz="4" w:space="2" w:color="9B6BD0"/>
+          <w:right w:val="single" w:sz="4" w:space="2" w:color="9B6BD0"/>
+        </w:pBdr>
+        <w:shd w:val="clear" w:color="auto" w:fill="FAF5FF"/>
+      </w:pPr>
+      <w:r>
+        <w:rPr>
+          <w:rFonts w:ascii="맑은 고딕" w:hAnsi="맑은 고딕" w:eastAsia="맑은 고딕"/>
+          <w:b w:val="0"/>
+          <w:sz w:val="17"/>
+          <w:u w:val="none"/>
+        </w:rPr>
+        <w:t>(c) In ⓐ, ‘coined’ means ‘invented a new word or expression’.</w:t>
+      </w:r>
+    </w:p>
+    <w:p>
+      <w:pPr>
+        <w:spacing w:before="0" w:after="0" w:line="288" w:lineRule="auto"/>
+        <w:ind w:left="40"/>
+        <w:snapToGrid w:val="0"/>
+        <w:pBdr>
+          <w:top w:val="single" w:sz="4" w:space="2" w:color="9B6BD0"/>
+          <w:left w:val="single" w:sz="4" w:space="2" w:color="9B6BD0"/>
+          <w:bottom w:val="single" w:sz="4" w:space="2" w:color="9B6BD0"/>
+          <w:right w:val="single" w:sz="4" w:space="2" w:color="9B6BD0"/>
+        </w:pBdr>
+        <w:shd w:val="clear" w:color="auto" w:fill="FAF5FF"/>
+      </w:pPr>
+      <w:r>
+        <w:rPr>
+          <w:rFonts w:ascii="맑은 고딕" w:hAnsi="맑은 고딕" w:eastAsia="맑은 고딕"/>
+          <w:b w:val="0"/>
+          <w:sz w:val="17"/>
+          <w:u w:val="none"/>
+        </w:rPr>
+        <w:t>(d) ⓑ ‘autonomously’ can be replaced by ‘dependently’ without changing the meaning.</w:t>
+      </w:r>
+    </w:p>
+    <w:p>
+      <w:pPr>
+        <w:spacing w:before="0" w:after="60" w:line="288" w:lineRule="auto"/>
+        <w:ind w:left="40"/>
+        <w:snapToGrid w:val="0"/>
+        <w:pBdr>
+          <w:top w:val="single" w:sz="4" w:space="2" w:color="9B6BD0"/>
+          <w:left w:val="single" w:sz="4" w:space="2" w:color="9B6BD0"/>
+          <w:bottom w:val="single" w:sz="4" w:space="2" w:color="9B6BD0"/>
+          <w:right w:val="single" w:sz="4" w:space="2" w:color="9B6BD0"/>
+        </w:pBdr>
+        <w:shd w:val="clear" w:color="auto" w:fill="FAF5FF"/>
+      </w:pPr>
+      <w:r>
+        <w:rPr>
+          <w:rFonts w:ascii="맑은 고딕" w:hAnsi="맑은 고딕" w:eastAsia="맑은 고딕"/>
+          <w:b w:val="0"/>
+          <w:sz w:val="17"/>
+          <w:u w:val="none"/>
+        </w:rPr>
+        <w:t>(e) According to the passage, Alan Turing created the term ‘artificial intelligence’.</w:t>
+      </w:r>
+    </w:p>
+    <w:p>
+      <w:pPr>
+        <w:spacing w:before="0" w:after="20" w:line="276" w:lineRule="auto"/>
+        <w:ind w:left="80"/>
+        <w:snapToGrid w:val="0"/>
+      </w:pPr>
+      <w:r>
+        <w:rPr>
+          <w:rFonts w:ascii="맑은 고딕" w:hAnsi="맑은 고딕" w:eastAsia="맑은 고딕"/>
+          <w:b w:val="0"/>
+          <w:sz w:val="17"/>
+          <w:u w:val="none"/>
+        </w:rPr>
+        <w:t>① (a), (c)    ② (b), (e)    ③ (b), (d), (e)    ④ (c), (d), (e)    ⑤ (a), (b), (d)</w:t>
       </w:r>
     </w:p>
     <w:p>
@@ -1531,25 +1721,25 @@
           <w:sz w:val="17"/>
           <w:u w:val="none"/>
         </w:rPr>
-        <w:t xml:space="preserve"> 윗글의 내용과 일치하지 </w:t>
-      </w:r>
-      <w:r>
-        <w:rPr>
-          <w:rFonts w:ascii="맑은 고딕" w:hAnsi="맑은 고딕" w:eastAsia="맑은 고딕"/>
-          <w:b/>
-          <w:sz w:val="17"/>
-          <w:u w:val="none"/>
-        </w:rPr>
-        <w:t>않는</w:t>
+        <w:t xml:space="preserve"> 다음 글의 밑줄 친 ⓐ ~ ⓕ 중, 어법상 </w:t>
       </w:r>
       <w:r>
         <w:rPr>
           <w:rFonts w:ascii="맑은 고딕" w:hAnsi="맑은 고딕" w:eastAsia="맑은 고딕"/>
           <w:b w:val="0"/>
           <w:sz w:val="17"/>
-          <w:u w:val="none"/>
-        </w:rPr>
-        <w:t xml:space="preserve"> 것은? [2.6점]</w:t>
+          <w:u w:val="single"/>
+        </w:rPr>
+        <w:t>틀린</w:t>
+      </w:r>
+      <w:r>
+        <w:rPr>
+          <w:rFonts w:ascii="맑은 고딕" w:hAnsi="맑은 고딕" w:eastAsia="맑은 고딕"/>
+          <w:b w:val="0"/>
+          <w:sz w:val="17"/>
+          <w:u w:val="none"/>
+        </w:rPr>
+        <w:t xml:space="preserve"> 것을 모두 고른 것은? [3.1점]</w:t>
       </w:r>
     </w:p>
     <w:p>
@@ -1572,7 +1762,131 @@
           <w:sz w:val="17"/>
           <w:u w:val="none"/>
         </w:rPr>
-        <w:t>For as long as there have been stories, there have been stories about made things that think. Ancient Greek myth had its automatons and its Pandora; later literature had Frankenstein's creature. The idea moved from story to science in 1950, when Alan Turing asked whether machines could reason like people and built a test to measure whether they could think autonomously. Not long after, MIT professor John McCarthy replaced the old label “automata studies” with a new one, “artificial intelligence.” Under that name the field has since become the practice of making intelligent machines — machines their creators have equipped with reasoning and learning.</w:t>
+        <w:t>Humans for centuries have dreamed of machines ⓐ</w:t>
+      </w:r>
+      <w:r>
+        <w:rPr>
+          <w:rFonts w:ascii="맑은 고딕" w:hAnsi="맑은 고딕" w:eastAsia="맑은 고딕"/>
+          <w:b w:val="0"/>
+          <w:sz w:val="17"/>
+          <w:u w:val="single"/>
+        </w:rPr>
+        <w:t>who</w:t>
+      </w:r>
+      <w:r>
+        <w:rPr>
+          <w:rFonts w:ascii="맑은 고딕" w:hAnsi="맑은 고딕" w:eastAsia="맑은 고딕"/>
+          <w:b w:val="0"/>
+          <w:sz w:val="17"/>
+          <w:u w:val="none"/>
+        </w:rPr>
+        <w:t xml:space="preserve"> could become intelligent and make human-like decisions. There have been myths about robots, automatons, and artificial beings since ancient Greece (e.g., the myth of Pandora, ⓑ</w:t>
+      </w:r>
+      <w:r>
+        <w:rPr>
+          <w:rFonts w:ascii="맑은 고딕" w:hAnsi="맑은 고딕" w:eastAsia="맑은 고딕"/>
+          <w:b w:val="0"/>
+          <w:sz w:val="17"/>
+          <w:u w:val="single"/>
+        </w:rPr>
+        <w:t>who</w:t>
+      </w:r>
+      <w:r>
+        <w:rPr>
+          <w:rFonts w:ascii="맑은 고딕" w:hAnsi="맑은 고딕" w:eastAsia="맑은 고딕"/>
+          <w:b w:val="0"/>
+          <w:sz w:val="17"/>
+          <w:u w:val="none"/>
+        </w:rPr>
+        <w:t xml:space="preserve"> released ills upon the world). Likewise, literature throughout history has dreamed of ⓒ</w:t>
+      </w:r>
+      <w:r>
+        <w:rPr>
+          <w:rFonts w:ascii="맑은 고딕" w:hAnsi="맑은 고딕" w:eastAsia="맑은 고딕"/>
+          <w:b w:val="0"/>
+          <w:sz w:val="17"/>
+          <w:u w:val="single"/>
+        </w:rPr>
+        <w:t>create</w:t>
+      </w:r>
+      <w:r>
+        <w:rPr>
+          <w:rFonts w:ascii="맑은 고딕" w:hAnsi="맑은 고딕" w:eastAsia="맑은 고딕"/>
+          <w:b w:val="0"/>
+          <w:sz w:val="17"/>
+          <w:u w:val="none"/>
+        </w:rPr>
+        <w:t xml:space="preserve"> human-like creatures and thinking machines (e.g., Mary Shelley's Frankenstein). In 1950, British mathematician Alan Turing asked whether machines could think and reason like humans and then developed the Turing test to measure a machine's intelligence and ⓓ</w:t>
+      </w:r>
+      <w:r>
+        <w:rPr>
+          <w:rFonts w:ascii="맑은 고딕" w:hAnsi="맑은 고딕" w:eastAsia="맑은 고딕"/>
+          <w:b w:val="0"/>
+          <w:sz w:val="17"/>
+          <w:u w:val="single"/>
+        </w:rPr>
+        <w:t>whether</w:t>
+      </w:r>
+      <w:r>
+        <w:rPr>
+          <w:rFonts w:ascii="맑은 고딕" w:hAnsi="맑은 고딕" w:eastAsia="맑은 고딕"/>
+          <w:b w:val="0"/>
+          <w:sz w:val="17"/>
+          <w:u w:val="none"/>
+        </w:rPr>
+        <w:t xml:space="preserve"> the machines can think autonomously. A few years later, MIT professor John McCarthy coined “artificial intelligence,” ⓔ</w:t>
+      </w:r>
+      <w:r>
+        <w:rPr>
+          <w:rFonts w:ascii="맑은 고딕" w:hAnsi="맑은 고딕" w:eastAsia="맑은 고딕"/>
+          <w:b w:val="0"/>
+          <w:sz w:val="17"/>
+          <w:u w:val="single"/>
+        </w:rPr>
+        <w:t>replaced</w:t>
+      </w:r>
+      <w:r>
+        <w:rPr>
+          <w:rFonts w:ascii="맑은 고딕" w:hAnsi="맑은 고딕" w:eastAsia="맑은 고딕"/>
+          <w:b w:val="0"/>
+          <w:sz w:val="17"/>
+          <w:u w:val="none"/>
+        </w:rPr>
+        <w:t xml:space="preserve"> the previously used expression “automata studies.” Since then, artificial intelligence has become the study and practice of “making intelligent machines” that are programmed to think like humans — ⓕ</w:t>
+      </w:r>
+      <w:r>
+        <w:rPr>
+          <w:rFonts w:ascii="맑은 고딕" w:hAnsi="맑은 고딕" w:eastAsia="맑은 고딕"/>
+          <w:b w:val="0"/>
+          <w:sz w:val="17"/>
+          <w:u w:val="single"/>
+        </w:rPr>
+        <w:t>endowed</w:t>
+      </w:r>
+      <w:r>
+        <w:rPr>
+          <w:rFonts w:ascii="맑은 고딕" w:hAnsi="맑은 고딕" w:eastAsia="맑은 고딕"/>
+          <w:b w:val="0"/>
+          <w:sz w:val="17"/>
+          <w:u w:val="none"/>
+        </w:rPr>
+        <w:t xml:space="preserve"> by their creators with reasoning and learning.</w:t>
+      </w:r>
+    </w:p>
+    <w:p>
+      <w:pPr>
+        <w:spacing w:before="0" w:after="20" w:line="276" w:lineRule="auto"/>
+        <w:ind w:left="80"/>
+        <w:snapToGrid w:val="0"/>
+      </w:pPr>
+      <w:r>
+        <w:rPr>
+          <w:rFonts w:ascii="맑은 고딕" w:hAnsi="맑은 고딕" w:eastAsia="맑은 고딕"/>
+          <w:b w:val="0"/>
+          <w:sz w:val="17"/>
+          <w:u w:val="none"/>
+        </w:rPr>
+        <w:t>① ⓐ, ⓒ, ⓔ    ② ⓑ, ⓓ    ③ ⓐ, ⓔ    ④ ⓒ, ⓓ, ⓕ    ⑤ ⓐ, ⓑ, ⓔ</w:t>
       </w:r>
     </w:p>
     <w:p>
@@ -1597,25 +1911,7 @@
           <w:sz w:val="17"/>
           <w:u w:val="none"/>
         </w:rPr>
-        <w:t xml:space="preserve"> 윗글의 밑줄 친 ①~⑤ 중, 문맥상 낱말의 쓰임이 적절하지 </w:t>
-      </w:r>
-      <w:r>
-        <w:rPr>
-          <w:rFonts w:ascii="맑은 고딕" w:hAnsi="맑은 고딕" w:eastAsia="맑은 고딕"/>
-          <w:b/>
-          <w:sz w:val="17"/>
-          <w:u w:val="none"/>
-        </w:rPr>
-        <w:t>않은</w:t>
-      </w:r>
-      <w:r>
-        <w:rPr>
-          <w:rFonts w:ascii="맑은 고딕" w:hAnsi="맑은 고딕" w:eastAsia="맑은 고딕"/>
-          <w:b w:val="0"/>
-          <w:sz w:val="17"/>
-          <w:u w:val="none"/>
-        </w:rPr>
-        <w:t xml:space="preserve"> 것은? [2.8점]</w:t>
+        <w:t xml:space="preserve"> 다음 글의 (A), (B), (C)의 각 괄호 안에서 문맥과 어법에 맞는 표현으로 가장 적절한 것은? [3.0점]</w:t>
       </w:r>
     </w:p>
     <w:p>
@@ -1638,7 +1934,87 @@
           <w:sz w:val="17"/>
           <w:u w:val="none"/>
         </w:rPr>
-        <w:t>Humans have long dreamed of machines that think and decide like people. Myths about robots and artificial beings date back to ancient Greece, including Pandora, who ①released ills upon the world, and literature has pursued the same dream in works such as Frankenstein. In 1950 Alan Turing asked whether machines could think like humans and devised a test to judge whether they could think ②autonomously. A few years later John McCarthy ③coined the term “artificial intelligence,” replacing the ④newly used expression “automata studies.” Since then the field has aimed at building machines programmed to think like humans, ⑤endowed by their creators with reasoning and learning.</w:t>
+        <w:t>Humans for centuries have dreamed of machines that could become (A) [intelligent / ignorant] and make human-like decisions. There have been myths about robots, automatons, and artificial beings since ancient Greece (e.g., the myth of Pandora, who released ills upon the world). Likewise, literature throughout history has dreamed of creating human-like creatures and thinking machines (e.g., Mary Shelley's Frankenstein). In 1950, British mathematician Alan Turing asked whether machines could think and reason like humans and then developed the Turing test to measure a machine's intelligence and whether the machines can think (B) [autonomously / obediently]. A few years later, MIT professor John McCarthy coined “artificial intelligence,” replacing the (C) [previously / previous] used expression “automata studies.” Since then, artificial intelligence has become the study and practice of “making intelligent machines” that are programmed to think like humans — endowed by their creators with reasoning and learning.</w:t>
+      </w:r>
+    </w:p>
+    <w:p>
+      <w:pPr>
+        <w:spacing w:before="0" w:after="0" w:line="269" w:lineRule="auto"/>
+        <w:ind w:left="180" w:hanging="180"/>
+        <w:snapToGrid w:val="0"/>
+      </w:pPr>
+      <w:r>
+        <w:rPr>
+          <w:rFonts w:ascii="맑은 고딕" w:hAnsi="맑은 고딕" w:eastAsia="맑은 고딕"/>
+          <w:b w:val="0"/>
+          <w:sz w:val="17"/>
+          <w:u w:val="none"/>
+        </w:rPr>
+        <w:t>① (A) ignorant  (B) autonomously  (C) previously</w:t>
+      </w:r>
+    </w:p>
+    <w:p>
+      <w:pPr>
+        <w:spacing w:before="0" w:after="0" w:line="269" w:lineRule="auto"/>
+        <w:ind w:left="180" w:hanging="180"/>
+        <w:snapToGrid w:val="0"/>
+      </w:pPr>
+      <w:r>
+        <w:rPr>
+          <w:rFonts w:ascii="맑은 고딕" w:hAnsi="맑은 고딕" w:eastAsia="맑은 고딕"/>
+          <w:b w:val="0"/>
+          <w:sz w:val="17"/>
+          <w:u w:val="none"/>
+        </w:rPr>
+        <w:t>② (A) intelligent  (B) obediently  (C) previous</w:t>
+      </w:r>
+    </w:p>
+    <w:p>
+      <w:pPr>
+        <w:spacing w:before="0" w:after="0" w:line="269" w:lineRule="auto"/>
+        <w:ind w:left="180" w:hanging="180"/>
+        <w:snapToGrid w:val="0"/>
+      </w:pPr>
+      <w:r>
+        <w:rPr>
+          <w:rFonts w:ascii="맑은 고딕" w:hAnsi="맑은 고딕" w:eastAsia="맑은 고딕"/>
+          <w:b w:val="0"/>
+          <w:sz w:val="17"/>
+          <w:u w:val="none"/>
+        </w:rPr>
+        <w:t>③ (A) intelligent  (B) autonomously  (C) previous</w:t>
+      </w:r>
+    </w:p>
+    <w:p>
+      <w:pPr>
+        <w:spacing w:before="0" w:after="0" w:line="269" w:lineRule="auto"/>
+        <w:ind w:left="180" w:hanging="180"/>
+        <w:snapToGrid w:val="0"/>
+      </w:pPr>
+      <w:r>
+        <w:rPr>
+          <w:rFonts w:ascii="맑은 고딕" w:hAnsi="맑은 고딕" w:eastAsia="맑은 고딕"/>
+          <w:b w:val="0"/>
+          <w:sz w:val="17"/>
+          <w:u w:val="none"/>
+        </w:rPr>
+        <w:t>④ (A) intelligent  (B) autonomously  (C) previously</w:t>
+      </w:r>
+    </w:p>
+    <w:p>
+      <w:pPr>
+        <w:spacing w:before="0" w:after="0" w:line="269" w:lineRule="auto"/>
+        <w:ind w:left="180" w:hanging="180"/>
+        <w:snapToGrid w:val="0"/>
+      </w:pPr>
+      <w:r>
+        <w:rPr>
+          <w:rFonts w:ascii="맑은 고딕" w:hAnsi="맑은 고딕" w:eastAsia="맑은 고딕"/>
+          <w:b w:val="0"/>
+          <w:sz w:val="17"/>
+          <w:u w:val="none"/>
+        </w:rPr>
+        <w:t>⑤ (A) ignorant  (B) obediently  (C) previously</w:t>
       </w:r>
     </w:p>
     <w:p>
@@ -1663,16 +2039,16 @@
           <w:sz w:val="17"/>
           <w:u w:val="none"/>
         </w:rPr>
-        <w:t xml:space="preserve"> 윗글의 밑줄 친 ①~⑤ 중, 어법상 </w:t>
-      </w:r>
-      <w:r>
-        <w:rPr>
-          <w:rFonts w:ascii="맑은 고딕" w:hAnsi="맑은 고딕" w:eastAsia="맑은 고딕"/>
-          <w:b/>
+        <w:t xml:space="preserve"> 윗글의 내용과 일치하지 </w:t>
+      </w:r>
+      <w:r>
+        <w:rPr>
+          <w:rFonts w:ascii="맑은 고딕" w:hAnsi="맑은 고딕" w:eastAsia="맑은 고딕"/>
+          <w:b w:val="0"/>
           <w:sz w:val="17"/>
-          <w:u w:val="none"/>
-        </w:rPr>
-        <w:t>틀린</w:t>
+          <w:u w:val="single"/>
+        </w:rPr>
+        <w:t>않는</w:t>
       </w:r>
       <w:r>
         <w:rPr>
@@ -1704,7 +2080,87 @@
           <w:sz w:val="17"/>
           <w:u w:val="none"/>
         </w:rPr>
-        <w:t>Humans for centuries ①have dreamed of machines that could become intelligent and make human-like decisions. There ②has been myths about robots, automatons, and artificial beings since ancient Greece (e.g., the myth of Pandora, ③who released ills upon the world). Likewise, literature ④throughout history has dreamed of ⑤creating human-like creatures and thinking machines (e.g., Mary Shelley's Frankenstein).</w:t>
+        <w:t>Humans for centuries have dreamed of machines that could become intelligent and make human-like decisions. There have been myths about robots, automatons, and artificial beings since ancient Greece (e.g., the myth of Pandora, who released ills upon the world). Likewise, literature throughout history has dreamed of creating human-like creatures and thinking machines (e.g., Mary Shelley's Frankenstein). In 1950, British mathematician Alan Turing asked whether machines could think and reason like humans and then developed the Turing test to measure a machine's intelligence and whether the machines can think autonomously. A few years later, MIT professor John McCarthy coined “artificial intelligence,” replacing the previously used expression “automata studies.” Since then, artificial intelligence has become the study and practice of “making intelligent machines” that are programmed to think like humans — endowed by their creators with reasoning and learning.</w:t>
+      </w:r>
+    </w:p>
+    <w:p>
+      <w:pPr>
+        <w:spacing w:before="0" w:after="0" w:line="269" w:lineRule="auto"/>
+        <w:ind w:left="180" w:hanging="180"/>
+        <w:snapToGrid w:val="0"/>
+      </w:pPr>
+      <w:r>
+        <w:rPr>
+          <w:rFonts w:ascii="맑은 고딕" w:hAnsi="맑은 고딕" w:eastAsia="맑은 고딕"/>
+          <w:b w:val="0"/>
+          <w:sz w:val="17"/>
+          <w:u w:val="none"/>
+        </w:rPr>
+        <w:t>① 로봇과 인공 생명체에 관한 신화는 고대 그리스 시대부터 있었다.</w:t>
+      </w:r>
+    </w:p>
+    <w:p>
+      <w:pPr>
+        <w:spacing w:before="0" w:after="0" w:line="269" w:lineRule="auto"/>
+        <w:ind w:left="180" w:hanging="180"/>
+        <w:snapToGrid w:val="0"/>
+      </w:pPr>
+      <w:r>
+        <w:rPr>
+          <w:rFonts w:ascii="맑은 고딕" w:hAnsi="맑은 고딕" w:eastAsia="맑은 고딕"/>
+          <w:b w:val="0"/>
+          <w:sz w:val="17"/>
+          <w:u w:val="none"/>
+        </w:rPr>
+        <w:t>② 문학 작품도 생각하는 기계를 만드는 꿈을 다루어 왔다.</w:t>
+      </w:r>
+    </w:p>
+    <w:p>
+      <w:pPr>
+        <w:spacing w:before="0" w:after="0" w:line="269" w:lineRule="auto"/>
+        <w:ind w:left="180" w:hanging="180"/>
+        <w:snapToGrid w:val="0"/>
+      </w:pPr>
+      <w:r>
+        <w:rPr>
+          <w:rFonts w:ascii="맑은 고딕" w:hAnsi="맑은 고딕" w:eastAsia="맑은 고딕"/>
+          <w:b w:val="0"/>
+          <w:sz w:val="17"/>
+          <w:u w:val="none"/>
+        </w:rPr>
+        <w:t>③ Turing은 기계의 지능을 측정하기 위한 시험을 개발했다.</w:t>
+      </w:r>
+    </w:p>
+    <w:p>
+      <w:pPr>
+        <w:spacing w:before="0" w:after="0" w:line="269" w:lineRule="auto"/>
+        <w:ind w:left="180" w:hanging="180"/>
+        <w:snapToGrid w:val="0"/>
+      </w:pPr>
+      <w:r>
+        <w:rPr>
+          <w:rFonts w:ascii="맑은 고딕" w:hAnsi="맑은 고딕" w:eastAsia="맑은 고딕"/>
+          <w:b w:val="0"/>
+          <w:sz w:val="17"/>
+          <w:u w:val="none"/>
+        </w:rPr>
+        <w:t>④ McCarthy는 ‘자동 장치 연구’라는 표현을 대신할 용어를 만들었다.</w:t>
+      </w:r>
+    </w:p>
+    <w:p>
+      <w:pPr>
+        <w:spacing w:before="0" w:after="0" w:line="269" w:lineRule="auto"/>
+        <w:ind w:left="180" w:hanging="180"/>
+        <w:snapToGrid w:val="0"/>
+      </w:pPr>
+      <w:r>
+        <w:rPr>
+          <w:rFonts w:ascii="맑은 고딕" w:hAnsi="맑은 고딕" w:eastAsia="맑은 고딕"/>
+          <w:b w:val="0"/>
+          <w:sz w:val="17"/>
+          <w:u w:val="none"/>
+        </w:rPr>
+        <w:t>⑤ McCarthy의 용어는 Turing의 시험보다 몇 년 앞서 등장했다.</w:t>
       </w:r>
     </w:p>
     <w:p>
@@ -1729,7 +2185,7 @@
           <w:sz w:val="17"/>
           <w:u w:val="none"/>
         </w:rPr>
-        <w:t xml:space="preserve"> 윗글의 빈칸에 들어갈 말로 가장 적절한 것은? [2.9점]</w:t>
+        <w:t xml:space="preserve"> [A]와 [B]를 읽고 이해한 것으로 가장 적절한 것은? [3.2점]</w:t>
       </w:r>
     </w:p>
     <w:p>
@@ -1752,7 +2208,110 @@
           <w:sz w:val="17"/>
           <w:u w:val="none"/>
         </w:rPr>
-        <w:t>The idea of a thinking machine is far older than the machines themselves. Greek myth imagined artificial beings, and novelists later imagined creatures built by human hands. In 1950 Alan Turing turned the idea into a question a scientist could test, and a few years later John McCarthy gave the field a name. Since McCarthy's coinage, artificial intelligence has meant ______________________________________ — the making of machines that reason and learn because their creators built those abilities into them.</w:t>
+        <w:t>[A] Humans for centuries have dreamed of machines that could become intelligent and make human-like decisions. There have been myths about robots, automatons, and artificial beings since ancient Greece (e.g., the myth of Pandora, who released ills upon the world). Likewise, literature throughout history has dreamed of creating human-like creatures and thinking machines (e.g., Mary Shelley's Frankenstein). In 1950, British mathematician Alan Turing asked whether machines could think and reason like humans and then developed the Turing test to measure a machine's intelligence and whether the machines can think autonomously. A few years later, MIT professor John McCarthy coined “artificial intelligence,” replacing the previously used expression “automata studies.” Since then, artificial intelligence has become the study and practice of “making intelligent machines” that are programmed to think like humans — endowed by their creators with reasoning and learning.</w:t>
+      </w:r>
+    </w:p>
+    <w:p>
+      <w:pPr>
+        <w:spacing w:before="0" w:after="60" w:line="288" w:lineRule="auto"/>
+        <w:ind w:left="40"/>
+        <w:snapToGrid w:val="0"/>
+        <w:pBdr>
+          <w:top w:val="single" w:sz="4" w:space="2" w:color="6B7FB8"/>
+          <w:left w:val="single" w:sz="4" w:space="2" w:color="6B7FB8"/>
+          <w:bottom w:val="single" w:sz="4" w:space="2" w:color="6B7FB8"/>
+          <w:right w:val="single" w:sz="4" w:space="2" w:color="6B7FB8"/>
+        </w:pBdr>
+        <w:shd w:val="clear" w:color="auto" w:fill="EEF2FF"/>
+      </w:pPr>
+      <w:r>
+        <w:rPr>
+          <w:rFonts w:ascii="맑은 고딕" w:hAnsi="맑은 고딕" w:eastAsia="맑은 고딕"/>
+          <w:b w:val="0"/>
+          <w:sz w:val="17"/>
+          <w:u w:val="none"/>
+        </w:rPr>
+        <w:t>[B] People dreamed of flying long before they could leave the ground. The ancient Greeks told the story of Icarus, who flew with wings of wax and feathers, and Leonardo da Vinci filled his notebooks with sketches of flying machines. In 1903, the Wright brothers finally made the first powered flight. Since then, the old dream has grown into aviation, a field of study and practice that designs machines to carry people through the sky.</w:t>
+      </w:r>
+    </w:p>
+    <w:p>
+      <w:pPr>
+        <w:spacing w:before="0" w:after="0" w:line="269" w:lineRule="auto"/>
+        <w:ind w:left="180" w:hanging="180"/>
+        <w:snapToGrid w:val="0"/>
+      </w:pPr>
+      <w:r>
+        <w:rPr>
+          <w:rFonts w:ascii="맑은 고딕" w:hAnsi="맑은 고딕" w:eastAsia="맑은 고딕"/>
+          <w:b w:val="0"/>
+          <w:sz w:val="17"/>
+          <w:u w:val="none"/>
+        </w:rPr>
+        <w:t>① [A] focuses on the failures of thinking machines, while [B] focuses on the success of flight.</w:t>
+      </w:r>
+    </w:p>
+    <w:p>
+      <w:pPr>
+        <w:spacing w:before="0" w:after="0" w:line="269" w:lineRule="auto"/>
+        <w:ind w:left="180" w:hanging="180"/>
+        <w:snapToGrid w:val="0"/>
+      </w:pPr>
+      <w:r>
+        <w:rPr>
+          <w:rFonts w:ascii="맑은 고딕" w:hAnsi="맑은 고딕" w:eastAsia="맑은 고딕"/>
+          <w:b w:val="0"/>
+          <w:sz w:val="17"/>
+          <w:u w:val="none"/>
+        </w:rPr>
+        <w:t>② Both texts show how a long-held human dream developed into a field of scientific study and practice.</w:t>
+      </w:r>
+    </w:p>
+    <w:p>
+      <w:pPr>
+        <w:spacing w:before="0" w:after="0" w:line="269" w:lineRule="auto"/>
+        <w:ind w:left="180" w:hanging="180"/>
+        <w:snapToGrid w:val="0"/>
+      </w:pPr>
+      <w:r>
+        <w:rPr>
+          <w:rFonts w:ascii="맑은 고딕" w:hAnsi="맑은 고딕" w:eastAsia="맑은 고딕"/>
+          <w:b w:val="0"/>
+          <w:sz w:val="17"/>
+          <w:u w:val="none"/>
+        </w:rPr>
+        <w:t>③ [B] claims that ancient myths prevented people from building flying machines.</w:t>
+      </w:r>
+    </w:p>
+    <w:p>
+      <w:pPr>
+        <w:spacing w:before="0" w:after="0" w:line="269" w:lineRule="auto"/>
+        <w:ind w:left="180" w:hanging="180"/>
+        <w:snapToGrid w:val="0"/>
+      </w:pPr>
+      <w:r>
+        <w:rPr>
+          <w:rFonts w:ascii="맑은 고딕" w:hAnsi="맑은 고딕" w:eastAsia="맑은 고딕"/>
+          <w:b w:val="0"/>
+          <w:sz w:val="17"/>
+          <w:u w:val="none"/>
+        </w:rPr>
+        <w:t>④ Both texts argue that the name of a field matters more than what people actually do in it.</w:t>
+      </w:r>
+    </w:p>
+    <w:p>
+      <w:pPr>
+        <w:spacing w:before="0" w:after="0" w:line="269" w:lineRule="auto"/>
+        <w:ind w:left="180" w:hanging="180"/>
+        <w:snapToGrid w:val="0"/>
+      </w:pPr>
+      <w:r>
+        <w:rPr>
+          <w:rFonts w:ascii="맑은 고딕" w:hAnsi="맑은 고딕" w:eastAsia="맑은 고딕"/>
+          <w:b w:val="0"/>
+          <w:sz w:val="17"/>
+          <w:u w:val="none"/>
+        </w:rPr>
+        <w:t>⑤ [A] says Turing gave up on thinking machines, while [B] says the Wright brothers simply copied birds.</w:t>
       </w:r>
     </w:p>
     <w:p>
@@ -1777,7 +2336,7 @@
           <w:sz w:val="17"/>
           <w:u w:val="none"/>
         </w:rPr>
-        <w:t xml:space="preserve"> 윗글의 내용을 한 문장으로 요약하고자 한다. 빈칸 (A), (B)에 들어갈 말로 가장 적절한 것은? [2.8점]</w:t>
+        <w:t xml:space="preserve"> 윗글의 제목으로 가장 적절한 것은? [2.9점]</w:t>
       </w:r>
     </w:p>
     <w:p>
@@ -1800,44 +2359,30 @@
           <w:sz w:val="17"/>
           <w:u w:val="none"/>
         </w:rPr>
-        <w:t>Thinking machines lived in myth and fiction for centuries — from Pandora to Frankenstein's creature — before Alan Turing asked, in 1950, whether a machine could really think, and built a test to find out. John McCarthy's name for the field, artificial intelligence, followed a few years later, and the study of machines programmed to reason and learn like humans has carried that name ever since.</w:t>
+        <w:t>Humans for centuries have dreamed of machines that could become intelligent and make human-like decisions. There have been myths about robots, automatons, and artificial beings since ancient Greece (e.g., the myth of Pandora, who released ills upon the world). Likewise, literature throughout history has dreamed of creating human-like creatures and thinking machines (e.g., Mary Shelley's Frankenstein). In 1950, British mathematician Alan Turing asked whether machines could think and reason like humans and then developed the Turing test to measure a machine's intelligence and whether the machines can think autonomously. A few years later, MIT professor John McCarthy coined “artificial intelligence,” replacing the previously used expression “automata studies.” Since then, artificial intelligence has become the study and practice of “making intelligent machines” that are programmed to think like humans — endowed by their creators with reasoning and learning.</w:t>
       </w:r>
     </w:p>
     <w:p>
       <w:pPr>
-        <w:spacing w:before="0" w:after="0" w:line="336" w:lineRule="auto"/>
-        <w:ind w:left="40"/>
+        <w:spacing w:before="0" w:after="0" w:line="269" w:lineRule="auto"/>
+        <w:ind w:left="180" w:hanging="180"/>
         <w:snapToGrid w:val="0"/>
-        <w:pBdr>
-          <w:top w:val="single" w:sz="4" w:space="2" w:color="555555"/>
-          <w:left w:val="single" w:sz="4" w:space="2" w:color="555555"/>
-          <w:bottom w:val="single" w:sz="4" w:space="2" w:color="555555"/>
-          <w:right w:val="single" w:sz="4" w:space="2" w:color="555555"/>
-        </w:pBdr>
-        <w:shd w:val="clear" w:color="auto" w:fill="FFFFFF"/>
-      </w:pPr>
-      <w:r>
-        <w:rPr>
-          <w:rFonts w:ascii="맑은 고딕" w:hAnsi="맑은 고딕" w:eastAsia="맑은 고딕"/>
-          <w:b/>
+      </w:pPr>
+      <w:r>
+        <w:rPr>
+          <w:rFonts w:ascii="맑은 고딕" w:hAnsi="맑은 고딕" w:eastAsia="맑은 고딕"/>
+          <w:b w:val="0"/>
           <w:sz w:val="17"/>
           <w:u w:val="none"/>
         </w:rPr>
-        <w:t>조건 · 보기</w:t>
+        <w:t>① From Myth to Science: The Long Dream of Thinking Machines</w:t>
       </w:r>
     </w:p>
     <w:p>
       <w:pPr>
-        <w:spacing w:before="0" w:after="60" w:line="336" w:lineRule="auto"/>
-        <w:ind w:left="40"/>
+        <w:spacing w:before="0" w:after="0" w:line="269" w:lineRule="auto"/>
+        <w:ind w:left="180" w:hanging="180"/>
         <w:snapToGrid w:val="0"/>
-        <w:pBdr>
-          <w:top w:val="single" w:sz="4" w:space="2" w:color="555555"/>
-          <w:left w:val="single" w:sz="4" w:space="2" w:color="555555"/>
-          <w:bottom w:val="single" w:sz="4" w:space="2" w:color="555555"/>
-          <w:right w:val="single" w:sz="4" w:space="2" w:color="555555"/>
-        </w:pBdr>
-        <w:shd w:val="clear" w:color="auto" w:fill="FFFFFF"/>
       </w:pPr>
       <w:r>
         <w:rPr>
@@ -1846,7 +2391,55 @@
           <w:sz w:val="17"/>
           <w:u w:val="none"/>
         </w:rPr>
-        <w:t>Long before the term existed, humans (A)__________ of thinking machines in myth and literature; Turing's test and McCarthy's phrase turned that dream into a (B)__________ field.</w:t>
+        <w:t>② Why Robots Will Never Think Like Humans</w:t>
+      </w:r>
+    </w:p>
+    <w:p>
+      <w:pPr>
+        <w:spacing w:before="0" w:after="0" w:line="269" w:lineRule="auto"/>
+        <w:ind w:left="180" w:hanging="180"/>
+        <w:snapToGrid w:val="0"/>
+      </w:pPr>
+      <w:r>
+        <w:rPr>
+          <w:rFonts w:ascii="맑은 고딕" w:hAnsi="맑은 고딕" w:eastAsia="맑은 고딕"/>
+          <w:b w:val="0"/>
+          <w:sz w:val="17"/>
+          <w:u w:val="none"/>
+        </w:rPr>
+        <w:t>③ Alan Turing: The Man Who Named Artificial Intelligence</w:t>
+      </w:r>
+    </w:p>
+    <w:p>
+      <w:pPr>
+        <w:spacing w:before="0" w:after="0" w:line="269" w:lineRule="auto"/>
+        <w:ind w:left="180" w:hanging="180"/>
+        <w:snapToGrid w:val="0"/>
+      </w:pPr>
+      <w:r>
+        <w:rPr>
+          <w:rFonts w:ascii="맑은 고딕" w:hAnsi="맑은 고딕" w:eastAsia="맑은 고딕"/>
+          <w:b w:val="0"/>
+          <w:sz w:val="17"/>
+          <w:u w:val="none"/>
+        </w:rPr>
+        <w:t>④ Ancient Greek Myths as the First Computers</w:t>
+      </w:r>
+    </w:p>
+    <w:p>
+      <w:pPr>
+        <w:spacing w:before="0" w:after="0" w:line="269" w:lineRule="auto"/>
+        <w:ind w:left="180" w:hanging="180"/>
+        <w:snapToGrid w:val="0"/>
+      </w:pPr>
+      <w:r>
+        <w:rPr>
+          <w:rFonts w:ascii="맑은 고딕" w:hAnsi="맑은 고딕" w:eastAsia="맑은 고딕"/>
+          <w:b w:val="0"/>
+          <w:sz w:val="17"/>
+          <w:u w:val="none"/>
+        </w:rPr>
+        <w:t>⑤ The Dangers of Creating Human-like Creatures</w:t>
       </w:r>
     </w:p>
     <w:p>
@@ -1871,25 +2464,25 @@
           <w:sz w:val="17"/>
           <w:u w:val="none"/>
         </w:rPr>
-        <w:t xml:space="preserve"> 윗글의 내용과 일치하는 것을 &lt;보기&gt;에서 </w:t>
-      </w:r>
-      <w:r>
-        <w:rPr>
-          <w:rFonts w:ascii="맑은 고딕" w:hAnsi="맑은 고딕" w:eastAsia="맑은 고딕"/>
-          <w:b/>
-          <w:sz w:val="17"/>
-          <w:u w:val="none"/>
-        </w:rPr>
-        <w:t>있는 대로</w:t>
+        <w:t xml:space="preserve"> 다음 글에서 전체 흐름과 관계 </w:t>
       </w:r>
       <w:r>
         <w:rPr>
           <w:rFonts w:ascii="맑은 고딕" w:hAnsi="맑은 고딕" w:eastAsia="맑은 고딕"/>
           <w:b w:val="0"/>
           <w:sz w:val="17"/>
-          <w:u w:val="none"/>
-        </w:rPr>
-        <w:t xml:space="preserve"> 고른 것은? (부분 점수 없음) [3.0점]</w:t>
+          <w:u w:val="single"/>
+        </w:rPr>
+        <w:t>없는</w:t>
+      </w:r>
+      <w:r>
+        <w:rPr>
+          <w:rFonts w:ascii="맑은 고딕" w:hAnsi="맑은 고딕" w:eastAsia="맑은 고딕"/>
+          <w:b w:val="0"/>
+          <w:sz w:val="17"/>
+          <w:u w:val="none"/>
+        </w:rPr>
+        <w:t xml:space="preserve"> 문장은? [3.0점]</w:t>
       </w:r>
     </w:p>
     <w:p>
@@ -1912,12 +2505,13 @@
           <w:sz w:val="17"/>
           <w:u w:val="none"/>
         </w:rPr>
-        <w:t>Stories of artificial beings go back at least to ancient Greece, and literature has kept dreaming of thinking machines ever since. In 1950 Alan Turing asked whether machines could think like humans and developed a test to measure their intelligence. A few years later John McCarthy coined the term “artificial intelligence” to replace “automata studies.” Since then the field has focused on machines programmed to think like humans, endowed by their creators with reasoning and learning.</w:t>
+        <w:t>Humans for centuries have dreamed of machines that could become intelligent and make human-like decisions. ① There have been myths about robots, automatons, and artificial beings since ancient Greece (e.g., the myth of Pandora, who released ills upon the world). ② Likewise, literature throughout history has dreamed of creating human-like creatures and thinking machines (e.g., Mary Shelley's Frankenstein). ③ In 1950, British mathematician Alan Turing asked whether machines could think and reason like humans and then developed the Turing test to measure a machine's intelligence and whether the machines can think autonomously. ④ Turing also worked as a code breaker during World War II, helping his country win the war. ⑤ A few years later, MIT professor John McCarthy coined “artificial intelligence,” replacing the previously used expression “automata studies.” Since then, artificial intelligence has become the study and practice of “making intelligent machines” that are programmed to think like humans — endowed by their creators with reasoning and learning.</w:t>
       </w:r>
     </w:p>
     <w:p>
       <w:pPr>
-        <w:spacing w:before="0" w:after="40" w:line="360" w:lineRule="auto"/>
+        <w:spacing w:before="0" w:after="20" w:line="276" w:lineRule="auto"/>
+        <w:ind w:left="80"/>
         <w:snapToGrid w:val="0"/>
       </w:pPr>
       <w:r>
@@ -1927,67 +2521,25 @@
           <w:sz w:val="17"/>
           <w:u w:val="none"/>
         </w:rPr>
-        <w:t>ⓐ Stories of artificial beings go back at least to ancient Greece.</w:t>
+        <w:t>① ①    ② ②    ③ ③    ④ ④    ⑤ ⑤</w:t>
       </w:r>
     </w:p>
     <w:p>
       <w:pPr>
-        <w:spacing w:before="0" w:after="40" w:line="360" w:lineRule="auto"/>
+        <w:keepNext/>
+        <w:spacing w:before="80" w:after="40" w:line="276" w:lineRule="auto"/>
         <w:snapToGrid w:val="0"/>
-      </w:pPr>
-      <w:r>
-        <w:rPr>
-          <w:rFonts w:ascii="맑은 고딕" w:hAnsi="맑은 고딕" w:eastAsia="맑은 고딕"/>
-          <w:b w:val="0"/>
+        <w:shd w:val="clear" w:color="auto" w:fill="8A3A12"/>
+      </w:pPr>
+      <w:r>
+        <w:rPr>
+          <w:rFonts w:ascii="맑은 고딕" w:hAnsi="맑은 고딕" w:eastAsia="맑은 고딕"/>
+          <w:b/>
+          <w:color w:val="FFFFFF"/>
           <w:sz w:val="17"/>
           <w:u w:val="none"/>
         </w:rPr>
-        <w:t>ⓑ Turing developed a test to measure whether machines could think.</w:t>
-      </w:r>
-    </w:p>
-    <w:p>
-      <w:pPr>
-        <w:spacing w:before="0" w:after="40" w:line="360" w:lineRule="auto"/>
-        <w:snapToGrid w:val="0"/>
-      </w:pPr>
-      <w:r>
-        <w:rPr>
-          <w:rFonts w:ascii="맑은 고딕" w:hAnsi="맑은 고딕" w:eastAsia="맑은 고딕"/>
-          <w:b w:val="0"/>
-          <w:sz w:val="17"/>
-          <w:u w:val="none"/>
-        </w:rPr>
-        <w:t>ⓒ McCarthy introduced the term “artificial intelligence” in the 1950s.</w:t>
-      </w:r>
-    </w:p>
-    <w:p>
-      <w:pPr>
-        <w:spacing w:before="0" w:after="40" w:line="360" w:lineRule="auto"/>
-        <w:snapToGrid w:val="0"/>
-      </w:pPr>
-      <w:r>
-        <w:rPr>
-          <w:rFonts w:ascii="맑은 고딕" w:hAnsi="맑은 고딕" w:eastAsia="맑은 고딕"/>
-          <w:b w:val="0"/>
-          <w:sz w:val="17"/>
-          <w:u w:val="none"/>
-        </w:rPr>
-        <w:t>ⓓ The Turing test was created after McCarthy's term became common.</w:t>
-      </w:r>
-    </w:p>
-    <w:p>
-      <w:pPr>
-        <w:spacing w:before="0" w:after="40" w:line="360" w:lineRule="auto"/>
-        <w:snapToGrid w:val="0"/>
-      </w:pPr>
-      <w:r>
-        <w:rPr>
-          <w:rFonts w:ascii="맑은 고딕" w:hAnsi="맑은 고딕" w:eastAsia="맑은 고딕"/>
-          <w:b w:val="0"/>
-          <w:sz w:val="17"/>
-          <w:u w:val="none"/>
-        </w:rPr>
-        <w:t>ⓔ AI machines possess reasoning by nature rather than by their creators' design.</w:t>
+        <w:t>서답형  35-서1 ~ 35-서2</w:t>
       </w:r>
     </w:p>
     <w:p>
@@ -2003,7 +2555,7 @@
           <w:sz w:val="17"/>
           <w:u w:val="none"/>
         </w:rPr>
-        <w:t>35-8.</w:t>
+        <w:t>35-서1.</w:t>
       </w:r>
       <w:r>
         <w:rPr>
@@ -2012,25 +2564,25 @@
           <w:sz w:val="17"/>
           <w:u w:val="none"/>
         </w:rPr>
-        <w:t xml:space="preserve"> 다음 대화의 내용을 표로 정리한 것으로 일치하지 </w:t>
-      </w:r>
-      <w:r>
-        <w:rPr>
-          <w:rFonts w:ascii="맑은 고딕" w:hAnsi="맑은 고딕" w:eastAsia="맑은 고딕"/>
-          <w:b/>
-          <w:sz w:val="17"/>
-          <w:u w:val="none"/>
-        </w:rPr>
-        <w:t>않는</w:t>
+        <w:t xml:space="preserve"> 다음 글의 내용을 요약하고자 한다. 빈칸 (1)~(3)에 들어갈 말을 본문에서 찾아 </w:t>
       </w:r>
       <w:r>
         <w:rPr>
           <w:rFonts w:ascii="맑은 고딕" w:hAnsi="맑은 고딕" w:eastAsia="맑은 고딕"/>
           <w:b w:val="0"/>
           <w:sz w:val="17"/>
-          <w:u w:val="none"/>
-        </w:rPr>
-        <w:t xml:space="preserve"> 것은? [3.0점]</w:t>
+          <w:u w:val="single"/>
+        </w:rPr>
+        <w:t>반드시 변형하여</w:t>
+      </w:r>
+      <w:r>
+        <w:rPr>
+          <w:rFonts w:ascii="맑은 고딕" w:hAnsi="맑은 고딕" w:eastAsia="맑은 고딕"/>
+          <w:b w:val="0"/>
+          <w:sz w:val="17"/>
+          <w:u w:val="none"/>
+        </w:rPr>
+        <w:t xml:space="preserve"> 쓰시오. (한 칸에 한 단어) [각 1점, 총 3점] [3.0점]</w:t>
       </w:r>
     </w:p>
     <w:p>
@@ -2053,7 +2605,157 @@
           <w:sz w:val="17"/>
           <w:u w:val="none"/>
         </w:rPr>
-        <w:t>A: I thought artificial intelligence was a twenty-first-century idea.</w:t>
+        <w:t>Humans for centuries have dreamed of machines that could become intelligent and make human-like decisions. There have been myths about robots, automatons, and artificial beings since ancient Greece (e.g., the myth of Pandora, who released ills upon the world). Likewise, literature throughout history has dreamed of creating human-like creatures and thinking machines (e.g., Mary Shelley's Frankenstein). In 1950, British mathematician Alan Turing asked whether machines could think and reason like humans and then developed the Turing test to measure a machine's intelligence and whether the machines can think autonomously. A few years later, MIT professor John McCarthy coined “artificial intelligence,” replacing the previously used expression “automata studies.” Since then, artificial intelligence has become the study and practice of “making intelligent machines” that are programmed to think like humans — endowed by their creators with reasoning and learning.</w:t>
+      </w:r>
+    </w:p>
+    <w:p>
+      <w:pPr>
+        <w:spacing w:before="0" w:after="60" w:line="288" w:lineRule="auto"/>
+        <w:ind w:left="40"/>
+        <w:snapToGrid w:val="0"/>
+        <w:pBdr>
+          <w:top w:val="single" w:sz="4" w:space="2" w:color="C99B4E"/>
+          <w:left w:val="single" w:sz="4" w:space="2" w:color="C99B4E"/>
+          <w:bottom w:val="single" w:sz="4" w:space="2" w:color="C99B4E"/>
+          <w:right w:val="single" w:sz="4" w:space="2" w:color="C99B4E"/>
+        </w:pBdr>
+        <w:shd w:val="clear" w:color="auto" w:fill="FFF8E1"/>
+      </w:pPr>
+      <w:r>
+        <w:rPr>
+          <w:rFonts w:ascii="맑은 고딕" w:hAnsi="맑은 고딕" w:eastAsia="맑은 고딕"/>
+          <w:b w:val="0"/>
+          <w:sz w:val="17"/>
+          <w:u w:val="none"/>
+        </w:rPr>
+        <w:t>For centuries, humans have dreamed of machines that could think and (1) ________ like humans; after McCarthy’s term (2) ________ “automata studies,” AI became the study of the (3) ________ of such machines.</w:t>
+      </w:r>
+    </w:p>
+    <w:p>
+      <w:pPr>
+        <w:spacing w:before="0" w:after="0" w:line="288" w:lineRule="auto"/>
+        <w:ind w:left="40"/>
+        <w:snapToGrid w:val="0"/>
+        <w:pBdr>
+          <w:top w:val="single" w:sz="4" w:space="2" w:color="9B6BD0"/>
+          <w:left w:val="single" w:sz="4" w:space="2" w:color="9B6BD0"/>
+          <w:bottom w:val="single" w:sz="4" w:space="2" w:color="9B6BD0"/>
+          <w:right w:val="single" w:sz="4" w:space="2" w:color="9B6BD0"/>
+        </w:pBdr>
+        <w:shd w:val="clear" w:color="auto" w:fill="FAF5FF"/>
+      </w:pPr>
+      <w:r>
+        <w:rPr>
+          <w:rFonts w:ascii="맑은 고딕" w:hAnsi="맑은 고딕" w:eastAsia="맑은 고딕"/>
+          <w:b/>
+          <w:sz w:val="17"/>
+          <w:u w:val="none"/>
+        </w:rPr>
+        <w:t>&lt;조 건&gt;</w:t>
+      </w:r>
+    </w:p>
+    <w:p>
+      <w:pPr>
+        <w:spacing w:before="0" w:after="0" w:line="288" w:lineRule="auto"/>
+        <w:ind w:left="40"/>
+        <w:snapToGrid w:val="0"/>
+        <w:pBdr>
+          <w:top w:val="single" w:sz="4" w:space="2" w:color="9B6BD0"/>
+          <w:left w:val="single" w:sz="4" w:space="2" w:color="9B6BD0"/>
+          <w:bottom w:val="single" w:sz="4" w:space="2" w:color="9B6BD0"/>
+          <w:right w:val="single" w:sz="4" w:space="2" w:color="9B6BD0"/>
+        </w:pBdr>
+        <w:shd w:val="clear" w:color="auto" w:fill="FAF5FF"/>
+      </w:pPr>
+      <w:r>
+        <w:rPr>
+          <w:rFonts w:ascii="맑은 고딕" w:hAnsi="맑은 고딕" w:eastAsia="맑은 고딕"/>
+          <w:b w:val="0"/>
+          <w:sz w:val="17"/>
+          <w:u w:val="none"/>
+        </w:rPr>
+        <w:t>1. 본문의 단어를 반드시 변형(품사·어형)하여 쓸 것 — 본문 형태 그대로 쓰면 0점</w:t>
+      </w:r>
+    </w:p>
+    <w:p>
+      <w:pPr>
+        <w:spacing w:before="0" w:after="60" w:line="288" w:lineRule="auto"/>
+        <w:ind w:left="40"/>
+        <w:snapToGrid w:val="0"/>
+        <w:pBdr>
+          <w:top w:val="single" w:sz="4" w:space="2" w:color="9B6BD0"/>
+          <w:left w:val="single" w:sz="4" w:space="2" w:color="9B6BD0"/>
+          <w:bottom w:val="single" w:sz="4" w:space="2" w:color="9B6BD0"/>
+          <w:right w:val="single" w:sz="4" w:space="2" w:color="9B6BD0"/>
+        </w:pBdr>
+        <w:shd w:val="clear" w:color="auto" w:fill="FAF5FF"/>
+      </w:pPr>
+      <w:r>
+        <w:rPr>
+          <w:rFonts w:ascii="맑은 고딕" w:hAnsi="맑은 고딕" w:eastAsia="맑은 고딕"/>
+          <w:b w:val="0"/>
+          <w:sz w:val="17"/>
+          <w:u w:val="none"/>
+        </w:rPr>
+        <w:t>2. 답안지에 소문항 번호를 정확하게 기입할 것  예) 1-(1) 1-(2) 1-(3)</w:t>
+      </w:r>
+    </w:p>
+    <w:p>
+      <w:pPr>
+        <w:spacing w:before="0" w:after="40" w:line="360" w:lineRule="auto"/>
+        <w:snapToGrid w:val="0"/>
+      </w:pPr>
+      <w:r>
+        <w:rPr>
+          <w:rFonts w:ascii="맑은 고딕" w:hAnsi="맑은 고딕" w:eastAsia="맑은 고딕"/>
+          <w:b w:val="0"/>
+          <w:sz w:val="17"/>
+          <w:u w:val="none"/>
+        </w:rPr>
+        <w:t>(1) ______________   (2) ______________   (3) ______________</w:t>
+      </w:r>
+    </w:p>
+    <w:p>
+      <w:pPr>
+        <w:keepNext/>
+        <w:spacing w:before="80" w:after="20" w:line="276" w:lineRule="auto"/>
+        <w:snapToGrid w:val="0"/>
+      </w:pPr>
+      <w:r>
+        <w:rPr>
+          <w:rFonts w:ascii="맑은 고딕" w:hAnsi="맑은 고딕" w:eastAsia="맑은 고딕"/>
+          <w:b/>
+          <w:sz w:val="17"/>
+          <w:u w:val="none"/>
+        </w:rPr>
+        <w:t>35-서2.</w:t>
+      </w:r>
+      <w:r>
+        <w:rPr>
+          <w:rFonts w:ascii="맑은 고딕" w:hAnsi="맑은 고딕" w:eastAsia="맑은 고딕"/>
+          <w:b w:val="0"/>
+          <w:sz w:val="17"/>
+          <w:u w:val="none"/>
+        </w:rPr>
+        <w:t xml:space="preserve"> 다음 글의 밑줄 친 문장에서 </w:t>
+      </w:r>
+      <w:r>
+        <w:rPr>
+          <w:rFonts w:ascii="맑은 고딕" w:hAnsi="맑은 고딕" w:eastAsia="맑은 고딕"/>
+          <w:b w:val="0"/>
+          <w:sz w:val="17"/>
+          <w:u w:val="single"/>
+        </w:rPr>
+        <w:t>John McCarthy</w:t>
+      </w:r>
+      <w:r>
+        <w:rPr>
+          <w:rFonts w:ascii="맑은 고딕" w:hAnsi="맑은 고딕" w:eastAsia="맑은 고딕"/>
+          <w:b w:val="0"/>
+          <w:sz w:val="17"/>
+          <w:u w:val="none"/>
+        </w:rPr>
+        <w:t>를 강조하는 문장이 되도록 &lt;보기&gt;의 표현을 모두 사용하여 &lt;조건&gt;에 맞게 영작하시오. [3점] [3.0점]</w:t>
       </w:r>
     </w:p>
     <w:p>
@@ -2076,7 +2778,267 @@
           <w:sz w:val="17"/>
           <w:u w:val="none"/>
         </w:rPr>
-        <w:t>B: The name is from the 1950s, but the dream is ancient. Greek myths already had artificial beings — Pandora, for one.</w:t>
+        <w:t xml:space="preserve">In 1950, British mathematician Alan Turing asked whether machines could think and reason like humans. </w:t>
+      </w:r>
+      <w:r>
+        <w:rPr>
+          <w:rFonts w:ascii="맑은 고딕" w:hAnsi="맑은 고딕" w:eastAsia="맑은 고딕"/>
+          <w:b w:val="0"/>
+          <w:sz w:val="17"/>
+          <w:u w:val="single"/>
+        </w:rPr>
+        <w:t>A few years later, MIT professor John McCarthy coined “artificial intelligence,” replacing the previously used expression “automata studies.”</w:t>
+      </w:r>
+    </w:p>
+    <w:p>
+      <w:pPr>
+        <w:spacing w:before="0" w:after="60" w:line="288" w:lineRule="auto"/>
+        <w:ind w:left="40"/>
+        <w:snapToGrid w:val="0"/>
+        <w:pBdr>
+          <w:top w:val="single" w:sz="4" w:space="2" w:color="9B6BD0"/>
+          <w:left w:val="single" w:sz="4" w:space="2" w:color="9B6BD0"/>
+          <w:bottom w:val="single" w:sz="4" w:space="2" w:color="9B6BD0"/>
+          <w:right w:val="single" w:sz="4" w:space="2" w:color="9B6BD0"/>
+        </w:pBdr>
+        <w:shd w:val="clear" w:color="auto" w:fill="FAF5FF"/>
+      </w:pPr>
+      <w:r>
+        <w:rPr>
+          <w:rFonts w:ascii="맑은 고딕" w:hAnsi="맑은 고딕" w:eastAsia="맑은 고딕"/>
+          <w:b/>
+          <w:sz w:val="17"/>
+          <w:u w:val="none"/>
+        </w:rPr>
+        <w:t>&lt;보 기&gt;</w:t>
+      </w:r>
+      <w:r>
+        <w:rPr>
+          <w:rFonts w:ascii="맑은 고딕" w:hAnsi="맑은 고딕" w:eastAsia="맑은 고딕"/>
+          <w:b w:val="0"/>
+          <w:sz w:val="17"/>
+          <w:u w:val="none"/>
+        </w:rPr>
+        <w:t xml:space="preserve"> it / was / John McCarthy / who / coined / “artificial intelligence,” / replacing / the previously used expression / “automata studies”</w:t>
+      </w:r>
+    </w:p>
+    <w:p>
+      <w:pPr>
+        <w:spacing w:before="0" w:after="0" w:line="288" w:lineRule="auto"/>
+        <w:ind w:left="40"/>
+        <w:snapToGrid w:val="0"/>
+        <w:pBdr>
+          <w:top w:val="single" w:sz="4" w:space="2" w:color="9B6BD0"/>
+          <w:left w:val="single" w:sz="4" w:space="2" w:color="9B6BD0"/>
+          <w:bottom w:val="single" w:sz="4" w:space="2" w:color="9B6BD0"/>
+          <w:right w:val="single" w:sz="4" w:space="2" w:color="9B6BD0"/>
+        </w:pBdr>
+        <w:shd w:val="clear" w:color="auto" w:fill="FAF5FF"/>
+      </w:pPr>
+      <w:r>
+        <w:rPr>
+          <w:rFonts w:ascii="맑은 고딕" w:hAnsi="맑은 고딕" w:eastAsia="맑은 고딕"/>
+          <w:b/>
+          <w:sz w:val="17"/>
+          <w:u w:val="none"/>
+        </w:rPr>
+        <w:t>&lt;조 건&gt;</w:t>
+      </w:r>
+    </w:p>
+    <w:p>
+      <w:pPr>
+        <w:spacing w:before="0" w:after="0" w:line="288" w:lineRule="auto"/>
+        <w:ind w:left="40"/>
+        <w:snapToGrid w:val="0"/>
+        <w:pBdr>
+          <w:top w:val="single" w:sz="4" w:space="2" w:color="9B6BD0"/>
+          <w:left w:val="single" w:sz="4" w:space="2" w:color="9B6BD0"/>
+          <w:bottom w:val="single" w:sz="4" w:space="2" w:color="9B6BD0"/>
+          <w:right w:val="single" w:sz="4" w:space="2" w:color="9B6BD0"/>
+        </w:pBdr>
+        <w:shd w:val="clear" w:color="auto" w:fill="FAF5FF"/>
+      </w:pPr>
+      <w:r>
+        <w:rPr>
+          <w:rFonts w:ascii="맑은 고딕" w:hAnsi="맑은 고딕" w:eastAsia="맑은 고딕"/>
+          <w:b w:val="0"/>
+          <w:sz w:val="17"/>
+          <w:u w:val="none"/>
+        </w:rPr>
+        <w:t>1. &lt;보기&gt;의 표현을 모두 한 번씩만 사용할 것</w:t>
+      </w:r>
+    </w:p>
+    <w:p>
+      <w:pPr>
+        <w:spacing w:before="0" w:after="0" w:line="288" w:lineRule="auto"/>
+        <w:ind w:left="40"/>
+        <w:snapToGrid w:val="0"/>
+        <w:pBdr>
+          <w:top w:val="single" w:sz="4" w:space="2" w:color="9B6BD0"/>
+          <w:left w:val="single" w:sz="4" w:space="2" w:color="9B6BD0"/>
+          <w:bottom w:val="single" w:sz="4" w:space="2" w:color="9B6BD0"/>
+          <w:right w:val="single" w:sz="4" w:space="2" w:color="9B6BD0"/>
+        </w:pBdr>
+        <w:shd w:val="clear" w:color="auto" w:fill="FAF5FF"/>
+      </w:pPr>
+      <w:r>
+        <w:rPr>
+          <w:rFonts w:ascii="맑은 고딕" w:hAnsi="맑은 고딕" w:eastAsia="맑은 고딕"/>
+          <w:b w:val="0"/>
+          <w:sz w:val="17"/>
+          <w:u w:val="none"/>
+        </w:rPr>
+        <w:t>2. 어형을 바꾸지 말고 다른 단어를 추가하지 말 것</w:t>
+      </w:r>
+    </w:p>
+    <w:p>
+      <w:pPr>
+        <w:spacing w:before="0" w:after="0" w:line="288" w:lineRule="auto"/>
+        <w:ind w:left="40"/>
+        <w:snapToGrid w:val="0"/>
+        <w:pBdr>
+          <w:top w:val="single" w:sz="4" w:space="2" w:color="9B6BD0"/>
+          <w:left w:val="single" w:sz="4" w:space="2" w:color="9B6BD0"/>
+          <w:bottom w:val="single" w:sz="4" w:space="2" w:color="9B6BD0"/>
+          <w:right w:val="single" w:sz="4" w:space="2" w:color="9B6BD0"/>
+        </w:pBdr>
+        <w:shd w:val="clear" w:color="auto" w:fill="FAF5FF"/>
+      </w:pPr>
+      <w:r>
+        <w:rPr>
+          <w:rFonts w:ascii="맑은 고딕" w:hAnsi="맑은 고딕" w:eastAsia="맑은 고딕"/>
+          <w:b w:val="0"/>
+          <w:sz w:val="17"/>
+          <w:u w:val="none"/>
+        </w:rPr>
+        <w:t>3. ‘It was ~ who …’ 강조구문으로 쓸 것</w:t>
+      </w:r>
+    </w:p>
+    <w:p>
+      <w:pPr>
+        <w:spacing w:before="0" w:after="0" w:line="288" w:lineRule="auto"/>
+        <w:ind w:left="40"/>
+        <w:snapToGrid w:val="0"/>
+        <w:pBdr>
+          <w:top w:val="single" w:sz="4" w:space="2" w:color="9B6BD0"/>
+          <w:left w:val="single" w:sz="4" w:space="2" w:color="9B6BD0"/>
+          <w:bottom w:val="single" w:sz="4" w:space="2" w:color="9B6BD0"/>
+          <w:right w:val="single" w:sz="4" w:space="2" w:color="9B6BD0"/>
+        </w:pBdr>
+        <w:shd w:val="clear" w:color="auto" w:fill="FAF5FF"/>
+      </w:pPr>
+      <w:r>
+        <w:rPr>
+          <w:rFonts w:ascii="맑은 고딕" w:hAnsi="맑은 고딕" w:eastAsia="맑은 고딕"/>
+          <w:b w:val="0"/>
+          <w:sz w:val="17"/>
+          <w:u w:val="none"/>
+        </w:rPr>
+        <w:t>4. 총 15단어로 쓸 것 (따옴표 안 단어 포함)</w:t>
+      </w:r>
+    </w:p>
+    <w:p>
+      <w:pPr>
+        <w:spacing w:before="0" w:after="60" w:line="288" w:lineRule="auto"/>
+        <w:ind w:left="40"/>
+        <w:snapToGrid w:val="0"/>
+        <w:pBdr>
+          <w:top w:val="single" w:sz="4" w:space="2" w:color="9B6BD0"/>
+          <w:left w:val="single" w:sz="4" w:space="2" w:color="9B6BD0"/>
+          <w:bottom w:val="single" w:sz="4" w:space="2" w:color="9B6BD0"/>
+          <w:right w:val="single" w:sz="4" w:space="2" w:color="9B6BD0"/>
+        </w:pBdr>
+        <w:shd w:val="clear" w:color="auto" w:fill="FAF5FF"/>
+      </w:pPr>
+      <w:r>
+        <w:rPr>
+          <w:rFonts w:ascii="맑은 고딕" w:hAnsi="맑은 고딕" w:eastAsia="맑은 고딕"/>
+          <w:b w:val="0"/>
+          <w:sz w:val="17"/>
+          <w:u w:val="none"/>
+        </w:rPr>
+        <w:t>5. 답안지에 소문항 번호를 정확하게 기입할 것</w:t>
+      </w:r>
+    </w:p>
+    <w:p>
+      <w:pPr>
+        <w:spacing w:before="0" w:after="40" w:line="360" w:lineRule="auto"/>
+        <w:snapToGrid w:val="0"/>
+      </w:pPr>
+      <w:r>
+        <w:rPr>
+          <w:rFonts w:ascii="맑은 고딕" w:hAnsi="맑은 고딕" w:eastAsia="맑은 고딕"/>
+          <w:b w:val="0"/>
+          <w:sz w:val="17"/>
+          <w:u w:val="none"/>
+        </w:rPr>
+        <w:t>⇒ It was ______________________________________________________________ .</w:t>
+      </w:r>
+    </w:p>
+    <w:p>
+      <w:pPr>
+        <w:keepNext/>
+        <w:spacing w:before="80" w:after="40" w:line="276" w:lineRule="auto"/>
+        <w:snapToGrid w:val="0"/>
+        <w:shd w:val="clear" w:color="auto" w:fill="6B21A8"/>
+      </w:pPr>
+      <w:r>
+        <w:rPr>
+          <w:rFonts w:ascii="맑은 고딕" w:hAnsi="맑은 고딕" w:eastAsia="맑은 고딕"/>
+          <w:b/>
+          <w:color w:val="FFFFFF"/>
+          <w:sz w:val="17"/>
+          <w:u w:val="none"/>
+        </w:rPr>
+        <w:t>[지문 구조]  ※ 앞 문항을 모두 푼 뒤에 풀 것</w:t>
+      </w:r>
+    </w:p>
+    <w:p>
+      <w:pPr>
+        <w:keepNext/>
+        <w:spacing w:before="80" w:after="20" w:line="276" w:lineRule="auto"/>
+        <w:snapToGrid w:val="0"/>
+      </w:pPr>
+      <w:r>
+        <w:rPr>
+          <w:rFonts w:ascii="맑은 고딕" w:hAnsi="맑은 고딕" w:eastAsia="맑은 고딕"/>
+          <w:b/>
+          <w:sz w:val="17"/>
+          <w:u w:val="none"/>
+        </w:rPr>
+        <w:t>35-8.</w:t>
+      </w:r>
+      <w:r>
+        <w:rPr>
+          <w:rFonts w:ascii="맑은 고딕" w:hAnsi="맑은 고딕" w:eastAsia="맑은 고딕"/>
+          <w:b w:val="0"/>
+          <w:sz w:val="17"/>
+          <w:u w:val="none"/>
+        </w:rPr>
+        <w:t xml:space="preserve"> 글의 흐름으로 보아, 주어진 문장이 들어가기에 가장 적절한 곳은? [2.7점]</w:t>
+      </w:r>
+    </w:p>
+    <w:p>
+      <w:pPr>
+        <w:spacing w:before="0" w:after="60" w:line="288" w:lineRule="auto"/>
+        <w:ind w:left="40"/>
+        <w:snapToGrid w:val="0"/>
+        <w:pBdr>
+          <w:top w:val="single" w:sz="4" w:space="2" w:color="C99B4E"/>
+          <w:left w:val="single" w:sz="4" w:space="2" w:color="C99B4E"/>
+          <w:bottom w:val="single" w:sz="4" w:space="2" w:color="C99B4E"/>
+          <w:right w:val="single" w:sz="4" w:space="2" w:color="C99B4E"/>
+        </w:pBdr>
+        <w:shd w:val="clear" w:color="auto" w:fill="FFF8E1"/>
+      </w:pPr>
+      <w:r>
+        <w:rPr>
+          <w:rFonts w:ascii="맑은 고딕" w:hAnsi="맑은 고딕" w:eastAsia="맑은 고딕"/>
+          <w:b w:val="0"/>
+          <w:sz w:val="17"/>
+          <w:u w:val="none"/>
+        </w:rPr>
+        <w:t>Likewise, literature throughout history has dreamed of creating human-like creatures and thinking machines (e.g., Mary Shelley's Frankenstein).</w:t>
       </w:r>
     </w:p>
     <w:p>
@@ -2099,21 +3061,14 @@
           <w:sz w:val="17"/>
           <w:u w:val="none"/>
         </w:rPr>
-        <w:t>A: So who made it scientific?</w:t>
+        <w:t>Humans for centuries have dreamed of machines that could become intelligent and make human-like decisions. ( ① ) There have been myths about robots, automatons, and artificial beings since ancient Greece (e.g., the myth of Pandora, who released ills upon the world). ( ② ) In 1950, British mathematician Alan Turing asked whether machines could think and reason like humans and then developed the Turing test to measure a machine's intelligence and whether the machines can think autonomously. ( ③ ) A few years later, MIT professor John McCarthy coined “artificial intelligence,” replacing the previously used expression “automata studies.” ( ④ ) Since then, artificial intelligence has become the study and practice of “making intelligent machines” that are programmed to think like humans — endowed by their creators with reasoning and learning. ( ⑤ )</w:t>
       </w:r>
     </w:p>
     <w:p>
       <w:pPr>
-        <w:spacing w:before="0" w:after="60" w:line="288" w:lineRule="auto"/>
-        <w:ind w:left="40"/>
+        <w:spacing w:before="0" w:after="20" w:line="276" w:lineRule="auto"/>
+        <w:ind w:left="80"/>
         <w:snapToGrid w:val="0"/>
-        <w:pBdr>
-          <w:top w:val="single" w:sz="4" w:space="2" w:color="999999"/>
-          <w:left w:val="single" w:sz="4" w:space="2" w:color="999999"/>
-          <w:bottom w:val="single" w:sz="4" w:space="2" w:color="999999"/>
-          <w:right w:val="single" w:sz="4" w:space="2" w:color="999999"/>
-        </w:pBdr>
-        <w:shd w:val="clear" w:color="auto" w:fill="F6F3EA"/>
       </w:pPr>
       <w:r>
         <w:rPr>
@@ -2122,1111 +3077,7 @@
           <w:sz w:val="17"/>
           <w:u w:val="none"/>
         </w:rPr>
-        <w:t>B: Alan Turing, in 1950. He asked whether a machine could think like a human and designed a test to check whether it could think on its own.</w:t>
-      </w:r>
-    </w:p>
-    <w:p>
-      <w:pPr>
-        <w:spacing w:before="0" w:after="60" w:line="288" w:lineRule="auto"/>
-        <w:ind w:left="40"/>
-        <w:snapToGrid w:val="0"/>
-        <w:pBdr>
-          <w:top w:val="single" w:sz="4" w:space="2" w:color="999999"/>
-          <w:left w:val="single" w:sz="4" w:space="2" w:color="999999"/>
-          <w:bottom w:val="single" w:sz="4" w:space="2" w:color="999999"/>
-          <w:right w:val="single" w:sz="4" w:space="2" w:color="999999"/>
-        </w:pBdr>
-        <w:shd w:val="clear" w:color="auto" w:fill="F6F3EA"/>
-      </w:pPr>
-      <w:r>
-        <w:rPr>
-          <w:rFonts w:ascii="맑은 고딕" w:hAnsi="맑은 고딕" w:eastAsia="맑은 고딕"/>
-          <w:b w:val="0"/>
-          <w:sz w:val="17"/>
-          <w:u w:val="none"/>
-        </w:rPr>
-        <w:t>A: And the name?</w:t>
-      </w:r>
-    </w:p>
-    <w:p>
-      <w:pPr>
-        <w:spacing w:before="0" w:after="60" w:line="288" w:lineRule="auto"/>
-        <w:ind w:left="40"/>
-        <w:snapToGrid w:val="0"/>
-        <w:pBdr>
-          <w:top w:val="single" w:sz="4" w:space="2" w:color="999999"/>
-          <w:left w:val="single" w:sz="4" w:space="2" w:color="999999"/>
-          <w:bottom w:val="single" w:sz="4" w:space="2" w:color="999999"/>
-          <w:right w:val="single" w:sz="4" w:space="2" w:color="999999"/>
-        </w:pBdr>
-        <w:shd w:val="clear" w:color="auto" w:fill="F6F3EA"/>
-      </w:pPr>
-      <w:r>
-        <w:rPr>
-          <w:rFonts w:ascii="맑은 고딕" w:hAnsi="맑은 고딕" w:eastAsia="맑은 고딕"/>
-          <w:b w:val="0"/>
-          <w:sz w:val="17"/>
-          <w:u w:val="none"/>
-        </w:rPr>
-        <w:t>B: John McCarthy at MIT coined “artificial intelligence” a few years later. Before that people said “automata studies.”</w:t>
-      </w:r>
-    </w:p>
-    <w:p>
-      <w:pPr>
-        <w:spacing w:before="0" w:after="60" w:line="288" w:lineRule="auto"/>
-        <w:ind w:left="40"/>
-        <w:snapToGrid w:val="0"/>
-        <w:pBdr>
-          <w:top w:val="single" w:sz="4" w:space="2" w:color="999999"/>
-          <w:left w:val="single" w:sz="4" w:space="2" w:color="999999"/>
-          <w:bottom w:val="single" w:sz="4" w:space="2" w:color="999999"/>
-          <w:right w:val="single" w:sz="4" w:space="2" w:color="999999"/>
-        </w:pBdr>
-        <w:shd w:val="clear" w:color="auto" w:fill="F6F3EA"/>
-      </w:pPr>
-      <w:r>
-        <w:rPr>
-          <w:rFonts w:ascii="맑은 고딕" w:hAnsi="맑은 고딕" w:eastAsia="맑은 고딕"/>
-          <w:b w:val="0"/>
-          <w:sz w:val="17"/>
-          <w:u w:val="none"/>
-        </w:rPr>
-        <w:t>A: What does the field do now?</w:t>
-      </w:r>
-    </w:p>
-    <w:p>
-      <w:pPr>
-        <w:spacing w:before="0" w:after="60" w:line="288" w:lineRule="auto"/>
-        <w:ind w:left="40"/>
-        <w:snapToGrid w:val="0"/>
-        <w:pBdr>
-          <w:top w:val="single" w:sz="4" w:space="2" w:color="999999"/>
-          <w:left w:val="single" w:sz="4" w:space="2" w:color="999999"/>
-          <w:bottom w:val="single" w:sz="4" w:space="2" w:color="999999"/>
-          <w:right w:val="single" w:sz="4" w:space="2" w:color="999999"/>
-        </w:pBdr>
-        <w:shd w:val="clear" w:color="auto" w:fill="F6F3EA"/>
-      </w:pPr>
-      <w:r>
-        <w:rPr>
-          <w:rFonts w:ascii="맑은 고딕" w:hAnsi="맑은 고딕" w:eastAsia="맑은 고딕"/>
-          <w:b w:val="0"/>
-          <w:sz w:val="17"/>
-          <w:u w:val="none"/>
-        </w:rPr>
-        <w:t>B: It builds machines programmed to think like us — machines their makers have equipped with reasoning and learning.</w:t>
-      </w:r>
-    </w:p>
-    <w:p>
-      <w:pPr>
-        <w:spacing w:before="0" w:after="40" w:line="360" w:lineRule="auto"/>
-        <w:snapToGrid w:val="0"/>
-      </w:pPr>
-      <w:r>
-        <w:rPr>
-          <w:rFonts w:ascii="맑은 고딕" w:hAnsi="맑은 고딕" w:eastAsia="맑은 고딕"/>
-          <w:b w:val="0"/>
-          <w:sz w:val="17"/>
-          <w:u w:val="none"/>
-        </w:rPr>
-        <w:t>① '인공지능'이라는 명칭의 시기 — 1950년대</w:t>
-      </w:r>
-    </w:p>
-    <w:p>
-      <w:pPr>
-        <w:spacing w:before="0" w:after="40" w:line="360" w:lineRule="auto"/>
-        <w:snapToGrid w:val="0"/>
-      </w:pPr>
-      <w:r>
-        <w:rPr>
-          <w:rFonts w:ascii="맑은 고딕" w:hAnsi="맑은 고딕" w:eastAsia="맑은 고딕"/>
-          <w:b w:val="0"/>
-          <w:sz w:val="17"/>
-          <w:u w:val="none"/>
-        </w:rPr>
-        <w:t>② 생각하는 기계라는 꿈의 기원 — 고대 그리스 신화</w:t>
-      </w:r>
-    </w:p>
-    <w:p>
-      <w:pPr>
-        <w:spacing w:before="0" w:after="40" w:line="360" w:lineRule="auto"/>
-        <w:snapToGrid w:val="0"/>
-      </w:pPr>
-      <w:r>
-        <w:rPr>
-          <w:rFonts w:ascii="맑은 고딕" w:hAnsi="맑은 고딕" w:eastAsia="맑은 고딕"/>
-          <w:b w:val="0"/>
-          <w:sz w:val="17"/>
-          <w:u w:val="none"/>
-        </w:rPr>
-        <w:t>③ Turing의 역할 — 기계가 자율적으로 사고할 수 있는지 확인하는 테스트 설계</w:t>
-      </w:r>
-    </w:p>
-    <w:p>
-      <w:pPr>
-        <w:spacing w:before="0" w:after="40" w:line="360" w:lineRule="auto"/>
-        <w:snapToGrid w:val="0"/>
-      </w:pPr>
-      <w:r>
-        <w:rPr>
-          <w:rFonts w:ascii="맑은 고딕" w:hAnsi="맑은 고딕" w:eastAsia="맑은 고딕"/>
-          <w:b w:val="0"/>
-          <w:sz w:val="17"/>
-          <w:u w:val="none"/>
-        </w:rPr>
-        <w:t>④ McCarthy 이전의 명칭 — '인공지능'과 나란히 쓰이던 '기계 학습'</w:t>
-      </w:r>
-    </w:p>
-    <w:p>
-      <w:pPr>
-        <w:spacing w:before="0" w:after="40" w:line="360" w:lineRule="auto"/>
-        <w:snapToGrid w:val="0"/>
-      </w:pPr>
-      <w:r>
-        <w:rPr>
-          <w:rFonts w:ascii="맑은 고딕" w:hAnsi="맑은 고딕" w:eastAsia="맑은 고딕"/>
-          <w:b w:val="0"/>
-          <w:sz w:val="17"/>
-          <w:u w:val="none"/>
-        </w:rPr>
-        <w:t>⑤ 오늘날 분야의 활동 — 추론·학습 능력을 갖춘 기계 제작</w:t>
-      </w:r>
-    </w:p>
-    <w:p>
-      <w:pPr>
-        <w:keepNext/>
-        <w:spacing w:before="80" w:after="20" w:line="276" w:lineRule="auto"/>
-        <w:snapToGrid w:val="0"/>
-      </w:pPr>
-      <w:r>
-        <w:rPr>
-          <w:rFonts w:ascii="맑은 고딕" w:hAnsi="맑은 고딕" w:eastAsia="맑은 고딕"/>
-          <w:b/>
-          <w:sz w:val="17"/>
-          <w:u w:val="none"/>
-        </w:rPr>
-        <w:t>35-추1.</w:t>
-      </w:r>
-      <w:r>
-        <w:rPr>
-          <w:rFonts w:ascii="맑은 고딕" w:hAnsi="맑은 고딕" w:eastAsia="맑은 고딕"/>
-          <w:b w:val="0"/>
-          <w:sz w:val="17"/>
-          <w:u w:val="none"/>
-        </w:rPr>
-        <w:t xml:space="preserve"> 윗글의 요약문을 완성하시오. &lt;보기&gt;에서 알맞은 단어를 골라 </w:t>
-      </w:r>
-      <w:r>
-        <w:rPr>
-          <w:rFonts w:ascii="맑은 고딕" w:hAnsi="맑은 고딕" w:eastAsia="맑은 고딕"/>
-          <w:b/>
-          <w:sz w:val="17"/>
-          <w:u w:val="none"/>
-        </w:rPr>
-        <w:t>필요시 어형을 바꾸어</w:t>
-      </w:r>
-      <w:r>
-        <w:rPr>
-          <w:rFonts w:ascii="맑은 고딕" w:hAnsi="맑은 고딕" w:eastAsia="맑은 고딕"/>
-          <w:b w:val="0"/>
-          <w:sz w:val="17"/>
-          <w:u w:val="none"/>
-        </w:rPr>
-        <w:t xml:space="preserve"> 쓸 것. (각 한 단어 · 중복 사용 불가) [4.0점]</w:t>
-      </w:r>
-    </w:p>
-    <w:p>
-      <w:pPr>
-        <w:spacing w:before="0" w:after="0" w:line="336" w:lineRule="auto"/>
-        <w:ind w:left="40"/>
-        <w:snapToGrid w:val="0"/>
-        <w:pBdr>
-          <w:top w:val="single" w:sz="4" w:space="2" w:color="555555"/>
-          <w:left w:val="single" w:sz="4" w:space="2" w:color="555555"/>
-          <w:bottom w:val="single" w:sz="4" w:space="2" w:color="555555"/>
-          <w:right w:val="single" w:sz="4" w:space="2" w:color="555555"/>
-        </w:pBdr>
-        <w:shd w:val="clear" w:color="auto" w:fill="FFFFFF"/>
-      </w:pPr>
-      <w:r>
-        <w:rPr>
-          <w:rFonts w:ascii="맑은 고딕" w:hAnsi="맑은 고딕" w:eastAsia="맑은 고딕"/>
-          <w:b/>
-          <w:sz w:val="17"/>
-          <w:u w:val="none"/>
-        </w:rPr>
-        <w:t>조건 · 보기</w:t>
-      </w:r>
-    </w:p>
-    <w:p>
-      <w:pPr>
-        <w:spacing w:before="0" w:after="60" w:line="336" w:lineRule="auto"/>
-        <w:ind w:left="40"/>
-        <w:snapToGrid w:val="0"/>
-        <w:pBdr>
-          <w:top w:val="single" w:sz="4" w:space="2" w:color="555555"/>
-          <w:left w:val="single" w:sz="4" w:space="2" w:color="555555"/>
-          <w:bottom w:val="single" w:sz="4" w:space="2" w:color="555555"/>
-          <w:right w:val="single" w:sz="4" w:space="2" w:color="555555"/>
-        </w:pBdr>
-        <w:shd w:val="clear" w:color="auto" w:fill="FFFFFF"/>
-      </w:pPr>
-      <w:r>
-        <w:rPr>
-          <w:rFonts w:ascii="맑은 고딕" w:hAnsi="맑은 고딕" w:eastAsia="맑은 고딕"/>
-          <w:b w:val="0"/>
-          <w:sz w:val="17"/>
-          <w:u w:val="none"/>
-        </w:rPr>
-        <w:t>Humans have long (A)__________ of creating machines that think like humans. In 1950 Alan Turing (B)__________ a test to measure machine intelligence, and John McCarthy later (C)__________ the term “artificial intelligence.” Today AI focuses on machines (D)__________ with reasoning and learning.</w:t>
-      </w:r>
-    </w:p>
-    <w:p>
-      <w:pPr>
-        <w:spacing w:before="0" w:after="0" w:line="336" w:lineRule="auto"/>
-        <w:ind w:left="40"/>
-        <w:snapToGrid w:val="0"/>
-        <w:pBdr>
-          <w:top w:val="single" w:sz="4" w:space="2" w:color="555555"/>
-          <w:left w:val="single" w:sz="4" w:space="2" w:color="555555"/>
-          <w:bottom w:val="single" w:sz="4" w:space="2" w:color="555555"/>
-          <w:right w:val="single" w:sz="4" w:space="2" w:color="555555"/>
-        </w:pBdr>
-        <w:shd w:val="clear" w:color="auto" w:fill="FFFFFF"/>
-      </w:pPr>
-      <w:r>
-        <w:rPr>
-          <w:rFonts w:ascii="맑은 고딕" w:hAnsi="맑은 고딕" w:eastAsia="맑은 고딕"/>
-          <w:b/>
-          <w:sz w:val="17"/>
-          <w:u w:val="none"/>
-        </w:rPr>
-        <w:t>조건 · 보기</w:t>
-      </w:r>
-    </w:p>
-    <w:p>
-      <w:pPr>
-        <w:spacing w:before="0" w:after="60" w:line="336" w:lineRule="auto"/>
-        <w:ind w:left="40"/>
-        <w:snapToGrid w:val="0"/>
-        <w:pBdr>
-          <w:top w:val="single" w:sz="4" w:space="2" w:color="555555"/>
-          <w:left w:val="single" w:sz="4" w:space="2" w:color="555555"/>
-          <w:bottom w:val="single" w:sz="4" w:space="2" w:color="555555"/>
-          <w:right w:val="single" w:sz="4" w:space="2" w:color="555555"/>
-        </w:pBdr>
-        <w:shd w:val="clear" w:color="auto" w:fill="FFFFFF"/>
-      </w:pPr>
-      <w:r>
-        <w:rPr>
-          <w:rFonts w:ascii="맑은 고딕" w:hAnsi="맑은 고딕" w:eastAsia="맑은 고딕"/>
-          <w:b w:val="0"/>
-          <w:sz w:val="17"/>
-          <w:u w:val="none"/>
-        </w:rPr>
-        <w:t>&lt;보기&gt; dream / develop / coin / endow / replace / release / program / measure</w:t>
-      </w:r>
-    </w:p>
-    <w:p>
-      <w:pPr>
-        <w:spacing w:before="0" w:after="40" w:line="360" w:lineRule="auto"/>
-        <w:snapToGrid w:val="0"/>
-      </w:pPr>
-      <w:r>
-        <w:rPr>
-          <w:rFonts w:ascii="맑은 고딕" w:hAnsi="맑은 고딕" w:eastAsia="맑은 고딕"/>
-          <w:b w:val="0"/>
-          <w:sz w:val="17"/>
-          <w:u w:val="none"/>
-        </w:rPr>
-        <w:t>(A) ________  (B) ________  (C) ________  (D) ________</w:t>
-      </w:r>
-    </w:p>
-    <w:p>
-      <w:pPr>
-        <w:keepNext/>
-        <w:spacing w:before="80" w:after="20" w:line="276" w:lineRule="auto"/>
-        <w:snapToGrid w:val="0"/>
-      </w:pPr>
-      <w:r>
-        <w:rPr>
-          <w:rFonts w:ascii="맑은 고딕" w:hAnsi="맑은 고딕" w:eastAsia="맑은 고딕"/>
-          <w:b/>
-          <w:sz w:val="17"/>
-          <w:u w:val="none"/>
-        </w:rPr>
-        <w:t>35-추2.</w:t>
-      </w:r>
-      <w:r>
-        <w:rPr>
-          <w:rFonts w:ascii="맑은 고딕" w:hAnsi="맑은 고딕" w:eastAsia="맑은 고딕"/>
-          <w:b w:val="0"/>
-          <w:sz w:val="17"/>
-          <w:u w:val="none"/>
-        </w:rPr>
-        <w:t xml:space="preserve"> 우리말 뜻에 맞게 빈칸에 알맞은 </w:t>
-      </w:r>
-      <w:r>
-        <w:rPr>
-          <w:rFonts w:ascii="맑은 고딕" w:hAnsi="맑은 고딕" w:eastAsia="맑은 고딕"/>
-          <w:b/>
-          <w:sz w:val="17"/>
-          <w:u w:val="none"/>
-        </w:rPr>
-        <w:t>한 단어</w:t>
-      </w:r>
-      <w:r>
-        <w:rPr>
-          <w:rFonts w:ascii="맑은 고딕" w:hAnsi="맑은 고딕" w:eastAsia="맑은 고딕"/>
-          <w:b w:val="0"/>
-          <w:sz w:val="17"/>
-          <w:u w:val="none"/>
-        </w:rPr>
-        <w:t>를 쓰시오. (주어진 철자로 시작할 것) [4.0점]</w:t>
-      </w:r>
-    </w:p>
-    <w:p>
-      <w:pPr>
-        <w:spacing w:before="0" w:after="40" w:line="360" w:lineRule="auto"/>
-        <w:snapToGrid w:val="0"/>
-      </w:pPr>
-      <w:r>
-        <w:rPr>
-          <w:rFonts w:ascii="맑은 고딕" w:hAnsi="맑은 고딕" w:eastAsia="맑은 고딕"/>
-          <w:b w:val="0"/>
-          <w:sz w:val="17"/>
-          <w:u w:val="none"/>
-        </w:rPr>
-        <w:t>(1) 세상에 악을 퍼뜨리다 →  to release i______ upon the world</w:t>
-      </w:r>
-    </w:p>
-    <w:p>
-      <w:pPr>
-        <w:spacing w:before="0" w:after="40" w:line="360" w:lineRule="auto"/>
-        <w:snapToGrid w:val="0"/>
-      </w:pPr>
-      <w:r>
-        <w:rPr>
-          <w:rFonts w:ascii="맑은 고딕" w:hAnsi="맑은 고딕" w:eastAsia="맑은 고딕"/>
-          <w:b w:val="0"/>
-          <w:sz w:val="17"/>
-          <w:u w:val="none"/>
-        </w:rPr>
-        <w:t>(2) 자율적으로, 스스로 판단하여 →  a______</w:t>
-      </w:r>
-    </w:p>
-    <w:p>
-      <w:pPr>
-        <w:spacing w:before="0" w:after="40" w:line="360" w:lineRule="auto"/>
-        <w:snapToGrid w:val="0"/>
-      </w:pPr>
-      <w:r>
-        <w:rPr>
-          <w:rFonts w:ascii="맑은 고딕" w:hAnsi="맑은 고딕" w:eastAsia="맑은 고딕"/>
-          <w:b w:val="0"/>
-          <w:sz w:val="17"/>
-          <w:u w:val="none"/>
-        </w:rPr>
-        <w:t>(3) 단어·표현을 만들어 내다 →  to c______ a word</w:t>
-      </w:r>
-    </w:p>
-    <w:p>
-      <w:pPr>
-        <w:spacing w:before="0" w:after="40" w:line="360" w:lineRule="auto"/>
-        <w:snapToGrid w:val="0"/>
-      </w:pPr>
-      <w:r>
-        <w:rPr>
-          <w:rFonts w:ascii="맑은 고딕" w:hAnsi="맑은 고딕" w:eastAsia="맑은 고딕"/>
-          <w:b w:val="0"/>
-          <w:sz w:val="17"/>
-          <w:u w:val="none"/>
-        </w:rPr>
-        <w:t>(4) ~을 부여받다 →  to be e______ with</w:t>
-      </w:r>
-    </w:p>
-    <w:p>
-      <w:pPr>
-        <w:spacing w:before="0" w:after="40" w:line="360" w:lineRule="auto"/>
-        <w:snapToGrid w:val="0"/>
-      </w:pPr>
-      <w:r>
-        <w:rPr>
-          <w:rFonts w:ascii="맑은 고딕" w:hAnsi="맑은 고딕" w:eastAsia="맑은 고딕"/>
-          <w:b w:val="0"/>
-          <w:sz w:val="17"/>
-          <w:u w:val="none"/>
-        </w:rPr>
-        <w:t>(1) ________  (2) ________  (3) ________  (4) ________</w:t>
-      </w:r>
-    </w:p>
-    <w:p>
-      <w:pPr>
-        <w:keepNext/>
-        <w:spacing w:before="80" w:after="20" w:line="276" w:lineRule="auto"/>
-        <w:snapToGrid w:val="0"/>
-      </w:pPr>
-      <w:r>
-        <w:rPr>
-          <w:rFonts w:ascii="맑은 고딕" w:hAnsi="맑은 고딕" w:eastAsia="맑은 고딕"/>
-          <w:b/>
-          <w:sz w:val="17"/>
-          <w:u w:val="none"/>
-        </w:rPr>
-        <w:t>35-추3.</w:t>
-      </w:r>
-      <w:r>
-        <w:rPr>
-          <w:rFonts w:ascii="맑은 고딕" w:hAnsi="맑은 고딕" w:eastAsia="맑은 고딕"/>
-          <w:b w:val="0"/>
-          <w:sz w:val="17"/>
-          <w:u w:val="none"/>
-        </w:rPr>
-        <w:t xml:space="preserve"> 우리말과 같은 뜻이 되도록 &lt;조건&gt;에 맞게 영작하시오. [4.0점]</w:t>
-      </w:r>
-    </w:p>
-    <w:p>
-      <w:pPr>
-        <w:spacing w:before="0" w:after="0" w:line="336" w:lineRule="auto"/>
-        <w:ind w:left="40"/>
-        <w:snapToGrid w:val="0"/>
-        <w:pBdr>
-          <w:top w:val="single" w:sz="4" w:space="2" w:color="555555"/>
-          <w:left w:val="single" w:sz="4" w:space="2" w:color="555555"/>
-          <w:bottom w:val="single" w:sz="4" w:space="2" w:color="555555"/>
-          <w:right w:val="single" w:sz="4" w:space="2" w:color="555555"/>
-        </w:pBdr>
-        <w:shd w:val="clear" w:color="auto" w:fill="FFFFFF"/>
-      </w:pPr>
-      <w:r>
-        <w:rPr>
-          <w:rFonts w:ascii="맑은 고딕" w:hAnsi="맑은 고딕" w:eastAsia="맑은 고딕"/>
-          <w:b/>
-          <w:sz w:val="17"/>
-          <w:u w:val="none"/>
-        </w:rPr>
-        <w:t>조건 · 보기</w:t>
-      </w:r>
-    </w:p>
-    <w:p>
-      <w:pPr>
-        <w:spacing w:before="0" w:after="60" w:line="336" w:lineRule="auto"/>
-        <w:ind w:left="40"/>
-        <w:snapToGrid w:val="0"/>
-        <w:pBdr>
-          <w:top w:val="single" w:sz="4" w:space="2" w:color="555555"/>
-          <w:left w:val="single" w:sz="4" w:space="2" w:color="555555"/>
-          <w:bottom w:val="single" w:sz="4" w:space="2" w:color="555555"/>
-          <w:right w:val="single" w:sz="4" w:space="2" w:color="555555"/>
-        </w:pBdr>
-        <w:shd w:val="clear" w:color="auto" w:fill="FFFFFF"/>
-      </w:pPr>
-      <w:r>
-        <w:rPr>
-          <w:rFonts w:ascii="맑은 고딕" w:hAnsi="맑은 고딕" w:eastAsia="맑은 고딕"/>
-          <w:b/>
-          <w:sz w:val="17"/>
-          <w:u w:val="none"/>
-        </w:rPr>
-        <w:t>우리말: 그 이후로 인공지능은 인간처럼 사고하도록 프로그램된 지능적인 기계를 만드는 연구이자 실천이 되어 왔다.</w:t>
-      </w:r>
-    </w:p>
-    <w:p>
-      <w:pPr>
-        <w:spacing w:before="0" w:after="0" w:line="336" w:lineRule="auto"/>
-        <w:ind w:left="40"/>
-        <w:snapToGrid w:val="0"/>
-        <w:pBdr>
-          <w:top w:val="single" w:sz="4" w:space="2" w:color="555555"/>
-          <w:left w:val="single" w:sz="4" w:space="2" w:color="555555"/>
-          <w:bottom w:val="single" w:sz="4" w:space="2" w:color="555555"/>
-          <w:right w:val="single" w:sz="4" w:space="2" w:color="555555"/>
-        </w:pBdr>
-        <w:shd w:val="clear" w:color="auto" w:fill="FFFFFF"/>
-      </w:pPr>
-      <w:r>
-        <w:rPr>
-          <w:rFonts w:ascii="맑은 고딕" w:hAnsi="맑은 고딕" w:eastAsia="맑은 고딕"/>
-          <w:b/>
-          <w:sz w:val="17"/>
-          <w:u w:val="none"/>
-        </w:rPr>
-        <w:t>조건 · 보기</w:t>
-      </w:r>
-    </w:p>
-    <w:p>
-      <w:pPr>
-        <w:spacing w:before="0" w:after="0" w:line="336" w:lineRule="auto"/>
-        <w:ind w:left="40"/>
-        <w:snapToGrid w:val="0"/>
-        <w:pBdr>
-          <w:top w:val="single" w:sz="4" w:space="2" w:color="555555"/>
-          <w:left w:val="single" w:sz="4" w:space="2" w:color="555555"/>
-          <w:bottom w:val="single" w:sz="4" w:space="2" w:color="555555"/>
-          <w:right w:val="single" w:sz="4" w:space="2" w:color="555555"/>
-        </w:pBdr>
-        <w:shd w:val="clear" w:color="auto" w:fill="FFFFFF"/>
-      </w:pPr>
-      <w:r>
-        <w:rPr>
-          <w:rFonts w:ascii="맑은 고딕" w:hAnsi="맑은 고딕" w:eastAsia="맑은 고딕"/>
-          <w:b w:val="0"/>
-          <w:sz w:val="17"/>
-          <w:u w:val="none"/>
-        </w:rPr>
-        <w:t>&lt;보기&gt;</w:t>
-      </w:r>
-    </w:p>
-    <w:p>
-      <w:pPr>
-        <w:spacing w:before="0" w:after="60" w:line="336" w:lineRule="auto"/>
-        <w:ind w:left="40"/>
-        <w:snapToGrid w:val="0"/>
-        <w:pBdr>
-          <w:top w:val="single" w:sz="4" w:space="2" w:color="555555"/>
-          <w:left w:val="single" w:sz="4" w:space="2" w:color="555555"/>
-          <w:bottom w:val="single" w:sz="4" w:space="2" w:color="555555"/>
-          <w:right w:val="single" w:sz="4" w:space="2" w:color="555555"/>
-        </w:pBdr>
-        <w:shd w:val="clear" w:color="auto" w:fill="FFFFFF"/>
-      </w:pPr>
-      <w:r>
-        <w:rPr>
-          <w:rFonts w:ascii="맑은 고딕" w:hAnsi="맑은 고딕" w:eastAsia="맑은 고딕"/>
-          <w:b w:val="0"/>
-          <w:sz w:val="17"/>
-          <w:u w:val="none"/>
-        </w:rPr>
-        <w:t>since then / artificial intelligence / have become / the study and practice / of / make / intelligent machines / that / be programmed / think / like humans</w:t>
-      </w:r>
-    </w:p>
-    <w:p>
-      <w:pPr>
-        <w:spacing w:before="0" w:after="0" w:line="336" w:lineRule="auto"/>
-        <w:ind w:left="40"/>
-        <w:snapToGrid w:val="0"/>
-        <w:pBdr>
-          <w:top w:val="single" w:sz="4" w:space="2" w:color="555555"/>
-          <w:left w:val="single" w:sz="4" w:space="2" w:color="555555"/>
-          <w:bottom w:val="single" w:sz="4" w:space="2" w:color="555555"/>
-          <w:right w:val="single" w:sz="4" w:space="2" w:color="555555"/>
-        </w:pBdr>
-        <w:shd w:val="clear" w:color="auto" w:fill="FFFFFF"/>
-      </w:pPr>
-      <w:r>
-        <w:rPr>
-          <w:rFonts w:ascii="맑은 고딕" w:hAnsi="맑은 고딕" w:eastAsia="맑은 고딕"/>
-          <w:b/>
-          <w:sz w:val="17"/>
-          <w:u w:val="none"/>
-        </w:rPr>
-        <w:t>조건 · 보기</w:t>
-      </w:r>
-    </w:p>
-    <w:p>
-      <w:pPr>
-        <w:spacing w:before="0" w:after="0" w:line="336" w:lineRule="auto"/>
-        <w:ind w:left="40"/>
-        <w:snapToGrid w:val="0"/>
-        <w:pBdr>
-          <w:top w:val="single" w:sz="4" w:space="2" w:color="555555"/>
-          <w:left w:val="single" w:sz="4" w:space="2" w:color="555555"/>
-          <w:bottom w:val="single" w:sz="4" w:space="2" w:color="555555"/>
-          <w:right w:val="single" w:sz="4" w:space="2" w:color="555555"/>
-        </w:pBdr>
-        <w:shd w:val="clear" w:color="auto" w:fill="FFFFFF"/>
-      </w:pPr>
-      <w:r>
-        <w:rPr>
-          <w:rFonts w:ascii="맑은 고딕" w:hAnsi="맑은 고딕" w:eastAsia="맑은 고딕"/>
-          <w:b w:val="0"/>
-          <w:sz w:val="17"/>
-          <w:u w:val="none"/>
-        </w:rPr>
-        <w:t>&lt;조건&gt;</w:t>
-      </w:r>
-    </w:p>
-    <w:p>
-      <w:pPr>
-        <w:spacing w:before="0" w:after="0" w:line="336" w:lineRule="auto"/>
-        <w:ind w:left="40"/>
-        <w:snapToGrid w:val="0"/>
-        <w:pBdr>
-          <w:top w:val="single" w:sz="4" w:space="2" w:color="555555"/>
-          <w:left w:val="single" w:sz="4" w:space="2" w:color="555555"/>
-          <w:bottom w:val="single" w:sz="4" w:space="2" w:color="555555"/>
-          <w:right w:val="single" w:sz="4" w:space="2" w:color="555555"/>
-        </w:pBdr>
-        <w:shd w:val="clear" w:color="auto" w:fill="FFFFFF"/>
-      </w:pPr>
-      <w:r>
-        <w:rPr>
-          <w:rFonts w:ascii="맑은 고딕" w:hAnsi="맑은 고딕" w:eastAsia="맑은 고딕"/>
-          <w:b w:val="0"/>
-          <w:sz w:val="17"/>
-          <w:u w:val="none"/>
-        </w:rPr>
-        <w:t>1. Since then 으로 시작하고 현재완료를 쓸 것</w:t>
-      </w:r>
-    </w:p>
-    <w:p>
-      <w:pPr>
-        <w:spacing w:before="0" w:after="0" w:line="336" w:lineRule="auto"/>
-        <w:ind w:left="40"/>
-        <w:snapToGrid w:val="0"/>
-        <w:pBdr>
-          <w:top w:val="single" w:sz="4" w:space="2" w:color="555555"/>
-          <w:left w:val="single" w:sz="4" w:space="2" w:color="555555"/>
-          <w:bottom w:val="single" w:sz="4" w:space="2" w:color="555555"/>
-          <w:right w:val="single" w:sz="4" w:space="2" w:color="555555"/>
-        </w:pBdr>
-        <w:shd w:val="clear" w:color="auto" w:fill="FFFFFF"/>
-      </w:pPr>
-      <w:r>
-        <w:rPr>
-          <w:rFonts w:ascii="맑은 고딕" w:hAnsi="맑은 고딕" w:eastAsia="맑은 고딕"/>
-          <w:b w:val="0"/>
-          <w:sz w:val="17"/>
-          <w:u w:val="none"/>
-        </w:rPr>
-        <w:t>2. 관계대명사 that과 수동태를 사용할 것</w:t>
-      </w:r>
-    </w:p>
-    <w:p>
-      <w:pPr>
-        <w:spacing w:before="0" w:after="60" w:line="336" w:lineRule="auto"/>
-        <w:ind w:left="40"/>
-        <w:snapToGrid w:val="0"/>
-        <w:pBdr>
-          <w:top w:val="single" w:sz="4" w:space="2" w:color="555555"/>
-          <w:left w:val="single" w:sz="4" w:space="2" w:color="555555"/>
-          <w:bottom w:val="single" w:sz="4" w:space="2" w:color="555555"/>
-          <w:right w:val="single" w:sz="4" w:space="2" w:color="555555"/>
-        </w:pBdr>
-        <w:shd w:val="clear" w:color="auto" w:fill="FFFFFF"/>
-      </w:pPr>
-      <w:r>
-        <w:rPr>
-          <w:rFonts w:ascii="맑은 고딕" w:hAnsi="맑은 고딕" w:eastAsia="맑은 고딕"/>
-          <w:b w:val="0"/>
-          <w:sz w:val="17"/>
-          <w:u w:val="none"/>
-        </w:rPr>
-        <w:t>3. &lt;보기&gt;의 어구를 모두 사용하되, 어형 변형이 필요한 것은 알맞게 바꿀 것</w:t>
-      </w:r>
-    </w:p>
-    <w:p>
-      <w:pPr>
-        <w:spacing w:before="0" w:after="40" w:line="360" w:lineRule="auto"/>
-        <w:snapToGrid w:val="0"/>
-      </w:pPr>
-      <w:r>
-        <w:rPr>
-          <w:rFonts w:ascii="맑은 고딕" w:hAnsi="맑은 고딕" w:eastAsia="맑은 고딕"/>
-          <w:b w:val="0"/>
-          <w:sz w:val="17"/>
-          <w:u w:val="none"/>
-        </w:rPr>
-        <w:t>→ ______________________________________________________________</w:t>
-      </w:r>
-    </w:p>
-    <w:p>
-      <w:pPr>
-        <w:spacing w:before="0" w:after="40" w:line="360" w:lineRule="auto"/>
-        <w:snapToGrid w:val="0"/>
-      </w:pPr>
-      <w:r>
-        <w:rPr>
-          <w:rFonts w:ascii="맑은 고딕" w:hAnsi="맑은 고딕" w:eastAsia="맑은 고딕"/>
-          <w:b w:val="0"/>
-          <w:sz w:val="17"/>
-          <w:u w:val="none"/>
-        </w:rPr>
-        <w:t>______________________________________________________________</w:t>
-      </w:r>
-    </w:p>
-    <w:p>
-      <w:pPr>
-        <w:keepNext/>
-        <w:spacing w:before="80" w:after="40" w:line="276" w:lineRule="auto"/>
-        <w:snapToGrid w:val="0"/>
-        <w:shd w:val="clear" w:color="auto" w:fill="8A3A12"/>
-      </w:pPr>
-      <w:r>
-        <w:rPr>
-          <w:rFonts w:ascii="맑은 고딕" w:hAnsi="맑은 고딕" w:eastAsia="맑은 고딕"/>
-          <w:b/>
-          <w:color w:val="FFFFFF"/>
-          <w:sz w:val="17"/>
-          <w:u w:val="none"/>
-        </w:rPr>
-        <w:t>서답형  35-서1 ~ 35-서1</w:t>
-      </w:r>
-    </w:p>
-    <w:p>
-      <w:pPr>
-        <w:keepNext/>
-        <w:spacing w:before="80" w:after="20" w:line="276" w:lineRule="auto"/>
-        <w:snapToGrid w:val="0"/>
-      </w:pPr>
-      <w:r>
-        <w:rPr>
-          <w:rFonts w:ascii="맑은 고딕" w:hAnsi="맑은 고딕" w:eastAsia="맑은 고딕"/>
-          <w:b/>
-          <w:sz w:val="17"/>
-          <w:u w:val="none"/>
-        </w:rPr>
-        <w:t>35-서1.</w:t>
-      </w:r>
-      <w:r>
-        <w:rPr>
-          <w:rFonts w:ascii="맑은 고딕" w:hAnsi="맑은 고딕" w:eastAsia="맑은 고딕"/>
-          <w:b w:val="0"/>
-          <w:sz w:val="17"/>
-          <w:u w:val="none"/>
-        </w:rPr>
-        <w:t xml:space="preserve"> 다음 글의 밑줄 친 ⓐ~ⓕ 중 어법상 </w:t>
-      </w:r>
-      <w:r>
-        <w:rPr>
-          <w:rFonts w:ascii="맑은 고딕" w:hAnsi="맑은 고딕" w:eastAsia="맑은 고딕"/>
-          <w:b/>
-          <w:sz w:val="17"/>
-          <w:u w:val="none"/>
-        </w:rPr>
-        <w:t>틀린 것 2개</w:t>
-      </w:r>
-      <w:r>
-        <w:rPr>
-          <w:rFonts w:ascii="맑은 고딕" w:hAnsi="맑은 고딕" w:eastAsia="맑은 고딕"/>
-          <w:b w:val="0"/>
-          <w:sz w:val="17"/>
-          <w:u w:val="none"/>
-        </w:rPr>
-        <w:t xml:space="preserve">를 찾아, 각각 </w:t>
-      </w:r>
-      <w:r>
-        <w:rPr>
-          <w:rFonts w:ascii="맑은 고딕" w:hAnsi="맑은 고딕" w:eastAsia="맑은 고딕"/>
-          <w:b/>
-          <w:sz w:val="17"/>
-          <w:u w:val="none"/>
-        </w:rPr>
-        <w:t>한 단어</w:t>
-      </w:r>
-      <w:r>
-        <w:rPr>
-          <w:rFonts w:ascii="맑은 고딕" w:hAnsi="맑은 고딕" w:eastAsia="맑은 고딕"/>
-          <w:b w:val="0"/>
-          <w:sz w:val="17"/>
-          <w:u w:val="none"/>
-        </w:rPr>
-        <w:t>로 고쳐 쓰시오. [4.0점]</w:t>
-      </w:r>
-    </w:p>
-    <w:p>
-      <w:pPr>
-        <w:spacing w:before="0" w:after="60" w:line="288" w:lineRule="auto"/>
-        <w:ind w:left="40"/>
-        <w:snapToGrid w:val="0"/>
-        <w:pBdr>
-          <w:top w:val="single" w:sz="4" w:space="2" w:color="999999"/>
-          <w:left w:val="single" w:sz="4" w:space="2" w:color="999999"/>
-          <w:bottom w:val="single" w:sz="4" w:space="2" w:color="999999"/>
-          <w:right w:val="single" w:sz="4" w:space="2" w:color="999999"/>
-        </w:pBdr>
-        <w:shd w:val="clear" w:color="auto" w:fill="F6F3EA"/>
-      </w:pPr>
-      <w:r>
-        <w:rPr>
-          <w:rFonts w:ascii="맑은 고딕" w:hAnsi="맑은 고딕" w:eastAsia="맑은 고딕"/>
-          <w:b w:val="0"/>
-          <w:sz w:val="17"/>
-          <w:u w:val="none"/>
-        </w:rPr>
-        <w:t>In 1950, British mathematician Alan Turing asked ⓐwhether machines could think and reason like humans and then ⓑdeveloping the Turing test to measure a machine's intelligence and whether the machines can think ⓒautonomously. A few years later, MIT professor John McCarthy coined “artificial intelligence,” ⓓreplaced the previously ⓔused expression “automata studies.”</w:t>
-      </w:r>
-    </w:p>
-    <w:p>
-      <w:pPr>
-        <w:spacing w:before="0" w:after="40" w:line="360" w:lineRule="auto"/>
-        <w:snapToGrid w:val="0"/>
-      </w:pPr>
-      <w:r>
-        <w:rPr>
-          <w:rFonts w:ascii="맑은 고딕" w:hAnsi="맑은 고딕" w:eastAsia="맑은 고딕"/>
-          <w:b w:val="0"/>
-          <w:sz w:val="17"/>
-          <w:u w:val="none"/>
-        </w:rPr>
-        <w:t>(1) 기호 ______  →  ______________</w:t>
-      </w:r>
-    </w:p>
-    <w:p>
-      <w:pPr>
-        <w:spacing w:before="0" w:after="40" w:line="360" w:lineRule="auto"/>
-        <w:snapToGrid w:val="0"/>
-      </w:pPr>
-      <w:r>
-        <w:rPr>
-          <w:rFonts w:ascii="맑은 고딕" w:hAnsi="맑은 고딕" w:eastAsia="맑은 고딕"/>
-          <w:b w:val="0"/>
-          <w:sz w:val="17"/>
-          <w:u w:val="none"/>
-        </w:rPr>
-        <w:t>(2) 기호 ______  →  ______________</w:t>
-      </w:r>
-    </w:p>
-    <w:p>
-      <w:pPr>
-        <w:keepNext/>
-        <w:spacing w:before="80" w:after="40" w:line="276" w:lineRule="auto"/>
-        <w:snapToGrid w:val="0"/>
-        <w:shd w:val="clear" w:color="auto" w:fill="6B21A8"/>
-      </w:pPr>
-      <w:r>
-        <w:rPr>
-          <w:rFonts w:ascii="맑은 고딕" w:hAnsi="맑은 고딕" w:eastAsia="맑은 고딕"/>
-          <w:b/>
-          <w:color w:val="FFFFFF"/>
-          <w:sz w:val="17"/>
-          <w:u w:val="none"/>
-        </w:rPr>
-        <w:t>[지문 구조]  ※ 앞 문항을 모두 푼 뒤에 풀 것</w:t>
-      </w:r>
-    </w:p>
-    <w:p>
-      <w:pPr>
-        <w:keepNext/>
-        <w:spacing w:before="80" w:after="20" w:line="276" w:lineRule="auto"/>
-        <w:snapToGrid w:val="0"/>
-      </w:pPr>
-      <w:r>
-        <w:rPr>
-          <w:rFonts w:ascii="맑은 고딕" w:hAnsi="맑은 고딕" w:eastAsia="맑은 고딕"/>
-          <w:b/>
-          <w:sz w:val="17"/>
-          <w:u w:val="none"/>
-        </w:rPr>
-        <w:t>35-위치1.</w:t>
-      </w:r>
-      <w:r>
-        <w:rPr>
-          <w:rFonts w:ascii="맑은 고딕" w:hAnsi="맑은 고딕" w:eastAsia="맑은 고딕"/>
-          <w:b w:val="0"/>
-          <w:sz w:val="17"/>
-          <w:u w:val="none"/>
-        </w:rPr>
-        <w:t xml:space="preserve"> 글의 흐름으로 보아, 주어진 문장이 들어가기에 가장 적절한 곳은? [2.9점]</w:t>
-      </w:r>
-    </w:p>
-    <w:p>
-      <w:pPr>
-        <w:spacing w:before="0" w:after="0" w:line="336" w:lineRule="auto"/>
-        <w:ind w:left="40"/>
-        <w:snapToGrid w:val="0"/>
-        <w:pBdr>
-          <w:top w:val="single" w:sz="4" w:space="2" w:color="555555"/>
-          <w:left w:val="single" w:sz="4" w:space="2" w:color="555555"/>
-          <w:bottom w:val="single" w:sz="4" w:space="2" w:color="555555"/>
-          <w:right w:val="single" w:sz="4" w:space="2" w:color="555555"/>
-        </w:pBdr>
-        <w:shd w:val="clear" w:color="auto" w:fill="FFFFFF"/>
-      </w:pPr>
-      <w:r>
-        <w:rPr>
-          <w:rFonts w:ascii="맑은 고딕" w:hAnsi="맑은 고딕" w:eastAsia="맑은 고딕"/>
-          <w:b/>
-          <w:sz w:val="17"/>
-          <w:u w:val="none"/>
-        </w:rPr>
-        <w:t>조건 · 보기</w:t>
-      </w:r>
-    </w:p>
-    <w:p>
-      <w:pPr>
-        <w:spacing w:before="0" w:after="60" w:line="336" w:lineRule="auto"/>
-        <w:ind w:left="40"/>
-        <w:snapToGrid w:val="0"/>
-        <w:pBdr>
-          <w:top w:val="single" w:sz="4" w:space="2" w:color="555555"/>
-          <w:left w:val="single" w:sz="4" w:space="2" w:color="555555"/>
-          <w:bottom w:val="single" w:sz="4" w:space="2" w:color="555555"/>
-          <w:right w:val="single" w:sz="4" w:space="2" w:color="555555"/>
-        </w:pBdr>
-        <w:shd w:val="clear" w:color="auto" w:fill="FFFFFF"/>
-      </w:pPr>
-      <w:r>
-        <w:rPr>
-          <w:rFonts w:ascii="맑은 고딕" w:hAnsi="맑은 고딕" w:eastAsia="맑은 고딕"/>
-          <w:b w:val="0"/>
-          <w:sz w:val="17"/>
-          <w:u w:val="none"/>
-        </w:rPr>
-        <w:t>The dream did not stay in fiction, however.</w:t>
-      </w:r>
-    </w:p>
-    <w:p>
-      <w:pPr>
-        <w:spacing w:before="0" w:after="60" w:line="288" w:lineRule="auto"/>
-        <w:ind w:left="40"/>
-        <w:snapToGrid w:val="0"/>
-        <w:pBdr>
-          <w:top w:val="single" w:sz="4" w:space="2" w:color="999999"/>
-          <w:left w:val="single" w:sz="4" w:space="2" w:color="999999"/>
-          <w:bottom w:val="single" w:sz="4" w:space="2" w:color="999999"/>
-          <w:right w:val="single" w:sz="4" w:space="2" w:color="999999"/>
-        </w:pBdr>
-        <w:shd w:val="clear" w:color="auto" w:fill="F6F3EA"/>
-      </w:pPr>
-      <w:r>
-        <w:rPr>
-          <w:rFonts w:ascii="맑은 고딕" w:hAnsi="맑은 고딕" w:eastAsia="맑은 고딕"/>
-          <w:b w:val="0"/>
-          <w:sz w:val="17"/>
-          <w:u w:val="none"/>
-        </w:rPr>
-        <w:t>People have imagined thinking machines for a very long time. ( ① ) Greek myth had its artificial beings, Pandora among them, and later literature had Frankenstein's creature. ( ② ) In 1950 Alan Turing asked whether a machine could reason like a human and built a test to find out whether it could think on its own. ( ③ ) A few years later John McCarthy coined “artificial intelligence” to replace “automata studies.” ( ④ ) Under that name the field has since meant making machines programmed to think like us. ( ⑤ ) Their reasoning and learning are gifts from their creators.</w:t>
-      </w:r>
-    </w:p>
-    <w:p>
-      <w:pPr>
-        <w:keepNext/>
-        <w:spacing w:before="80" w:after="20" w:line="276" w:lineRule="auto"/>
-        <w:snapToGrid w:val="0"/>
-      </w:pPr>
-      <w:r>
-        <w:rPr>
-          <w:rFonts w:ascii="맑은 고딕" w:hAnsi="맑은 고딕" w:eastAsia="맑은 고딕"/>
-          <w:b/>
-          <w:sz w:val="17"/>
-          <w:u w:val="none"/>
-        </w:rPr>
-        <w:t>35-위치2.</w:t>
-      </w:r>
-      <w:r>
-        <w:rPr>
-          <w:rFonts w:ascii="맑은 고딕" w:hAnsi="맑은 고딕" w:eastAsia="맑은 고딕"/>
-          <w:b w:val="0"/>
-          <w:sz w:val="17"/>
-          <w:u w:val="none"/>
-        </w:rPr>
-        <w:t xml:space="preserve"> 주어진 글 다음에 이어질 글의 순서로 가장 적절한 것은? [2.8점]</w:t>
-      </w:r>
-    </w:p>
-    <w:p>
-      <w:pPr>
-        <w:spacing w:before="0" w:after="0" w:line="336" w:lineRule="auto"/>
-        <w:ind w:left="40"/>
-        <w:snapToGrid w:val="0"/>
-        <w:pBdr>
-          <w:top w:val="single" w:sz="4" w:space="2" w:color="555555"/>
-          <w:left w:val="single" w:sz="4" w:space="2" w:color="555555"/>
-          <w:bottom w:val="single" w:sz="4" w:space="2" w:color="555555"/>
-          <w:right w:val="single" w:sz="4" w:space="2" w:color="555555"/>
-        </w:pBdr>
-        <w:shd w:val="clear" w:color="auto" w:fill="FFFFFF"/>
-      </w:pPr>
-      <w:r>
-        <w:rPr>
-          <w:rFonts w:ascii="맑은 고딕" w:hAnsi="맑은 고딕" w:eastAsia="맑은 고딕"/>
-          <w:b/>
-          <w:sz w:val="17"/>
-          <w:u w:val="none"/>
-        </w:rPr>
-        <w:t>조건 · 보기</w:t>
-      </w:r>
-    </w:p>
-    <w:p>
-      <w:pPr>
-        <w:spacing w:before="0" w:after="60" w:line="336" w:lineRule="auto"/>
-        <w:ind w:left="40"/>
-        <w:snapToGrid w:val="0"/>
-        <w:pBdr>
-          <w:top w:val="single" w:sz="4" w:space="2" w:color="555555"/>
-          <w:left w:val="single" w:sz="4" w:space="2" w:color="555555"/>
-          <w:bottom w:val="single" w:sz="4" w:space="2" w:color="555555"/>
-          <w:right w:val="single" w:sz="4" w:space="2" w:color="555555"/>
-        </w:pBdr>
-        <w:shd w:val="clear" w:color="auto" w:fill="FFFFFF"/>
-      </w:pPr>
-      <w:r>
-        <w:rPr>
-          <w:rFonts w:ascii="맑은 고딕" w:hAnsi="맑은 고딕" w:eastAsia="맑은 고딕"/>
-          <w:b w:val="0"/>
-          <w:sz w:val="17"/>
-          <w:u w:val="none"/>
-        </w:rPr>
-        <w:t>The idea of a machine that thinks like a human is centuries old.</w:t>
-      </w:r>
-    </w:p>
-    <w:p>
-      <w:pPr>
-        <w:spacing w:before="0" w:after="60" w:line="288" w:lineRule="auto"/>
-        <w:ind w:left="40"/>
-        <w:snapToGrid w:val="0"/>
-        <w:pBdr>
-          <w:top w:val="single" w:sz="4" w:space="2" w:color="999999"/>
-          <w:left w:val="single" w:sz="4" w:space="2" w:color="999999"/>
-          <w:bottom w:val="single" w:sz="4" w:space="2" w:color="999999"/>
-          <w:right w:val="single" w:sz="4" w:space="2" w:color="999999"/>
-        </w:pBdr>
-        <w:shd w:val="clear" w:color="auto" w:fill="F6F3EA"/>
-      </w:pPr>
-      <w:r>
-        <w:rPr>
-          <w:rFonts w:ascii="맑은 고딕" w:hAnsi="맑은 고딕" w:eastAsia="맑은 고딕"/>
-          <w:b w:val="0"/>
-          <w:sz w:val="17"/>
-          <w:u w:val="none"/>
-        </w:rPr>
-        <w:t>(A) That question got a name a few years afterward, when John McCarthy of MIT coined “artificial intelligence” in place of “automata studies,” and the field has carried the name ever since.</w:t>
-      </w:r>
-    </w:p>
-    <w:p>
-      <w:pPr>
-        <w:spacing w:before="0" w:after="60" w:line="288" w:lineRule="auto"/>
-        <w:ind w:left="40"/>
-        <w:snapToGrid w:val="0"/>
-        <w:pBdr>
-          <w:top w:val="single" w:sz="4" w:space="2" w:color="999999"/>
-          <w:left w:val="single" w:sz="4" w:space="2" w:color="999999"/>
-          <w:bottom w:val="single" w:sz="4" w:space="2" w:color="999999"/>
-          <w:right w:val="single" w:sz="4" w:space="2" w:color="999999"/>
-        </w:pBdr>
-        <w:shd w:val="clear" w:color="auto" w:fill="F6F3EA"/>
-      </w:pPr>
-      <w:r>
-        <w:rPr>
-          <w:rFonts w:ascii="맑은 고딕" w:hAnsi="맑은 고딕" w:eastAsia="맑은 고딕"/>
-          <w:b w:val="0"/>
-          <w:sz w:val="17"/>
-          <w:u w:val="none"/>
-        </w:rPr>
-        <w:t>(B) It lived first in myth — the Greeks had their automatons and their Pandora — and then in literature, most memorably in Frankenstein.</w:t>
-      </w:r>
-    </w:p>
-    <w:p>
-      <w:pPr>
-        <w:spacing w:before="0" w:after="60" w:line="288" w:lineRule="auto"/>
-        <w:ind w:left="40"/>
-        <w:snapToGrid w:val="0"/>
-        <w:pBdr>
-          <w:top w:val="single" w:sz="4" w:space="2" w:color="999999"/>
-          <w:left w:val="single" w:sz="4" w:space="2" w:color="999999"/>
-          <w:bottom w:val="single" w:sz="4" w:space="2" w:color="999999"/>
-          <w:right w:val="single" w:sz="4" w:space="2" w:color="999999"/>
-        </w:pBdr>
-        <w:shd w:val="clear" w:color="auto" w:fill="F6F3EA"/>
-      </w:pPr>
-      <w:r>
-        <w:rPr>
-          <w:rFonts w:ascii="맑은 고딕" w:hAnsi="맑은 고딕" w:eastAsia="맑은 고딕"/>
-          <w:b w:val="0"/>
-          <w:sz w:val="17"/>
-          <w:u w:val="none"/>
-        </w:rPr>
-        <w:t>(C) It became a scientific question in 1950, when Alan Turing asked whether machines could reason like people and devised a test to measure it.</w:t>
+        <w:t>① ①    ② ②    ③ ③    ④ ④    ⑤ ⑤</w:t>
       </w:r>
     </w:p>
     <w:p>
@@ -4195,7 +4046,7 @@
           <w:sz w:val="15"/>
           <w:u w:val="none"/>
         </w:rPr>
-        <w:t xml:space="preserve"> 정답 ⑤</w:t>
+        <w:t xml:space="preserve"> 정답 ③ — (a) ○ (b) ✕ (c) ○ (d) ✕ (e) ✕</w:t>
       </w:r>
     </w:p>
     <w:p>
@@ -4220,7 +4071,7 @@
           <w:sz w:val="15"/>
           <w:u w:val="none"/>
         </w:rPr>
-        <w:t xml:space="preserve"> 정답 ④</w:t>
+        <w:t xml:space="preserve"> 정답 ① — ⓐ who → that(which) / ⓒ create → creating / ⓔ replaced → replacing</w:t>
       </w:r>
     </w:p>
     <w:p>
@@ -4245,7 +4096,7 @@
           <w:sz w:val="15"/>
           <w:u w:val="none"/>
         </w:rPr>
-        <w:t xml:space="preserve"> 정답 ④</w:t>
+        <w:t xml:space="preserve"> 정답 ④ — intelligent · autonomously · previously</w:t>
       </w:r>
     </w:p>
     <w:p>
@@ -4270,7 +4121,7 @@
           <w:sz w:val="15"/>
           <w:u w:val="none"/>
         </w:rPr>
-        <w:t xml:space="preserve"> ② has → have</w:t>
+        <w:t xml:space="preserve"> 정답 ⑤</w:t>
       </w:r>
     </w:p>
     <w:p>
@@ -4295,7 +4146,7 @@
           <w:sz w:val="15"/>
           <w:u w:val="none"/>
         </w:rPr>
-        <w:t xml:space="preserve"> 정답 ①</w:t>
+        <w:t xml:space="preserve"> 정답 ②</w:t>
       </w:r>
     </w:p>
     <w:p>
@@ -4345,7 +4196,7 @@
           <w:sz w:val="15"/>
           <w:u w:val="none"/>
         </w:rPr>
-        <w:t xml:space="preserve"> ② (ⓐ, ⓑ, ⓒ)</w:t>
+        <w:t xml:space="preserve"> 정답 ④</w:t>
       </w:r>
     </w:p>
     <w:p>
@@ -4361,7 +4212,7 @@
           <w:sz w:val="15"/>
           <w:u w:val="none"/>
         </w:rPr>
-        <w:t>35-8</w:t>
+        <w:t>35-서1</w:t>
       </w:r>
       <w:r>
         <w:rPr>
@@ -4370,7 +4221,7 @@
           <w:sz w:val="15"/>
           <w:u w:val="none"/>
         </w:rPr>
-        <w:t xml:space="preserve"> 정답 ④</w:t>
+        <w:t xml:space="preserve"> (1) decide  (2) replaced  (3) creation</w:t>
       </w:r>
     </w:p>
     <w:p>
@@ -4386,7 +4237,7 @@
           <w:sz w:val="15"/>
           <w:u w:val="none"/>
         </w:rPr>
-        <w:t>35-서1</w:t>
+        <w:t>35-서2</w:t>
       </w:r>
       <w:r>
         <w:rPr>
@@ -4395,7 +4246,7 @@
           <w:sz w:val="15"/>
           <w:u w:val="none"/>
         </w:rPr>
-        <w:t xml:space="preserve"> ⓑ developing → developed / ⓓ replaced → replacing</w:t>
+        <w:t xml:space="preserve"> It was John McCarthy who coined “artificial intelligence,” replacing the previously used expression “automata studies.”</w:t>
       </w:r>
     </w:p>
     <w:p>
@@ -4411,7 +4262,7 @@
           <w:sz w:val="15"/>
           <w:u w:val="none"/>
         </w:rPr>
-        <w:t>35-추1</w:t>
+        <w:t>35-8</w:t>
       </w:r>
       <w:r>
         <w:rPr>
@@ -4420,107 +4271,7 @@
           <w:sz w:val="15"/>
           <w:u w:val="none"/>
         </w:rPr>
-        <w:t xml:space="preserve"> (A) dreamed  (B) developed  (C) coined  (D) endowed</w:t>
-      </w:r>
-    </w:p>
-    <w:p>
-      <w:pPr>
-        <w:spacing w:before="0" w:after="0" w:line="259" w:lineRule="auto"/>
-        <w:ind w:left="160" w:hanging="160"/>
-        <w:snapToGrid w:val="0"/>
-      </w:pPr>
-      <w:r>
-        <w:rPr>
-          <w:rFonts w:ascii="맑은 고딕" w:hAnsi="맑은 고딕" w:eastAsia="맑은 고딕"/>
-          <w:b/>
-          <w:sz w:val="15"/>
-          <w:u w:val="none"/>
-        </w:rPr>
-        <w:t>35-추2</w:t>
-      </w:r>
-      <w:r>
-        <w:rPr>
-          <w:rFonts w:ascii="맑은 고딕" w:hAnsi="맑은 고딕" w:eastAsia="맑은 고딕"/>
-          <w:b w:val="0"/>
-          <w:sz w:val="15"/>
-          <w:u w:val="none"/>
-        </w:rPr>
-        <w:t xml:space="preserve"> (1) ills  (2) autonomously  (3) coin  (4) endowed</w:t>
-      </w:r>
-    </w:p>
-    <w:p>
-      <w:pPr>
-        <w:spacing w:before="0" w:after="0" w:line="259" w:lineRule="auto"/>
-        <w:ind w:left="160" w:hanging="160"/>
-        <w:snapToGrid w:val="0"/>
-      </w:pPr>
-      <w:r>
-        <w:rPr>
-          <w:rFonts w:ascii="맑은 고딕" w:hAnsi="맑은 고딕" w:eastAsia="맑은 고딕"/>
-          <w:b/>
-          <w:sz w:val="15"/>
-          <w:u w:val="none"/>
-        </w:rPr>
-        <w:t>35-추3</w:t>
-      </w:r>
-      <w:r>
-        <w:rPr>
-          <w:rFonts w:ascii="맑은 고딕" w:hAnsi="맑은 고딕" w:eastAsia="맑은 고딕"/>
-          <w:b w:val="0"/>
-          <w:sz w:val="15"/>
-          <w:u w:val="none"/>
-        </w:rPr>
-        <w:t xml:space="preserve"> Since then, artificial intelligence has become the study and practice of making intelligent machines that are programmed to think like humans.</w:t>
-      </w:r>
-    </w:p>
-    <w:p>
-      <w:pPr>
-        <w:spacing w:before="0" w:after="0" w:line="259" w:lineRule="auto"/>
-        <w:ind w:left="160" w:hanging="160"/>
-        <w:snapToGrid w:val="0"/>
-      </w:pPr>
-      <w:r>
-        <w:rPr>
-          <w:rFonts w:ascii="맑은 고딕" w:hAnsi="맑은 고딕" w:eastAsia="맑은 고딕"/>
-          <w:b/>
-          <w:sz w:val="15"/>
-          <w:u w:val="none"/>
-        </w:rPr>
-        <w:t>35-위치1</w:t>
-      </w:r>
-      <w:r>
-        <w:rPr>
-          <w:rFonts w:ascii="맑은 고딕" w:hAnsi="맑은 고딕" w:eastAsia="맑은 고딕"/>
-          <w:b w:val="0"/>
-          <w:sz w:val="15"/>
-          <w:u w:val="none"/>
-        </w:rPr>
         <w:t xml:space="preserve"> 정답 ②</w:t>
-      </w:r>
-    </w:p>
-    <w:p>
-      <w:pPr>
-        <w:spacing w:before="0" w:after="0" w:line="259" w:lineRule="auto"/>
-        <w:ind w:left="160" w:hanging="160"/>
-        <w:snapToGrid w:val="0"/>
-      </w:pPr>
-      <w:r>
-        <w:rPr>
-          <w:rFonts w:ascii="맑은 고딕" w:hAnsi="맑은 고딕" w:eastAsia="맑은 고딕"/>
-          <w:b/>
-          <w:sz w:val="15"/>
-          <w:u w:val="none"/>
-        </w:rPr>
-        <w:t>35-위치2</w:t>
-      </w:r>
-      <w:r>
-        <w:rPr>
-          <w:rFonts w:ascii="맑은 고딕" w:hAnsi="맑은 고딕" w:eastAsia="맑은 고딕"/>
-          <w:b w:val="0"/>
-          <w:sz w:val="15"/>
-          <w:u w:val="none"/>
-        </w:rPr>
-        <w:t xml:space="preserve"> 정답 ③</w:t>
       </w:r>
     </w:p>
     <w:p>
@@ -4561,7 +4312,7 @@
           <w:sz w:val="14"/>
           <w:u w:val="none"/>
         </w:rPr>
-        <w:t xml:space="preserve"> McCarthy가 그 이름을 </w:t>
+        <w:t xml:space="preserve"> </w:t>
       </w:r>
       <w:r>
         <w:rPr>
@@ -4570,7 +4321,7 @@
           <w:sz w:val="14"/>
           <w:u w:val="none"/>
         </w:rPr>
-        <w:t>지어 주었다</w:t>
+        <w:t>(e) [인물 swap]</w:t>
       </w:r>
       <w:r>
         <w:rPr>
@@ -4579,7 +4330,43 @@
           <w:sz w:val="14"/>
           <w:u w:val="none"/>
         </w:rPr>
-        <w:t>(gave the field its name). ⑤는 시점을 뒤집은 오답(프린트 T/F 3번 축). ④은 '대체'의 방향(old→new)을 정확히 담은 한 끗 선지로 일치.</w:t>
+        <w:t xml:space="preserve"> 본문에 나란히 나오는 두 인물의 업적을 바꿔 끼웠다. </w:t>
+      </w:r>
+      <w:r>
+        <w:rPr>
+          <w:rFonts w:ascii="맑은 고딕" w:hAnsi="맑은 고딕" w:eastAsia="맑은 고딕"/>
+          <w:b/>
+          <w:sz w:val="14"/>
+          <w:u w:val="none"/>
+        </w:rPr>
+        <w:t>(b)</w:t>
+      </w:r>
+      <w:r>
+        <w:rPr>
+          <w:rFonts w:ascii="맑은 고딕" w:hAnsi="맑은 고딕" w:eastAsia="맑은 고딕"/>
+          <w:b w:val="0"/>
+          <w:sz w:val="14"/>
+          <w:u w:val="none"/>
+        </w:rPr>
+        <w:t xml:space="preserve"> 두 문장 모두 ‘꿈꿔 왔다’ — 대조가 아니라 첨가·유사. </w:t>
+      </w:r>
+      <w:r>
+        <w:rPr>
+          <w:rFonts w:ascii="맑은 고딕" w:hAnsi="맑은 고딕" w:eastAsia="맑은 고딕"/>
+          <w:b/>
+          <w:sz w:val="14"/>
+          <w:u w:val="none"/>
+        </w:rPr>
+        <w:t>(c) [어휘 decoy]</w:t>
+      </w:r>
+      <w:r>
+        <w:rPr>
+          <w:rFonts w:ascii="맑은 고딕" w:hAnsi="맑은 고딕" w:eastAsia="맑은 고딕"/>
+          <w:b w:val="0"/>
+          <w:sz w:val="14"/>
+          <w:u w:val="none"/>
+        </w:rPr>
+        <w:t xml:space="preserve"> coin을 ‘동전’으로만 알면 틀린 진술로 오인해 ④를 고른다.</w:t>
       </w:r>
     </w:p>
     <w:p>
@@ -4604,7 +4391,7 @@
           <w:sz w:val="14"/>
           <w:u w:val="none"/>
         </w:rPr>
-        <w:t xml:space="preserve"> 옛 명칭은 '</w:t>
+        <w:t xml:space="preserve"> </w:t>
       </w:r>
       <w:r>
         <w:rPr>
@@ -4613,7 +4400,7 @@
           <w:sz w:val="14"/>
           <w:u w:val="none"/>
         </w:rPr>
-        <w:t>자동 장치 연구</w:t>
+        <w:t>ⓑ ↔ ⓐ [짝 함정]</w:t>
       </w:r>
       <w:r>
         <w:rPr>
@@ -4622,7 +4409,25 @@
           <w:sz w:val="14"/>
           <w:u w:val="none"/>
         </w:rPr>
-        <w:t>', 새 명칭이 '인공지능'이다. ④은 두 명칭의 신구를 맞바꾼 주체 교차 오답(프린트 A-4 replace A with B 표적).</w:t>
+        <w:t xml:space="preserve"> 같은 who라도 선행사가 사람(Pandora)이면 옳고 사물(machines)이면 틀리다 — ⑤는 ⓑ까지 고른 선지. </w:t>
+      </w:r>
+      <w:r>
+        <w:rPr>
+          <w:rFonts w:ascii="맑은 고딕" w:hAnsi="맑은 고딕" w:eastAsia="맑은 고딕"/>
+          <w:b/>
+          <w:sz w:val="14"/>
+          <w:u w:val="none"/>
+        </w:rPr>
+        <w:t>ⓔ</w:t>
+      </w:r>
+      <w:r>
+        <w:rPr>
+          <w:rFonts w:ascii="맑은 고딕" w:hAnsi="맑은 고딕" w:eastAsia="맑은 고딕"/>
+          <w:b w:val="0"/>
+          <w:sz w:val="14"/>
+          <w:u w:val="none"/>
+        </w:rPr>
+        <w:t xml:space="preserve"> 뒤에 목적어가 있으면 수동 분사 불가.</w:t>
       </w:r>
     </w:p>
     <w:p>
@@ -4647,7 +4452,7 @@
           <w:sz w:val="14"/>
           <w:u w:val="none"/>
         </w:rPr>
-        <w:t xml:space="preserve"> '자동 장치 연구'는 새 용어가 </w:t>
+        <w:t xml:space="preserve"> </w:t>
       </w:r>
       <w:r>
         <w:rPr>
@@ -4656,7 +4461,7 @@
           <w:sz w:val="14"/>
           <w:u w:val="none"/>
         </w:rPr>
-        <w:t>대체한 이전의</w:t>
+        <w:t>③ [한 끗]</w:t>
       </w:r>
       <w:r>
         <w:rPr>
@@ -4665,7 +4470,25 @@
           <w:sz w:val="14"/>
           <w:u w:val="none"/>
         </w:rPr>
-        <w:t>(원문 previously used) 표현이다. newly는 replacing(대체)과 충돌하는 약한 반의어 오염. ① released ills, ② autonomously, ③ coined, ⑤ endowed는 프린트 A 표적 표현으로 적절.</w:t>
+        <w:t xml:space="preserve"> (A)(B)는 맞고 (C)만 previous — 분사 used 앞은 부사 자리. </w:t>
+      </w:r>
+      <w:r>
+        <w:rPr>
+          <w:rFonts w:ascii="맑은 고딕" w:hAnsi="맑은 고딕" w:eastAsia="맑은 고딕"/>
+          <w:b/>
+          <w:sz w:val="14"/>
+          <w:u w:val="none"/>
+        </w:rPr>
+        <w:t>(B) obediently</w:t>
+      </w:r>
+      <w:r>
+        <w:rPr>
+          <w:rFonts w:ascii="맑은 고딕" w:hAnsi="맑은 고딕" w:eastAsia="맑은 고딕"/>
+          <w:b w:val="0"/>
+          <w:sz w:val="14"/>
+          <w:u w:val="none"/>
+        </w:rPr>
+        <w:t xml:space="preserve"> ‘시키는 대로’ 생각하는지는 지능 측정의 목적과 반대.</w:t>
       </w:r>
     </w:p>
     <w:p>
@@ -4690,7 +4513,7 @@
           <w:sz w:val="14"/>
           <w:u w:val="none"/>
         </w:rPr>
-        <w:t xml:space="preserve"> There + be동사의 주어는 뒤의 </w:t>
+        <w:t xml:space="preserve"> </w:t>
       </w:r>
       <w:r>
         <w:rPr>
@@ -4699,7 +4522,7 @@
           <w:sz w:val="14"/>
           <w:u w:val="none"/>
         </w:rPr>
-        <w:t>myths(복수)</w:t>
+        <w:t>⑤ [순서 반전]</w:t>
       </w:r>
       <w:r>
         <w:rPr>
@@ -4708,7 +4531,25 @@
           <w:sz w:val="14"/>
           <w:u w:val="none"/>
         </w:rPr>
-        <w:t xml:space="preserve"> → have been. ① for centuries + 현재완료, ③ Pandora를 받는 who(계속적 용법), ④ 전치사 throughout, ⑤ dreamed of + 동명사는 옳다.</w:t>
+        <w:t xml:space="preserve"> later → 앞서. 인물·사건은 그대로 두고 시간 관계만 뒤집은 선지. </w:t>
+      </w:r>
+      <w:r>
+        <w:rPr>
+          <w:rFonts w:ascii="맑은 고딕" w:hAnsi="맑은 고딕" w:eastAsia="맑은 고딕"/>
+          <w:b/>
+          <w:sz w:val="14"/>
+          <w:u w:val="none"/>
+        </w:rPr>
+        <w:t>④</w:t>
+      </w:r>
+      <w:r>
+        <w:rPr>
+          <w:rFonts w:ascii="맑은 고딕" w:hAnsi="맑은 고딕" w:eastAsia="맑은 고딕"/>
+          <w:b w:val="0"/>
+          <w:sz w:val="14"/>
+          <w:u w:val="none"/>
+        </w:rPr>
+        <w:t xml:space="preserve"> replacing의 환언(대신할) — 참.</w:t>
       </w:r>
     </w:p>
     <w:p>
@@ -4733,7 +4574,61 @@
           <w:sz w:val="14"/>
           <w:u w:val="none"/>
         </w:rPr>
-        <w:t xml:space="preserve"> 빈칸 뒤 대시가 '창조자가 능력을 넣어 준, 추론하고 학습하는 기계 만들기'로 2단계 재진술한다. ③는 Turing의 테스트를 분야 전체로 확대한 최강 함정, ②은 글의 도입부(신화)를 정의로 오인한 범위 축소.</w:t>
+        <w:t xml:space="preserve"> </w:t>
+      </w:r>
+      <w:r>
+        <w:rPr>
+          <w:rFonts w:ascii="맑은 고딕" w:hAnsi="맑은 고딕" w:eastAsia="맑은 고딕"/>
+          <w:b/>
+          <w:sz w:val="14"/>
+          <w:u w:val="none"/>
+        </w:rPr>
+        <w:t>④ [세부 과장]</w:t>
+      </w:r>
+      <w:r>
+        <w:rPr>
+          <w:rFonts w:ascii="맑은 고딕" w:hAnsi="맑은 고딕" w:eastAsia="맑은 고딕"/>
+          <w:b w:val="0"/>
+          <w:sz w:val="14"/>
+          <w:u w:val="none"/>
+        </w:rPr>
+        <w:t xml:space="preserve"> [A]의 용어 교체(automata studies → AI)를 ‘이름이 더 중요하다’로 부풀렸다. </w:t>
+      </w:r>
+      <w:r>
+        <w:rPr>
+          <w:rFonts w:ascii="맑은 고딕" w:hAnsi="맑은 고딕" w:eastAsia="맑은 고딕"/>
+          <w:b/>
+          <w:sz w:val="14"/>
+          <w:u w:val="none"/>
+        </w:rPr>
+        <w:t>③</w:t>
+      </w:r>
+      <w:r>
+        <w:rPr>
+          <w:rFonts w:ascii="맑은 고딕" w:hAnsi="맑은 고딕" w:eastAsia="맑은 고딕"/>
+          <w:b w:val="0"/>
+          <w:sz w:val="14"/>
+          <w:u w:val="none"/>
+        </w:rPr>
+        <w:t xml:space="preserve"> 신화는 꿈의 출발점이지 장애물이 아니다. </w:t>
+      </w:r>
+      <w:r>
+        <w:rPr>
+          <w:rFonts w:ascii="맑은 고딕" w:hAnsi="맑은 고딕" w:eastAsia="맑은 고딕"/>
+          <w:b/>
+          <w:sz w:val="14"/>
+          <w:u w:val="none"/>
+        </w:rPr>
+        <w:t>⑤</w:t>
+      </w:r>
+      <w:r>
+        <w:rPr>
+          <w:rFonts w:ascii="맑은 고딕" w:hAnsi="맑은 고딕" w:eastAsia="맑은 고딕"/>
+          <w:b w:val="0"/>
+          <w:sz w:val="14"/>
+          <w:u w:val="none"/>
+        </w:rPr>
+        <w:t xml:space="preserve"> 두 글 어디에도 없는 내용.</w:t>
       </w:r>
     </w:p>
     <w:p>
@@ -4758,7 +4653,7 @@
           <w:sz w:val="14"/>
           <w:u w:val="none"/>
         </w:rPr>
-        <w:t xml:space="preserve"> (A) 신화·소설 속에서 </w:t>
+        <w:t xml:space="preserve"> </w:t>
       </w:r>
       <w:r>
         <w:rPr>
@@ -4767,7 +4662,7 @@
           <w:sz w:val="14"/>
           <w:u w:val="none"/>
         </w:rPr>
-        <w:t>꿈꿔 왔다</w:t>
+        <w:t>③ [인물 swap]</w:t>
       </w:r>
       <w:r>
         <w:rPr>
@@ -4776,7 +4671,25 @@
           <w:sz w:val="14"/>
           <w:u w:val="none"/>
         </w:rPr>
-        <w:t xml:space="preserve"> → dreamed. (B) Turing이 '정말 생각할 수 있는가'를 검증 가능한 질문으로 바꾸었다 → scientific. ② mythical은 전환 이전 단계, ③ warned는 Frankenstein을 경고로 오독한 한 끗 오답.</w:t>
+        <w:t xml:space="preserve"> 이름을 지은 사람은 McCarthy. </w:t>
+      </w:r>
+      <w:r>
+        <w:rPr>
+          <w:rFonts w:ascii="맑은 고딕" w:hAnsi="맑은 고딕" w:eastAsia="맑은 고딕"/>
+          <w:b/>
+          <w:sz w:val="14"/>
+          <w:u w:val="none"/>
+        </w:rPr>
+        <w:t>⑤ [소재 함정]</w:t>
+      </w:r>
+      <w:r>
+        <w:rPr>
+          <w:rFonts w:ascii="맑은 고딕" w:hAnsi="맑은 고딕" w:eastAsia="맑은 고딕"/>
+          <w:b w:val="0"/>
+          <w:sz w:val="14"/>
+          <w:u w:val="none"/>
+        </w:rPr>
+        <w:t xml:space="preserve"> Pandora(악을 퍼뜨림)·Frankenstein은 ‘꿈’의 예시일 뿐 위험이 주제가 아니다.</w:t>
       </w:r>
     </w:p>
     <w:p>
@@ -4801,7 +4714,7 @@
           <w:sz w:val="14"/>
           <w:u w:val="none"/>
         </w:rPr>
-        <w:t xml:space="preserve"> ⓓ 시점 반전(1950년 테스트 → 몇 년 뒤 명명). ⓔ endowed </w:t>
+        <w:t xml:space="preserve"> </w:t>
       </w:r>
       <w:r>
         <w:rPr>
@@ -4810,7 +4723,7 @@
           <w:sz w:val="14"/>
           <w:u w:val="none"/>
         </w:rPr>
-        <w:t>by their creators</w:t>
+        <w:t>④ [인물 재사용 함정]</w:t>
       </w:r>
       <w:r>
         <w:rPr>
@@ -4819,7 +4732,7 @@
           <w:sz w:val="14"/>
           <w:u w:val="none"/>
         </w:rPr>
-        <w:t>와 정면 충돌. ⓒ는 '1950 + a few years'를 1950년대로 환산해야 하는 한 끗 선지.</w:t>
+        <w:t xml:space="preserve"> Turing이라는 이름 때문에 자연스러워 보이지만 내용은 ‘전쟁’ 이야기. ④를 빼면 ③의 1950년 → ⑤ A few years later가 바로 이어진다.</w:t>
       </w:r>
     </w:p>
     <w:p>
@@ -4835,7 +4748,7 @@
           <w:sz w:val="14"/>
           <w:u w:val="none"/>
         </w:rPr>
-        <w:t>35-8</w:t>
+        <w:t>35-서1</w:t>
       </w:r>
       <w:r>
         <w:rPr>
@@ -4844,25 +4757,7 @@
           <w:sz w:val="14"/>
           <w:u w:val="none"/>
         </w:rPr>
-        <w:t xml:space="preserve"> B는 이전 명칭을 '</w:t>
-      </w:r>
-      <w:r>
-        <w:rPr>
-          <w:rFonts w:ascii="맑은 고딕" w:hAnsi="맑은 고딕" w:eastAsia="맑은 고딕"/>
-          <w:b/>
-          <w:sz w:val="14"/>
-          <w:u w:val="none"/>
-        </w:rPr>
-        <w:t>자동 장치 연구</w:t>
-      </w:r>
-      <w:r>
-        <w:rPr>
-          <w:rFonts w:ascii="맑은 고딕" w:hAnsi="맑은 고딕" w:eastAsia="맑은 고딕"/>
-          <w:b w:val="0"/>
-          <w:sz w:val="14"/>
-          <w:u w:val="none"/>
-        </w:rPr>
-        <w:t>(automata studies)'라 했고, '나란히 쓰였다'는 언급도 없다. ①은 'The name is from the 1950s'와 일치.</w:t>
+        <w:t xml:space="preserve"> (1) decision ✕(조동사 could에 이어지는 동사 자리). (2) replacing ✕ — 본문 형태 그대로 + 절의 동사 필요. (3) creators ✕ — ‘기계를 만드는 사람들’이 아니라 ‘만드는 일’. [채점] 각 1점.</w:t>
       </w:r>
     </w:p>
     <w:p>
@@ -4878,7 +4773,7 @@
           <w:sz w:val="14"/>
           <w:u w:val="none"/>
         </w:rPr>
-        <w:t>35-서1</w:t>
+        <w:t>35-서2</w:t>
       </w:r>
       <w:r>
         <w:rPr>
@@ -4887,7 +4782,7 @@
           <w:sz w:val="14"/>
           <w:u w:val="none"/>
         </w:rPr>
-        <w:t xml:space="preserve"> ⓑ asked ... </w:t>
+        <w:t xml:space="preserve"> </w:t>
       </w:r>
       <w:r>
         <w:rPr>
@@ -4896,7 +4791,7 @@
           <w:sz w:val="14"/>
           <w:u w:val="none"/>
         </w:rPr>
-        <w:t>and then developed</w:t>
+        <w:t>It was “artificial intelligence” who …</w:t>
       </w:r>
       <w:r>
         <w:rPr>
@@ -4905,7 +4800,25 @@
           <w:sz w:val="14"/>
           <w:u w:val="none"/>
         </w:rPr>
-        <w:t xml:space="preserve"> — 등위접속사가 잇는 두 번째 본동사(과거). ⓓ McCarthy가 '대체하면서' 만들었으므로 능동 분사구문 replacing. ⓐ asked의 목적어 명사절 whether, ⓒ 동사 think 수식 부사, ⓔ expression을 수식하는 과거분사 used는 옳다.</w:t>
+        <w:t xml:space="preserve"> ✕ — 강조 대상은 사람 McCarthy. </w:t>
+      </w:r>
+      <w:r>
+        <w:rPr>
+          <w:rFonts w:ascii="맑은 고딕" w:hAnsi="맑은 고딕" w:eastAsia="맑은 고딕"/>
+          <w:b/>
+          <w:sz w:val="14"/>
+          <w:u w:val="none"/>
+        </w:rPr>
+        <w:t>who replacing</w:t>
+      </w:r>
+      <w:r>
+        <w:rPr>
+          <w:rFonts w:ascii="맑은 고딕" w:hAnsi="맑은 고딕" w:eastAsia="맑은 고딕"/>
+          <w:b w:val="0"/>
+          <w:sz w:val="14"/>
+          <w:u w:val="none"/>
+        </w:rPr>
+        <w:t xml:space="preserve"> ✕ — 관계절 동사는 coined. [채점] 강조 구조 1.5 / 어순 1 / 단어 수·철자 0.5.</w:t>
       </w:r>
     </w:p>
     <w:p>
@@ -4921,7 +4834,7 @@
           <w:sz w:val="14"/>
           <w:u w:val="none"/>
         </w:rPr>
-        <w:t>35-추1</w:t>
+        <w:t>35-8</w:t>
       </w:r>
       <w:r>
         <w:rPr>
@@ -4930,15 +4843,8 @@
           <w:sz w:val="14"/>
           <w:u w:val="none"/>
         </w:rPr>
-        <w:t xml:space="preserve"> (A) have + 과거분사 dreamed. (B)(C) 과거시제. (D) machines (which are) endowed with — 과거분사 후치 수식(프린트 A-6 표적). program·measure는 프린트 요약 정답어 미끼.</w:t>
-      </w:r>
-    </w:p>
-    <w:p>
-      <w:pPr>
-        <w:spacing w:before="0" w:after="20" w:line="259" w:lineRule="auto"/>
-        <w:jc w:val="both"/>
-        <w:snapToGrid w:val="0"/>
-      </w:pPr>
+        <w:t xml:space="preserve"> </w:t>
+      </w:r>
       <w:r>
         <w:rPr>
           <w:rFonts w:ascii="맑은 고딕" w:hAnsi="맑은 고딕" w:eastAsia="맑은 고딕"/>
@@ -4946,7 +4852,7 @@
           <w:sz w:val="14"/>
           <w:u w:val="none"/>
         </w:rPr>
-        <w:t>35-추2</w:t>
+        <w:t>③ [한 끗]</w:t>
       </w:r>
       <w:r>
         <w:rPr>
@@ -4955,100 +4861,7 @@
           <w:sz w:val="14"/>
           <w:u w:val="none"/>
         </w:rPr>
-        <w:t xml:space="preserve"> 프린트 A 표적 4행(1·2·3·6). (1) ills = 악·해악(복수 명사). (2) autonomous → 부사 autonomously. (4) endow A with B의 수동.</w:t>
-      </w:r>
-    </w:p>
-    <w:p>
-      <w:pPr>
-        <w:spacing w:before="0" w:after="20" w:line="259" w:lineRule="auto"/>
-        <w:jc w:val="both"/>
-        <w:snapToGrid w:val="0"/>
-      </w:pPr>
-      <w:r>
-        <w:rPr>
-          <w:rFonts w:ascii="맑은 고딕" w:hAnsi="맑은 고딕" w:eastAsia="맑은 고딕"/>
-          <w:b/>
-          <w:sz w:val="14"/>
-          <w:u w:val="none"/>
-        </w:rPr>
-        <w:t>35-추3</w:t>
-      </w:r>
-      <w:r>
-        <w:rPr>
-          <w:rFonts w:ascii="맑은 고딕" w:hAnsi="맑은 고딕" w:eastAsia="맑은 고딕"/>
-          <w:b w:val="0"/>
-          <w:sz w:val="14"/>
-          <w:u w:val="none"/>
-        </w:rPr>
-        <w:t xml:space="preserve"> </w:t>
-      </w:r>
-      <w:r>
-        <w:rPr>
-          <w:rFonts w:ascii="맑은 고딕" w:hAnsi="맑은 고딕" w:eastAsia="맑은 고딕"/>
-          <w:b/>
-          <w:sz w:val="14"/>
-          <w:u w:val="none"/>
-        </w:rPr>
-        <w:t>조성 지점 4곳</w:t>
-      </w:r>
-      <w:r>
-        <w:rPr>
-          <w:rFonts w:ascii="맑은 고딕" w:hAnsi="맑은 고딕" w:eastAsia="맑은 고딕"/>
-          <w:b w:val="0"/>
-          <w:sz w:val="14"/>
-          <w:u w:val="none"/>
-        </w:rPr>
-        <w:t xml:space="preserve"> — have → has(주어 단수 현재완료), make → making(of 뒤 동명사), be → are(선행사 machines 복수), think → to think(be programmed to + 원형).</w:t>
-      </w:r>
-    </w:p>
-    <w:p>
-      <w:pPr>
-        <w:spacing w:before="0" w:after="20" w:line="259" w:lineRule="auto"/>
-        <w:jc w:val="both"/>
-        <w:snapToGrid w:val="0"/>
-      </w:pPr>
-      <w:r>
-        <w:rPr>
-          <w:rFonts w:ascii="맑은 고딕" w:hAnsi="맑은 고딕" w:eastAsia="맑은 고딕"/>
-          <w:b/>
-          <w:sz w:val="14"/>
-          <w:u w:val="none"/>
-        </w:rPr>
-        <w:t>35-위치1</w:t>
-      </w:r>
-      <w:r>
-        <w:rPr>
-          <w:rFonts w:ascii="맑은 고딕" w:hAnsi="맑은 고딕" w:eastAsia="맑은 고딕"/>
-          <w:b w:val="0"/>
-          <w:sz w:val="14"/>
-          <w:u w:val="none"/>
-        </w:rPr>
-        <w:t xml:space="preserve"> however로 '허구'를 꺾고 ② 뒤에서 과학(Turing, 1950)으로 넘어간다. ①은 아직 허구(fiction)의 사례가 나오기 전이라 The dream ... fiction의 대비가 성립하지 않는다.</w:t>
-      </w:r>
-    </w:p>
-    <w:p>
-      <w:pPr>
-        <w:spacing w:before="0" w:after="20" w:line="259" w:lineRule="auto"/>
-        <w:jc w:val="both"/>
-        <w:snapToGrid w:val="0"/>
-      </w:pPr>
-      <w:r>
-        <w:rPr>
-          <w:rFonts w:ascii="맑은 고딕" w:hAnsi="맑은 고딕" w:eastAsia="맑은 고딕"/>
-          <w:b/>
-          <w:sz w:val="14"/>
-          <w:u w:val="none"/>
-        </w:rPr>
-        <w:t>35-위치2</w:t>
-      </w:r>
-      <w:r>
-        <w:rPr>
-          <w:rFonts w:ascii="맑은 고딕" w:hAnsi="맑은 고딕" w:eastAsia="맑은 고딕"/>
-          <w:b w:val="0"/>
-          <w:sz w:val="14"/>
-          <w:u w:val="none"/>
-        </w:rPr>
-        <w:t xml:space="preserve"> 주어진 글(오래된 발상) → (B) first in myth로 기원 → (C) 1950 과학적 질문 → (A) That question을 받아 명명·현재. (A)의 That question은 (C)의 Turing의 질문이 있어야 성립.</w:t>
+        <w:t xml:space="preserve"> Turing 뒤에 두면 과학 이야기가 문학으로 되돌아가 1950 → A few years later의 시간 연결이 끊긴다.</w:t>
       </w:r>
     </w:p>
     <w:p>

--- a/shinmok1/pack/2509/H1MOGO25-09_35_SET.docx
+++ b/shinmok1/pack/2509/H1MOGO25-09_35_SET.docx
@@ -107,7 +107,7 @@
     </w:p>
     <w:p>
       <w:pPr>
-        <w:spacing w:before="0" w:after="20" w:line="360" w:lineRule="auto"/>
+        <w:spacing w:before="0" w:after="20" w:line="300" w:lineRule="auto"/>
         <w:jc w:val="both"/>
         <w:snapToGrid w:val="0"/>
       </w:pPr>
@@ -147,7 +147,7 @@
           <w:sz w:val="17"/>
           <w:u w:val="none"/>
         </w:rPr>
-        <w:t xml:space="preserve"> of machines that could become intelligent and make human-like decisions. There </w:t>
+        <w:t xml:space="preserve"> of machines </w:t>
       </w:r>
       <w:r>
         <w:rPr>
@@ -167,7 +167,7 @@
           <w:sz w:val="17"/>
           <w:u w:val="none"/>
         </w:rPr>
-        <w:t>[ have been / has been ]</w:t>
+        <w:t>[ that / what ]</w:t>
       </w:r>
       <w:r>
         <w:rPr>
@@ -176,7 +176,7 @@
           <w:sz w:val="17"/>
           <w:u w:val="none"/>
         </w:rPr>
-        <w:t xml:space="preserve"> myths about robots, automatons, and artificial beings since ancient Greece (e.g., the myth of </w:t>
+        <w:t xml:space="preserve"> could become </w:t>
       </w:r>
       <w:r>
         <w:rPr>
@@ -196,7 +196,7 @@
           <w:sz w:val="17"/>
           <w:u w:val="none"/>
         </w:rPr>
-        <w:t xml:space="preserve">P________, who released </w:t>
+        <w:t xml:space="preserve">i________ and make human-like </w:t>
       </w:r>
       <w:r>
         <w:rPr>
@@ -212,20 +212,11 @@
       <w:r>
         <w:rPr>
           <w:rFonts w:ascii="맑은 고딕" w:hAnsi="맑은 고딕" w:eastAsia="맑은 고딕"/>
-          <w:b/>
-          <w:sz w:val="17"/>
-          <w:u w:val="none"/>
-        </w:rPr>
-        <w:t>[ ills / blessings ]</w:t>
-      </w:r>
-      <w:r>
-        <w:rPr>
-          <w:rFonts w:ascii="맑은 고딕" w:hAnsi="맑은 고딕" w:eastAsia="맑은 고딕"/>
           <w:b w:val="0"/>
           <w:sz w:val="17"/>
           <w:u w:val="none"/>
         </w:rPr>
-        <w:t xml:space="preserve"> upon the world). </w:t>
+        <w:t xml:space="preserve">________(decide). There </w:t>
       </w:r>
       <w:r>
         <w:rPr>
@@ -241,11 +232,20 @@
       <w:r>
         <w:rPr>
           <w:rFonts w:ascii="맑은 고딕" w:hAnsi="맑은 고딕" w:eastAsia="맑은 고딕"/>
+          <w:b/>
+          <w:sz w:val="17"/>
+          <w:u w:val="none"/>
+        </w:rPr>
+        <w:t>[ have been / has been ]</w:t>
+      </w:r>
+      <w:r>
+        <w:rPr>
+          <w:rFonts w:ascii="맑은 고딕" w:hAnsi="맑은 고딕" w:eastAsia="맑은 고딕"/>
           <w:b w:val="0"/>
           <w:sz w:val="17"/>
           <w:u w:val="none"/>
         </w:rPr>
-        <w:t xml:space="preserve">________(like), literature throughout history has dreamed of </w:t>
+        <w:t xml:space="preserve"> </w:t>
       </w:r>
       <w:r>
         <w:rPr>
@@ -265,7 +265,7 @@
           <w:sz w:val="17"/>
           <w:u w:val="none"/>
         </w:rPr>
-        <w:t xml:space="preserve">________(create) human-like creatures and thinking machines (e.g., Mary Shelley’s </w:t>
+        <w:t xml:space="preserve">m________ about robots, automatons, and </w:t>
       </w:r>
       <w:r>
         <w:rPr>
@@ -281,11 +281,20 @@
       <w:r>
         <w:rPr>
           <w:rFonts w:ascii="맑은 고딕" w:hAnsi="맑은 고딕" w:eastAsia="맑은 고딕"/>
+          <w:b/>
+          <w:sz w:val="17"/>
+          <w:u w:val="none"/>
+        </w:rPr>
+        <w:t>[ artificial / natural ]</w:t>
+      </w:r>
+      <w:r>
+        <w:rPr>
+          <w:rFonts w:ascii="맑은 고딕" w:hAnsi="맑은 고딕" w:eastAsia="맑은 고딕"/>
           <w:b w:val="0"/>
           <w:sz w:val="17"/>
           <w:u w:val="none"/>
         </w:rPr>
-        <w:t xml:space="preserve">F________). In 1950, British mathematician Alan </w:t>
+        <w:t xml:space="preserve"> beings since ancient Greece (e.g., the myth of Pandora, who </w:t>
       </w:r>
       <w:r>
         <w:rPr>
@@ -305,7 +314,7 @@
           <w:sz w:val="17"/>
           <w:u w:val="none"/>
         </w:rPr>
-        <w:t xml:space="preserve">T________ asked </w:t>
+        <w:t xml:space="preserve">________(release) ills upon the world). </w:t>
       </w:r>
       <w:r>
         <w:rPr>
@@ -325,7 +334,7 @@
           <w:sz w:val="17"/>
           <w:u w:val="none"/>
         </w:rPr>
-        <w:t>[ whether / that ]</w:t>
+        <w:t>[ Likewise / Conversely ]</w:t>
       </w:r>
       <w:r>
         <w:rPr>
@@ -334,7 +343,7 @@
           <w:sz w:val="17"/>
           <w:u w:val="none"/>
         </w:rPr>
-        <w:t xml:space="preserve"> machines could think and reason like humans and then </w:t>
+        <w:t xml:space="preserve">, literature throughout history has dreamed of </w:t>
       </w:r>
       <w:r>
         <w:rPr>
@@ -350,20 +359,11 @@
       <w:r>
         <w:rPr>
           <w:rFonts w:ascii="맑은 고딕" w:hAnsi="맑은 고딕" w:eastAsia="맑은 고딕"/>
-          <w:b/>
-          <w:sz w:val="17"/>
-          <w:u w:val="none"/>
-        </w:rPr>
-        <w:t>[ developed / developing ]</w:t>
-      </w:r>
-      <w:r>
-        <w:rPr>
-          <w:rFonts w:ascii="맑은 고딕" w:hAnsi="맑은 고딕" w:eastAsia="맑은 고딕"/>
           <w:b w:val="0"/>
           <w:sz w:val="17"/>
           <w:u w:val="none"/>
         </w:rPr>
-        <w:t xml:space="preserve"> the Turing test </w:t>
+        <w:t xml:space="preserve">________(create) human-like creatures and thinking machines (e.g., Mary Shelley's Frankenstein). In 1950, British mathematician Alan Turing asked </w:t>
       </w:r>
       <w:r>
         <w:rPr>
@@ -383,7 +383,7 @@
           <w:sz w:val="17"/>
           <w:u w:val="none"/>
         </w:rPr>
-        <w:t>[ to measure / measuring ]</w:t>
+        <w:t>[ whether / that ]</w:t>
       </w:r>
       <w:r>
         <w:rPr>
@@ -392,7 +392,7 @@
           <w:sz w:val="17"/>
           <w:u w:val="none"/>
         </w:rPr>
-        <w:t xml:space="preserve"> a machine’s intelligence and whether the machines can think </w:t>
+        <w:t xml:space="preserve"> machines could think and reason like humans and then developed the Turing test </w:t>
       </w:r>
       <w:r>
         <w:rPr>
@@ -408,11 +408,20 @@
       <w:r>
         <w:rPr>
           <w:rFonts w:ascii="맑은 고딕" w:hAnsi="맑은 고딕" w:eastAsia="맑은 고딕"/>
+          <w:b/>
+          <w:sz w:val="17"/>
+          <w:u w:val="none"/>
+        </w:rPr>
+        <w:t>[ to measure / measuring ]</w:t>
+      </w:r>
+      <w:r>
+        <w:rPr>
+          <w:rFonts w:ascii="맑은 고딕" w:hAnsi="맑은 고딕" w:eastAsia="맑은 고딕"/>
           <w:b w:val="0"/>
           <w:sz w:val="17"/>
           <w:u w:val="none"/>
         </w:rPr>
-        <w:t xml:space="preserve">________(autonomy). A few years </w:t>
+        <w:t xml:space="preserve"> a machine's </w:t>
       </w:r>
       <w:r>
         <w:rPr>
@@ -428,20 +437,11 @@
       <w:r>
         <w:rPr>
           <w:rFonts w:ascii="맑은 고딕" w:hAnsi="맑은 고딕" w:eastAsia="맑은 고딕"/>
-          <w:b/>
-          <w:sz w:val="17"/>
-          <w:u w:val="none"/>
-        </w:rPr>
-        <w:t>[ later / earlier ]</w:t>
-      </w:r>
-      <w:r>
-        <w:rPr>
-          <w:rFonts w:ascii="맑은 고딕" w:hAnsi="맑은 고딕" w:eastAsia="맑은 고딕"/>
           <w:b w:val="0"/>
           <w:sz w:val="17"/>
           <w:u w:val="none"/>
         </w:rPr>
-        <w:t xml:space="preserve">, MIT professor John McCarthy coined “artificial intelligence,” </w:t>
+        <w:t xml:space="preserve">i________ and whether the machines can think </w:t>
       </w:r>
       <w:r>
         <w:rPr>
@@ -461,7 +461,7 @@
           <w:sz w:val="17"/>
           <w:u w:val="none"/>
         </w:rPr>
-        <w:t>[ replacing / replaced ]</w:t>
+        <w:t>[ autonomously / autonomous ]</w:t>
       </w:r>
       <w:r>
         <w:rPr>
@@ -470,7 +470,7 @@
           <w:sz w:val="17"/>
           <w:u w:val="none"/>
         </w:rPr>
-        <w:t xml:space="preserve"> the </w:t>
+        <w:t xml:space="preserve">. A few years later, MIT professor John McCarthy </w:t>
       </w:r>
       <w:r>
         <w:rPr>
@@ -486,20 +486,11 @@
       <w:r>
         <w:rPr>
           <w:rFonts w:ascii="맑은 고딕" w:hAnsi="맑은 고딕" w:eastAsia="맑은 고딕"/>
-          <w:b/>
-          <w:sz w:val="17"/>
-          <w:u w:val="none"/>
-        </w:rPr>
-        <w:t>[ previously / previous ]</w:t>
-      </w:r>
-      <w:r>
-        <w:rPr>
-          <w:rFonts w:ascii="맑은 고딕" w:hAnsi="맑은 고딕" w:eastAsia="맑은 고딕"/>
           <w:b w:val="0"/>
           <w:sz w:val="17"/>
           <w:u w:val="none"/>
         </w:rPr>
-        <w:t xml:space="preserve"> used expression “automata studies.” Since then, artificial intelligence </w:t>
+        <w:t xml:space="preserve">c________ “artificial intelligence,” </w:t>
       </w:r>
       <w:r>
         <w:rPr>
@@ -519,7 +510,7 @@
           <w:sz w:val="17"/>
           <w:u w:val="none"/>
         </w:rPr>
-        <w:t>[ has become / became ]</w:t>
+        <w:t>[ replacing / replaced ]</w:t>
       </w:r>
       <w:r>
         <w:rPr>
@@ -528,7 +519,7 @@
           <w:sz w:val="17"/>
           <w:u w:val="none"/>
         </w:rPr>
-        <w:t xml:space="preserve"> the study and practice of “making </w:t>
+        <w:t xml:space="preserve"> the </w:t>
       </w:r>
       <w:r>
         <w:rPr>
@@ -548,7 +539,7 @@
           <w:sz w:val="17"/>
           <w:u w:val="none"/>
         </w:rPr>
-        <w:t>[ intelligent / intelligible ]</w:t>
+        <w:t>[ previously / currently ]</w:t>
       </w:r>
       <w:r>
         <w:rPr>
@@ -557,7 +548,7 @@
           <w:sz w:val="17"/>
           <w:u w:val="none"/>
         </w:rPr>
-        <w:t xml:space="preserve"> machines” that are </w:t>
+        <w:t xml:space="preserve"> used expression “automata studies.” Since then, artificial intelligence </w:t>
       </w:r>
       <w:r>
         <w:rPr>
@@ -577,7 +568,7 @@
           <w:sz w:val="17"/>
           <w:u w:val="none"/>
         </w:rPr>
-        <w:t>[ programmed / programming ]</w:t>
+        <w:t>[ has become / became ]</w:t>
       </w:r>
       <w:r>
         <w:rPr>
@@ -586,7 +577,7 @@
           <w:sz w:val="17"/>
           <w:u w:val="none"/>
         </w:rPr>
-        <w:t xml:space="preserve"> to think like humans — </w:t>
+        <w:t xml:space="preserve"> the study and practice of “making intelligent machines” that are </w:t>
       </w:r>
       <w:r>
         <w:rPr>
@@ -602,11 +593,20 @@
       <w:r>
         <w:rPr>
           <w:rFonts w:ascii="맑은 고딕" w:hAnsi="맑은 고딕" w:eastAsia="맑은 고딕"/>
+          <w:b/>
+          <w:sz w:val="17"/>
+          <w:u w:val="none"/>
+        </w:rPr>
+        <w:t>[ programmed / programming ]</w:t>
+      </w:r>
+      <w:r>
+        <w:rPr>
+          <w:rFonts w:ascii="맑은 고딕" w:hAnsi="맑은 고딕" w:eastAsia="맑은 고딕"/>
           <w:b w:val="0"/>
           <w:sz w:val="17"/>
           <w:u w:val="none"/>
         </w:rPr>
-        <w:t xml:space="preserve">________(endow) by their creators with </w:t>
+        <w:t xml:space="preserve"> to think like humans — </w:t>
       </w:r>
       <w:r>
         <w:rPr>
@@ -626,7 +626,7 @@
           <w:sz w:val="17"/>
           <w:u w:val="none"/>
         </w:rPr>
-        <w:t xml:space="preserve">r________ and </w:t>
+        <w:t xml:space="preserve">e________ by their creators with </w:t>
       </w:r>
       <w:r>
         <w:rPr>
@@ -646,7 +646,7 @@
           <w:sz w:val="17"/>
           <w:u w:val="none"/>
         </w:rPr>
-        <w:t>l________.</w:t>
+        <w:t>________(reason) and learning.</w:t>
       </w:r>
     </w:p>
     <w:p>
@@ -698,7 +698,7 @@
           <w:sz w:val="17"/>
           <w:u w:val="none"/>
         </w:rPr>
-        <w:t xml:space="preserve">… the myth of Pandora, </w:t>
+        <w:t xml:space="preserve">Humans for centuries have dreamed of machines </w:t>
       </w:r>
       <w:r>
         <w:rPr>
@@ -707,7 +707,7 @@
           <w:sz w:val="17"/>
           <w:u w:val="single"/>
         </w:rPr>
-        <w:t>who</w:t>
+        <w:t>that could become intelligent</w:t>
       </w:r>
       <w:r>
         <w:rPr>
@@ -716,7 +716,7 @@
           <w:sz w:val="17"/>
           <w:u w:val="none"/>
         </w:rPr>
-        <w:t xml:space="preserve"> released ills upon the world  → 제시 교정: </w:t>
+        <w:t xml:space="preserve"> and make human-like decisions.  → 제시 교정: </w:t>
       </w:r>
       <w:r>
         <w:rPr>
@@ -725,7 +725,7 @@
           <w:sz w:val="17"/>
           <w:u w:val="none"/>
         </w:rPr>
-        <w:t>that</w:t>
+        <w:t>capable of becoming intelligent</w:t>
       </w:r>
       <w:r>
         <w:rPr>
@@ -760,7 +760,7 @@
           <w:sz w:val="17"/>
           <w:u w:val="none"/>
         </w:rPr>
-        <w:t xml:space="preserve">MIT professor John McCarthy coined “artificial intelligence,” </w:t>
+        <w:t xml:space="preserve">… and then developed the Turing test </w:t>
       </w:r>
       <w:r>
         <w:rPr>
@@ -769,7 +769,7 @@
           <w:sz w:val="17"/>
           <w:u w:val="single"/>
         </w:rPr>
-        <w:t>replacing</w:t>
+        <w:t>to measure</w:t>
       </w:r>
       <w:r>
         <w:rPr>
@@ -778,7 +778,7 @@
           <w:sz w:val="17"/>
           <w:u w:val="none"/>
         </w:rPr>
-        <w:t xml:space="preserve"> the previously used expression  → 제시 교정: </w:t>
+        <w:t xml:space="preserve"> a machine's intelligence …  → 제시 교정: </w:t>
       </w:r>
       <w:r>
         <w:rPr>
@@ -787,7 +787,7 @@
           <w:sz w:val="17"/>
           <w:u w:val="none"/>
         </w:rPr>
-        <w:t>which replaced</w:t>
+        <w:t>in order to measure</w:t>
       </w:r>
       <w:r>
         <w:rPr>
@@ -822,7 +822,7 @@
           <w:sz w:val="17"/>
           <w:u w:val="none"/>
         </w:rPr>
-        <w:t xml:space="preserve">… and then developed the Turing test </w:t>
+        <w:t xml:space="preserve">… coined “artificial intelligence,” replacing </w:t>
       </w:r>
       <w:r>
         <w:rPr>
@@ -831,7 +831,7 @@
           <w:sz w:val="17"/>
           <w:u w:val="single"/>
         </w:rPr>
-        <w:t>to measure</w:t>
+        <w:t>the previously used expression</w:t>
       </w:r>
       <w:r>
         <w:rPr>
@@ -840,7 +840,7 @@
           <w:sz w:val="17"/>
           <w:u w:val="none"/>
         </w:rPr>
-        <w:t xml:space="preserve"> a machine’s intelligence  → 제시 교정: </w:t>
+        <w:t xml:space="preserve"> “automata studies.”  → 제시 교정: </w:t>
       </w:r>
       <w:r>
         <w:rPr>
@@ -849,7 +849,7 @@
           <w:sz w:val="17"/>
           <w:u w:val="none"/>
         </w:rPr>
-        <w:t>in order to measure</w:t>
+        <w:t>the expression previously using</w:t>
       </w:r>
       <w:r>
         <w:rPr>
@@ -910,7 +910,7 @@
           <w:sz w:val="17"/>
           <w:u w:val="none"/>
         </w:rPr>
-        <w:t>인간은 수 세기 동안 지능을 갖추고 인간 같은 결정을 내릴 수 있는 기계를 꿈꿔 왔다.</w:t>
+        <w:t>인간은 수 세기 동안 지능을 갖추고 인간과 같은 결정을 내릴 수 있는 기계를 꿈꿔 왔다.</w:t>
       </w:r>
     </w:p>
     <w:p>
@@ -927,7 +927,7 @@
           <w:sz w:val="17"/>
           <w:u w:val="none"/>
         </w:rPr>
-        <w:t>humans / for centuries / have / dream / machines / that / could / become / intelligent / and / make / human-like decisions / intelligence</w:t>
+        <w:t>that / humans / for centuries / machines / of / have / dream / could / become intelligent / and / make / what / human-like decisions</w:t>
       </w:r>
     </w:p>
     <w:p>
@@ -962,7 +962,7 @@
           <w:sz w:val="17"/>
           <w:u w:val="none"/>
         </w:rPr>
-        <w:t>그 이후로 인공지능은 지능적인 기계를 만드는 연구이자 실천이 되었다.</w:t>
+        <w:t>그 이후로 인공지능은 인간처럼 사고하도록 프로그램된 ‘지능적인 기계 만들기’의 연구이자 실천이 되었다.</w:t>
       </w:r>
     </w:p>
     <w:p>
@@ -979,7 +979,7 @@
           <w:sz w:val="17"/>
           <w:u w:val="none"/>
         </w:rPr>
-        <w:t>since then / artificial intelligence / has / become / the study and practice / make / intelligent machines / became</w:t>
+        <w:t>become / artificial intelligence / has / since then / the study and practice / “making intelligent machines” / of / that / be / like / humans / program / to think / as</w:t>
       </w:r>
     </w:p>
     <w:p>
@@ -1040,7 +1040,7 @@
           <w:sz w:val="17"/>
           <w:u w:val="none"/>
         </w:rPr>
-        <w:t>그 기계들은 창조자에 의해 추론과 학습 능력을 부여받았다.</w:t>
+        <w:t>1950년에 영국 수학자 Alan Turing은 기계가 인간처럼 생각하고 추론할 수 있는지 물었다.</w:t>
       </w:r>
     </w:p>
     <w:p>
@@ -1057,7 +1057,7 @@
           <w:sz w:val="17"/>
           <w:u w:val="none"/>
         </w:rPr>
-        <w:t>they / are / endow / by their creators / with / reasoning and learning</w:t>
+        <w:t>machines / in 1950 / ask / could / think and reason / whether / British mathematician Alan Turing / like humans</w:t>
       </w:r>
     </w:p>
     <w:p>
@@ -1136,7 +1136,7 @@
           <w:sz w:val="17"/>
           <w:u w:val="none"/>
         </w:rPr>
-        <w:t xml:space="preserve"> released ills — who의 선행사(1단어): ______________</w:t>
+        <w:t xml:space="preserve"> released ills upon the world — who가 가리키는 말(1단어): ______________</w:t>
       </w:r>
     </w:p>
     <w:p>
@@ -1158,11 +1158,20 @@
       <w:r>
         <w:rPr>
           <w:rFonts w:ascii="맑은 고딕" w:hAnsi="맑은 고딕" w:eastAsia="맑은 고딕"/>
+          <w:b w:val="0"/>
+          <w:sz w:val="17"/>
+          <w:u w:val="none"/>
+        </w:rPr>
+        <w:t xml:space="preserve">endowed by </w:t>
+      </w:r>
+      <w:r>
+        <w:rPr>
+          <w:rFonts w:ascii="맑은 고딕" w:hAnsi="맑은 고딕" w:eastAsia="맑은 고딕"/>
           <w:b/>
           <w:sz w:val="17"/>
           <w:u w:val="none"/>
         </w:rPr>
-        <w:t>Likewise</w:t>
+        <w:t>their</w:t>
       </w:r>
       <w:r>
         <w:rPr>
@@ -1171,7 +1180,7 @@
           <w:sz w:val="17"/>
           <w:u w:val="none"/>
         </w:rPr>
-        <w:t>, literature … has dreamed of creating human-like creatures — 앞 문장과의 공통점을 우리말로: ______________________________________</w:t>
+        <w:t xml:space="preserve"> creators — their가 가리키는 말을 본문에서(2단어): ______________________</w:t>
       </w:r>
     </w:p>
     <w:p>
@@ -1197,7 +1206,7 @@
           <w:sz w:val="17"/>
           <w:u w:val="none"/>
         </w:rPr>
-        <w:t xml:space="preserve">A few years </w:t>
+        <w:t xml:space="preserve">replacing the previously used </w:t>
       </w:r>
       <w:r>
         <w:rPr>
@@ -1206,7 +1215,7 @@
           <w:sz w:val="17"/>
           <w:u w:val="none"/>
         </w:rPr>
-        <w:t>later</w:t>
+        <w:t>expression</w:t>
       </w:r>
       <w:r>
         <w:rPr>
@@ -1215,7 +1224,7 @@
           <w:sz w:val="17"/>
           <w:u w:val="none"/>
         </w:rPr>
-        <w:t xml:space="preserve"> — later의 기준 시점을 본문에서(숫자): ______________</w:t>
+        <w:t xml:space="preserve"> — 그 표현이 무엇인지 본문에서(2단어): ______________________</w:t>
       </w:r>
     </w:p>
     <w:p>
@@ -1237,11 +1246,20 @@
       <w:r>
         <w:rPr>
           <w:rFonts w:ascii="맑은 고딕" w:hAnsi="맑은 고딕" w:eastAsia="맑은 고딕"/>
+          <w:b/>
+          <w:sz w:val="17"/>
+          <w:u w:val="none"/>
+        </w:rPr>
+        <w:t>Since then</w:t>
+      </w:r>
+      <w:r>
+        <w:rPr>
+          <w:rFonts w:ascii="맑은 고딕" w:hAnsi="맑은 고딕" w:eastAsia="맑은 고딕"/>
           <w:b w:val="0"/>
           <w:sz w:val="17"/>
           <w:u w:val="none"/>
         </w:rPr>
-        <w:t>the previously used expression — 이 표현을 본문에서(2단어): ______________</w:t>
+        <w:t xml:space="preserve"> — then이 가리키는 시점을 우리말로: ____________________________________________</w:t>
       </w:r>
     </w:p>
     <w:p>
@@ -1272,7 +1290,7 @@
     </w:p>
     <w:p>
       <w:pPr>
-        <w:spacing w:before="0" w:after="20" w:line="360" w:lineRule="auto"/>
+        <w:spacing w:before="0" w:after="20" w:line="300" w:lineRule="auto"/>
         <w:jc w:val="both"/>
         <w:snapToGrid w:val="0"/>
       </w:pPr>
@@ -1283,7 +1301,7 @@
           <w:sz w:val="17"/>
           <w:u w:val="none"/>
         </w:rPr>
-        <w:t xml:space="preserve">Flying followed a similar path. For thousands of years, people </w:t>
+        <w:t xml:space="preserve">The dream of flight followed a similar path. Long before anyone left the ground, myths such as the story of Icarus </w:t>
       </w:r>
       <w:r>
         <w:rPr>
@@ -1303,7 +1321,7 @@
           <w:sz w:val="17"/>
           <w:u w:val="none"/>
         </w:rPr>
-        <w:t>[ told / tell ]</w:t>
+        <w:t>[ described / describing ]</w:t>
       </w:r>
       <w:r>
         <w:rPr>
@@ -1312,7 +1330,7 @@
           <w:sz w:val="17"/>
           <w:u w:val="none"/>
         </w:rPr>
-        <w:t xml:space="preserve"> stories of winged heroes and drew machines that would never leave the ground. Only after engineers </w:t>
+        <w:t xml:space="preserve"> people who flew on wings of their own making. For centuries inventors drew flying machines that never </w:t>
       </w:r>
       <w:r>
         <w:rPr>
@@ -1332,7 +1350,7 @@
           <w:sz w:val="17"/>
           <w:u w:val="none"/>
         </w:rPr>
-        <w:t>[ tested / testing ]</w:t>
+        <w:t>[ left / leave ]</w:t>
       </w:r>
       <w:r>
         <w:rPr>
@@ -1341,7 +1359,7 @@
           <w:sz w:val="17"/>
           <w:u w:val="none"/>
         </w:rPr>
-        <w:t xml:space="preserve"> real gliders did the dream become a field of study, and the word ‘aviation’ </w:t>
+        <w:t xml:space="preserve"> the drawing board. Then two bicycle makers built a powered aircraft </w:t>
       </w:r>
       <w:r>
         <w:rPr>
@@ -1361,7 +1379,7 @@
           <w:sz w:val="17"/>
           <w:u w:val="none"/>
         </w:rPr>
-        <w:t>[ was / were ]</w:t>
+        <w:t>[ that / what ]</w:t>
       </w:r>
       <w:r>
         <w:rPr>
@@ -1370,7 +1388,7 @@
           <w:sz w:val="17"/>
           <w:u w:val="none"/>
         </w:rPr>
-        <w:t xml:space="preserve"> born.</w:t>
+        <w:t xml:space="preserve"> actually lifted off the ground. Since then, flight has turned from a legend into an everyday industry.</w:t>
       </w:r>
     </w:p>
     <w:p>
@@ -1422,7 +1440,7 @@
           <w:sz w:val="17"/>
           <w:u w:val="none"/>
         </w:rPr>
-        <w:t>Long before it became a science, artificial intelligence existed as a human d____________.</w:t>
+        <w:t>From ancient myths to modern computer science, humans have long tried to build machines that can t____________ like us.</w:t>
       </w:r>
     </w:p>
     <w:p>
@@ -1465,7 +1483,7 @@
           <w:sz w:val="17"/>
           <w:u w:val="none"/>
         </w:rPr>
-        <w:t xml:space="preserve"> 다음 글에 대한 &lt;보기&gt;의 설명 중 </w:t>
+        <w:t xml:space="preserve"> 다음 글의 밑줄 친 ⓐ ~ ⓕ 중, 어법상 </w:t>
       </w:r>
       <w:r>
         <w:rPr>
@@ -1483,7 +1501,7 @@
           <w:sz w:val="17"/>
           <w:u w:val="none"/>
         </w:rPr>
-        <w:t xml:space="preserve"> 것만을 있는 대로 고른 것은? [3.3점]</w:t>
+        <w:t xml:space="preserve"> 것을 모두 고른 것은? [3.1점]</w:t>
       </w:r>
     </w:p>
     <w:p>
@@ -1506,7 +1524,7 @@
           <w:sz w:val="17"/>
           <w:u w:val="none"/>
         </w:rPr>
-        <w:t>Humans for centuries have dreamed of machines that could become intelligent and make human-like decisions. There have been myths about robots, automatons, and artificial beings since ancient Greece (e.g., the myth of Pandora, who released ills upon the world). (A) ________, literature throughout history has dreamed of creating human-like creatures and thinking machines (e.g., Mary Shelley's Frankenstein). In 1950, British mathematician Alan Turing asked whether machines could think and reason like humans and then developed the Turing test to measure a machine's intelligence and whether the machines can think ⓑ</w:t>
+        <w:t>Humans for centuries ⓐ</w:t>
       </w:r>
       <w:r>
         <w:rPr>
@@ -1515,7 +1533,7 @@
           <w:sz w:val="17"/>
           <w:u w:val="single"/>
         </w:rPr>
-        <w:t>autonomously</w:t>
+        <w:t>have dreamed</w:t>
       </w:r>
       <w:r>
         <w:rPr>
@@ -1524,7 +1542,7 @@
           <w:sz w:val="17"/>
           <w:u w:val="none"/>
         </w:rPr>
-        <w:t>. A few years later, MIT professor John McCarthy ⓐ</w:t>
+        <w:t xml:space="preserve"> of machines that could become intelligent and make human-like decisions. There ⓑ</w:t>
       </w:r>
       <w:r>
         <w:rPr>
@@ -1533,7 +1551,7 @@
           <w:sz w:val="17"/>
           <w:u w:val="single"/>
         </w:rPr>
-        <w:t>coined</w:t>
+        <w:t>has been</w:t>
       </w:r>
       <w:r>
         <w:rPr>
@@ -1542,7 +1560,1331 @@
           <w:sz w:val="17"/>
           <w:u w:val="none"/>
         </w:rPr>
-        <w:t xml:space="preserve"> “artificial intelligence,” replacing the previously used expression “automata studies.” Since then, artificial intelligence has become the study and practice of “making intelligent machines” that are programmed to think like humans — endowed by their creators with reasoning and learning.</w:t>
+        <w:t xml:space="preserve"> myths about robots, automatons, and artificial beings since ancient Greece (e.g., the myth of Pandora, ⓒ</w:t>
+      </w:r>
+      <w:r>
+        <w:rPr>
+          <w:rFonts w:ascii="맑은 고딕" w:hAnsi="맑은 고딕" w:eastAsia="맑은 고딕"/>
+          <w:b w:val="0"/>
+          <w:sz w:val="17"/>
+          <w:u w:val="single"/>
+        </w:rPr>
+        <w:t>who</w:t>
+      </w:r>
+      <w:r>
+        <w:rPr>
+          <w:rFonts w:ascii="맑은 고딕" w:hAnsi="맑은 고딕" w:eastAsia="맑은 고딕"/>
+          <w:b w:val="0"/>
+          <w:sz w:val="17"/>
+          <w:u w:val="none"/>
+        </w:rPr>
+        <w:t xml:space="preserve"> released ills upon the world). Likewise, literature throughout history has dreamed of creating human-like creatures and thinking machines (e.g., Mary Shelley's Frankenstein). In 1950, British mathematician Alan Turing asked whether machines could think and reason like humans and then developed the Turing test ⓓ</w:t>
+      </w:r>
+      <w:r>
+        <w:rPr>
+          <w:rFonts w:ascii="맑은 고딕" w:hAnsi="맑은 고딕" w:eastAsia="맑은 고딕"/>
+          <w:b w:val="0"/>
+          <w:sz w:val="17"/>
+          <w:u w:val="single"/>
+        </w:rPr>
+        <w:t>to measure</w:t>
+      </w:r>
+      <w:r>
+        <w:rPr>
+          <w:rFonts w:ascii="맑은 고딕" w:hAnsi="맑은 고딕" w:eastAsia="맑은 고딕"/>
+          <w:b w:val="0"/>
+          <w:sz w:val="17"/>
+          <w:u w:val="none"/>
+        </w:rPr>
+        <w:t xml:space="preserve"> a machine's intelligence and whether the machines can think autonomously. A few years later, MIT professor John McCarthy coined “artificial intelligence,” ⓔ</w:t>
+      </w:r>
+      <w:r>
+        <w:rPr>
+          <w:rFonts w:ascii="맑은 고딕" w:hAnsi="맑은 고딕" w:eastAsia="맑은 고딕"/>
+          <w:b w:val="0"/>
+          <w:sz w:val="17"/>
+          <w:u w:val="single"/>
+        </w:rPr>
+        <w:t>replaced</w:t>
+      </w:r>
+      <w:r>
+        <w:rPr>
+          <w:rFonts w:ascii="맑은 고딕" w:hAnsi="맑은 고딕" w:eastAsia="맑은 고딕"/>
+          <w:b w:val="0"/>
+          <w:sz w:val="17"/>
+          <w:u w:val="none"/>
+        </w:rPr>
+        <w:t xml:space="preserve"> the previously used expression “automata studies.” Since then, artificial intelligence ⓕ</w:t>
+      </w:r>
+      <w:r>
+        <w:rPr>
+          <w:rFonts w:ascii="맑은 고딕" w:hAnsi="맑은 고딕" w:eastAsia="맑은 고딕"/>
+          <w:b w:val="0"/>
+          <w:sz w:val="17"/>
+          <w:u w:val="single"/>
+        </w:rPr>
+        <w:t>became</w:t>
+      </w:r>
+      <w:r>
+        <w:rPr>
+          <w:rFonts w:ascii="맑은 고딕" w:hAnsi="맑은 고딕" w:eastAsia="맑은 고딕"/>
+          <w:b w:val="0"/>
+          <w:sz w:val="17"/>
+          <w:u w:val="none"/>
+        </w:rPr>
+        <w:t xml:space="preserve"> the study and practice of “making intelligent machines” that are programmed to think like humans — endowed by their creators with reasoning and learning.</w:t>
+      </w:r>
+    </w:p>
+    <w:p>
+      <w:pPr>
+        <w:spacing w:before="0" w:after="20" w:line="276" w:lineRule="auto"/>
+        <w:ind w:left="80"/>
+        <w:snapToGrid w:val="0"/>
+      </w:pPr>
+      <w:r>
+        <w:rPr>
+          <w:rFonts w:ascii="맑은 고딕" w:hAnsi="맑은 고딕" w:eastAsia="맑은 고딕"/>
+          <w:b w:val="0"/>
+          <w:sz w:val="17"/>
+          <w:u w:val="none"/>
+        </w:rPr>
+        <w:t>① ⓐ, ⓒ    ② ⓑ, ⓔ, ⓕ    ③ ⓑ, ⓓ, ⓔ    ④ ⓐ, ⓔ, ⓕ    ⑤ ⓒ, ⓓ, ⓕ</w:t>
+      </w:r>
+    </w:p>
+    <w:p>
+      <w:pPr>
+        <w:keepNext/>
+        <w:spacing w:before="80" w:after="20" w:line="276" w:lineRule="auto"/>
+        <w:snapToGrid w:val="0"/>
+      </w:pPr>
+      <w:r>
+        <w:rPr>
+          <w:rFonts w:ascii="맑은 고딕" w:hAnsi="맑은 고딕" w:eastAsia="맑은 고딕"/>
+          <w:b/>
+          <w:sz w:val="17"/>
+          <w:u w:val="none"/>
+        </w:rPr>
+        <w:t>35-2.</w:t>
+      </w:r>
+      <w:r>
+        <w:rPr>
+          <w:rFonts w:ascii="맑은 고딕" w:hAnsi="맑은 고딕" w:eastAsia="맑은 고딕"/>
+          <w:b w:val="0"/>
+          <w:sz w:val="17"/>
+          <w:u w:val="none"/>
+        </w:rPr>
+        <w:t xml:space="preserve"> 다음 글의 내용을 한 문장으로 요약하고자 한다. 빈칸 (A), (B)에 들어갈 말로 가장 적절한 것은? [3.0점]</w:t>
+      </w:r>
+    </w:p>
+    <w:p>
+      <w:pPr>
+        <w:spacing w:before="0" w:after="60" w:line="288" w:lineRule="auto"/>
+        <w:ind w:left="40"/>
+        <w:snapToGrid w:val="0"/>
+        <w:pBdr>
+          <w:top w:val="single" w:sz="4" w:space="2" w:color="999999"/>
+          <w:left w:val="single" w:sz="4" w:space="2" w:color="999999"/>
+          <w:bottom w:val="single" w:sz="4" w:space="2" w:color="999999"/>
+          <w:right w:val="single" w:sz="4" w:space="2" w:color="999999"/>
+        </w:pBdr>
+        <w:shd w:val="clear" w:color="auto" w:fill="F6F3EA"/>
+      </w:pPr>
+      <w:r>
+        <w:rPr>
+          <w:rFonts w:ascii="맑은 고딕" w:hAnsi="맑은 고딕" w:eastAsia="맑은 고딕"/>
+          <w:b w:val="0"/>
+          <w:sz w:val="17"/>
+          <w:u w:val="none"/>
+        </w:rPr>
+        <w:t>For hundreds of years people have imagined machines that might gain intelligence and choose as a human would. Stories about robots, self-moving devices, and man-made beings go back to ancient Greece, such as the tale of Pandora, who let loose troubles on the world. In the same way, writers across the ages have pictured artificial people and thinking machines, Mary Shelley's Frankenstein being one example. In 1950 the British mathematician Alan Turing raised the question of whether a machine could think and reason as humans do, and he went on to design the Turing test as a way of judging how intelligent a machine is and whether it can think on its own. Not long afterward, John McCarthy, a professor at MIT, introduced the term “artificial intelligence,” which took the place of the older label “automata studies.” From that point on, artificial intelligence has meant the study and the craft of building intelligent machines — machines designed to think as humans do, given the powers of reasoning and learning by the people who make them.</w:t>
+      </w:r>
+    </w:p>
+    <w:p>
+      <w:pPr>
+        <w:spacing w:before="0" w:after="60" w:line="288" w:lineRule="auto"/>
+        <w:ind w:left="40"/>
+        <w:snapToGrid w:val="0"/>
+        <w:pBdr>
+          <w:top w:val="single" w:sz="4" w:space="2" w:color="C99B4E"/>
+          <w:left w:val="single" w:sz="4" w:space="2" w:color="C99B4E"/>
+          <w:bottom w:val="single" w:sz="4" w:space="2" w:color="C99B4E"/>
+          <w:right w:val="single" w:sz="4" w:space="2" w:color="C99B4E"/>
+        </w:pBdr>
+        <w:shd w:val="clear" w:color="auto" w:fill="FFF8E1"/>
+      </w:pPr>
+      <w:r>
+        <w:rPr>
+          <w:rFonts w:ascii="맑은 고딕" w:hAnsi="맑은 고딕" w:eastAsia="맑은 고딕"/>
+          <w:b w:val="0"/>
+          <w:sz w:val="17"/>
+          <w:u w:val="none"/>
+        </w:rPr>
+        <w:t>From ancient myths to modern science, humans have (A) ________ pursued the idea of machines that think, and the field now called artificial intelligence aims to build machines (B) ________ with human-like reasoning.</w:t>
+      </w:r>
+    </w:p>
+    <w:p>
+      <w:pPr>
+        <w:spacing w:before="0" w:after="0" w:line="269" w:lineRule="auto"/>
+        <w:ind w:left="180" w:hanging="180"/>
+        <w:snapToGrid w:val="0"/>
+      </w:pPr>
+      <w:r>
+        <w:rPr>
+          <w:rFonts w:ascii="맑은 고딕" w:hAnsi="맑은 고딕" w:eastAsia="맑은 고딕"/>
+          <w:b w:val="0"/>
+          <w:sz w:val="17"/>
+          <w:u w:val="none"/>
+        </w:rPr>
+        <w:t>① (A) consistently  (B) replaced</w:t>
+      </w:r>
+    </w:p>
+    <w:p>
+      <w:pPr>
+        <w:spacing w:before="0" w:after="0" w:line="269" w:lineRule="auto"/>
+        <w:ind w:left="180" w:hanging="180"/>
+        <w:snapToGrid w:val="0"/>
+      </w:pPr>
+      <w:r>
+        <w:rPr>
+          <w:rFonts w:ascii="맑은 고딕" w:hAnsi="맑은 고딕" w:eastAsia="맑은 고딕"/>
+          <w:b w:val="0"/>
+          <w:sz w:val="17"/>
+          <w:u w:val="none"/>
+        </w:rPr>
+        <w:t>② (A) briefly  (B) equipped</w:t>
+      </w:r>
+    </w:p>
+    <w:p>
+      <w:pPr>
+        <w:spacing w:before="0" w:after="0" w:line="269" w:lineRule="auto"/>
+        <w:ind w:left="180" w:hanging="180"/>
+        <w:snapToGrid w:val="0"/>
+      </w:pPr>
+      <w:r>
+        <w:rPr>
+          <w:rFonts w:ascii="맑은 고딕" w:hAnsi="맑은 고딕" w:eastAsia="맑은 고딕"/>
+          <w:b w:val="0"/>
+          <w:sz w:val="17"/>
+          <w:u w:val="none"/>
+        </w:rPr>
+        <w:t>③ (A) consistently  (B) equipped</w:t>
+      </w:r>
+    </w:p>
+    <w:p>
+      <w:pPr>
+        <w:spacing w:before="0" w:after="0" w:line="269" w:lineRule="auto"/>
+        <w:ind w:left="180" w:hanging="180"/>
+        <w:snapToGrid w:val="0"/>
+      </w:pPr>
+      <w:r>
+        <w:rPr>
+          <w:rFonts w:ascii="맑은 고딕" w:hAnsi="맑은 고딕" w:eastAsia="맑은 고딕"/>
+          <w:b w:val="0"/>
+          <w:sz w:val="17"/>
+          <w:u w:val="none"/>
+        </w:rPr>
+        <w:t>④ (A) reluctantly  (B) equipped</w:t>
+      </w:r>
+    </w:p>
+    <w:p>
+      <w:pPr>
+        <w:spacing w:before="0" w:after="0" w:line="269" w:lineRule="auto"/>
+        <w:ind w:left="180" w:hanging="180"/>
+        <w:snapToGrid w:val="0"/>
+      </w:pPr>
+      <w:r>
+        <w:rPr>
+          <w:rFonts w:ascii="맑은 고딕" w:hAnsi="맑은 고딕" w:eastAsia="맑은 고딕"/>
+          <w:b w:val="0"/>
+          <w:sz w:val="17"/>
+          <w:u w:val="none"/>
+        </w:rPr>
+        <w:t>⑤ (A) consistently  (B) compared</w:t>
+      </w:r>
+    </w:p>
+    <w:p>
+      <w:pPr>
+        <w:keepNext/>
+        <w:spacing w:before="80" w:after="20" w:line="276" w:lineRule="auto"/>
+        <w:snapToGrid w:val="0"/>
+      </w:pPr>
+      <w:r>
+        <w:rPr>
+          <w:rFonts w:ascii="맑은 고딕" w:hAnsi="맑은 고딕" w:eastAsia="맑은 고딕"/>
+          <w:b/>
+          <w:sz w:val="17"/>
+          <w:u w:val="none"/>
+        </w:rPr>
+        <w:t>35-3.</w:t>
+      </w:r>
+      <w:r>
+        <w:rPr>
+          <w:rFonts w:ascii="맑은 고딕" w:hAnsi="맑은 고딕" w:eastAsia="맑은 고딕"/>
+          <w:b w:val="0"/>
+          <w:sz w:val="17"/>
+          <w:u w:val="none"/>
+        </w:rPr>
+        <w:t xml:space="preserve"> 다음 글의 빈칸 (A), (B)에 들어갈 말로 가장 적절한 것은? [3.2점]</w:t>
+      </w:r>
+    </w:p>
+    <w:p>
+      <w:pPr>
+        <w:spacing w:before="0" w:after="60" w:line="288" w:lineRule="auto"/>
+        <w:ind w:left="40"/>
+        <w:snapToGrid w:val="0"/>
+        <w:pBdr>
+          <w:top w:val="single" w:sz="4" w:space="2" w:color="999999"/>
+          <w:left w:val="single" w:sz="4" w:space="2" w:color="999999"/>
+          <w:bottom w:val="single" w:sz="4" w:space="2" w:color="999999"/>
+          <w:right w:val="single" w:sz="4" w:space="2" w:color="999999"/>
+        </w:pBdr>
+        <w:shd w:val="clear" w:color="auto" w:fill="F6F3EA"/>
+      </w:pPr>
+      <w:r>
+        <w:rPr>
+          <w:rFonts w:ascii="맑은 고딕" w:hAnsi="맑은 고딕" w:eastAsia="맑은 고딕"/>
+          <w:b w:val="0"/>
+          <w:sz w:val="17"/>
+          <w:u w:val="none"/>
+        </w:rPr>
+        <w:t>For hundreds of years people have imagined machines that might gain intelligence and choose as a human would. In other words, (A) ______________________. Stories about robots, self-moving devices, and man-made beings go back to ancient Greece, such as the tale of Pandora, who let loose troubles on the world. In the same way, writers across the ages have pictured artificial people and thinking machines, Mary Shelley's Frankenstein being one example. In 1950 the British mathematician Alan Turing raised the question of whether a machine could think and reason as humans do, and he went on to design the Turing test as a way of judging how intelligent a machine is and whether it can think on its own. (B) ______________________. Not long afterward, John McCarthy, a professor at MIT, introduced the term “artificial intelligence,” which took the place of the older label “automata studies.” From that point on, artificial intelligence has meant the study and the craft of building intelligent machines — machines designed to think as humans do, given the powers of reasoning and learning by the people who make them.</w:t>
+      </w:r>
+    </w:p>
+    <w:p>
+      <w:pPr>
+        <w:spacing w:before="0" w:after="0" w:line="269" w:lineRule="auto"/>
+        <w:ind w:left="180" w:hanging="180"/>
+        <w:snapToGrid w:val="0"/>
+      </w:pPr>
+      <w:r>
+        <w:rPr>
+          <w:rFonts w:ascii="맑은 고딕" w:hAnsi="맑은 고딕" w:eastAsia="맑은 고딕"/>
+          <w:b w:val="0"/>
+          <w:sz w:val="17"/>
+          <w:u w:val="none"/>
+        </w:rPr>
+        <w:t>① (A) the wish to create thinking machines is far older than the machines themselves  (B) That test proved that machines would never be able to think like humans</w:t>
+      </w:r>
+    </w:p>
+    <w:p>
+      <w:pPr>
+        <w:spacing w:before="0" w:after="0" w:line="269" w:lineRule="auto"/>
+        <w:ind w:left="180" w:hanging="180"/>
+        <w:snapToGrid w:val="0"/>
+      </w:pPr>
+      <w:r>
+        <w:rPr>
+          <w:rFonts w:ascii="맑은 고딕" w:hAnsi="맑은 고딕" w:eastAsia="맑은 고딕"/>
+          <w:b w:val="0"/>
+          <w:sz w:val="17"/>
+          <w:u w:val="none"/>
+        </w:rPr>
+        <w:t>② (A) people have always feared that machines would one day replace them  (B) That question turned an ancient dream into a scientific problem that could be tested</w:t>
+      </w:r>
+    </w:p>
+    <w:p>
+      <w:pPr>
+        <w:spacing w:before="0" w:after="0" w:line="269" w:lineRule="auto"/>
+        <w:ind w:left="180" w:hanging="180"/>
+        <w:snapToGrid w:val="0"/>
+      </w:pPr>
+      <w:r>
+        <w:rPr>
+          <w:rFonts w:ascii="맑은 고딕" w:hAnsi="맑은 고딕" w:eastAsia="맑은 고딕"/>
+          <w:b w:val="0"/>
+          <w:sz w:val="17"/>
+          <w:u w:val="none"/>
+        </w:rPr>
+        <w:t>③ (A) the wish to create thinking machines is far older than the machines themselves  (B) Myths about robots disappeared as soon as real machines appeared</w:t>
+      </w:r>
+    </w:p>
+    <w:p>
+      <w:pPr>
+        <w:spacing w:before="0" w:after="0" w:line="269" w:lineRule="auto"/>
+        <w:ind w:left="180" w:hanging="180"/>
+        <w:snapToGrid w:val="0"/>
+      </w:pPr>
+      <w:r>
+        <w:rPr>
+          <w:rFonts w:ascii="맑은 고딕" w:hAnsi="맑은 고딕" w:eastAsia="맑은 고딕"/>
+          <w:b w:val="0"/>
+          <w:sz w:val="17"/>
+          <w:u w:val="none"/>
+        </w:rPr>
+        <w:t>④ (A) machines have been making human-like decisions for many centuries  (B) That question turned an ancient dream into a scientific problem that could be tested</w:t>
+      </w:r>
+    </w:p>
+    <w:p>
+      <w:pPr>
+        <w:spacing w:before="0" w:after="0" w:line="269" w:lineRule="auto"/>
+        <w:ind w:left="180" w:hanging="180"/>
+        <w:snapToGrid w:val="0"/>
+      </w:pPr>
+      <w:r>
+        <w:rPr>
+          <w:rFonts w:ascii="맑은 고딕" w:hAnsi="맑은 고딕" w:eastAsia="맑은 고딕"/>
+          <w:b w:val="0"/>
+          <w:sz w:val="17"/>
+          <w:u w:val="none"/>
+        </w:rPr>
+        <w:t>⑤ (A) the wish to create thinking machines is far older than the machines themselves  (B) That question turned an ancient dream into a scientific problem that could be tested</w:t>
+      </w:r>
+    </w:p>
+    <w:p>
+      <w:pPr>
+        <w:keepNext/>
+        <w:spacing w:before="80" w:after="20" w:line="276" w:lineRule="auto"/>
+        <w:snapToGrid w:val="0"/>
+      </w:pPr>
+      <w:r>
+        <w:rPr>
+          <w:rFonts w:ascii="맑은 고딕" w:hAnsi="맑은 고딕" w:eastAsia="맑은 고딕"/>
+          <w:b/>
+          <w:sz w:val="17"/>
+          <w:u w:val="none"/>
+        </w:rPr>
+        <w:t>35-4.</w:t>
+      </w:r>
+      <w:r>
+        <w:rPr>
+          <w:rFonts w:ascii="맑은 고딕" w:hAnsi="맑은 고딕" w:eastAsia="맑은 고딕"/>
+          <w:b w:val="0"/>
+          <w:sz w:val="17"/>
+          <w:u w:val="none"/>
+        </w:rPr>
+        <w:t xml:space="preserve"> 다음 대화를 읽고 두 학생이 정리한 표의 내용 중, 본문 및 대화와 일치하지 </w:t>
+      </w:r>
+      <w:r>
+        <w:rPr>
+          <w:rFonts w:ascii="맑은 고딕" w:hAnsi="맑은 고딕" w:eastAsia="맑은 고딕"/>
+          <w:b w:val="0"/>
+          <w:sz w:val="17"/>
+          <w:u w:val="single"/>
+        </w:rPr>
+        <w:t>않는</w:t>
+      </w:r>
+      <w:r>
+        <w:rPr>
+          <w:rFonts w:ascii="맑은 고딕" w:hAnsi="맑은 고딕" w:eastAsia="맑은 고딕"/>
+          <w:b w:val="0"/>
+          <w:sz w:val="17"/>
+          <w:u w:val="none"/>
+        </w:rPr>
+        <w:t xml:space="preserve"> 것은? [3.3점]</w:t>
+      </w:r>
+    </w:p>
+    <w:p>
+      <w:pPr>
+        <w:spacing w:before="0" w:after="0" w:line="288" w:lineRule="auto"/>
+        <w:ind w:left="40"/>
+        <w:snapToGrid w:val="0"/>
+        <w:pBdr>
+          <w:top w:val="single" w:sz="4" w:space="2" w:color="999999"/>
+          <w:left w:val="single" w:sz="4" w:space="2" w:color="999999"/>
+          <w:bottom w:val="single" w:sz="4" w:space="2" w:color="999999"/>
+          <w:right w:val="single" w:sz="4" w:space="2" w:color="999999"/>
+        </w:pBdr>
+        <w:shd w:val="clear" w:color="auto" w:fill="F6F3EA"/>
+      </w:pPr>
+      <w:r>
+        <w:rPr>
+          <w:rFonts w:ascii="맑은 고딕" w:hAnsi="맑은 고딕" w:eastAsia="맑은 고딕"/>
+          <w:b w:val="0"/>
+          <w:sz w:val="17"/>
+          <w:u w:val="none"/>
+        </w:rPr>
+        <w:t>민수: 이 글은 ‘생각하는 기계’에 대한 인간의 꿈을 시간 순서로 보여 주는 것 같아.</w:t>
+      </w:r>
+    </w:p>
+    <w:p>
+      <w:pPr>
+        <w:spacing w:before="0" w:after="0" w:line="288" w:lineRule="auto"/>
+        <w:ind w:left="40"/>
+        <w:snapToGrid w:val="0"/>
+        <w:pBdr>
+          <w:top w:val="single" w:sz="4" w:space="2" w:color="999999"/>
+          <w:left w:val="single" w:sz="4" w:space="2" w:color="999999"/>
+          <w:bottom w:val="single" w:sz="4" w:space="2" w:color="999999"/>
+          <w:right w:val="single" w:sz="4" w:space="2" w:color="999999"/>
+        </w:pBdr>
+        <w:shd w:val="clear" w:color="auto" w:fill="F6F3EA"/>
+      </w:pPr>
+      <w:r>
+        <w:rPr>
+          <w:rFonts w:ascii="맑은 고딕" w:hAnsi="맑은 고딕" w:eastAsia="맑은 고딕"/>
+          <w:b w:val="0"/>
+          <w:sz w:val="17"/>
+          <w:u w:val="none"/>
+        </w:rPr>
+        <w:t>지윤: 맞아. 출발점이 고대 그리스 신화잖아. 판도라처럼 세상에 재앙을 풀어놓은 인공 존재 이야기.</w:t>
+      </w:r>
+    </w:p>
+    <w:p>
+      <w:pPr>
+        <w:spacing w:before="0" w:after="0" w:line="288" w:lineRule="auto"/>
+        <w:ind w:left="40"/>
+        <w:snapToGrid w:val="0"/>
+        <w:pBdr>
+          <w:top w:val="single" w:sz="4" w:space="2" w:color="999999"/>
+          <w:left w:val="single" w:sz="4" w:space="2" w:color="999999"/>
+          <w:bottom w:val="single" w:sz="4" w:space="2" w:color="999999"/>
+          <w:right w:val="single" w:sz="4" w:space="2" w:color="999999"/>
+        </w:pBdr>
+        <w:shd w:val="clear" w:color="auto" w:fill="F6F3EA"/>
+      </w:pPr>
+      <w:r>
+        <w:rPr>
+          <w:rFonts w:ascii="맑은 고딕" w:hAnsi="맑은 고딕" w:eastAsia="맑은 고딕"/>
+          <w:b w:val="0"/>
+          <w:sz w:val="17"/>
+          <w:u w:val="none"/>
+        </w:rPr>
+        <w:t>민수: 그다음은 문학이지. 프랑켄슈타인이 인간 같은 피조물을 만드는 이야기의 예로 나와.</w:t>
+      </w:r>
+    </w:p>
+    <w:p>
+      <w:pPr>
+        <w:spacing w:before="0" w:after="0" w:line="288" w:lineRule="auto"/>
+        <w:ind w:left="40"/>
+        <w:snapToGrid w:val="0"/>
+        <w:pBdr>
+          <w:top w:val="single" w:sz="4" w:space="2" w:color="999999"/>
+          <w:left w:val="single" w:sz="4" w:space="2" w:color="999999"/>
+          <w:bottom w:val="single" w:sz="4" w:space="2" w:color="999999"/>
+          <w:right w:val="single" w:sz="4" w:space="2" w:color="999999"/>
+        </w:pBdr>
+        <w:shd w:val="clear" w:color="auto" w:fill="F6F3EA"/>
+      </w:pPr>
+      <w:r>
+        <w:rPr>
+          <w:rFonts w:ascii="맑은 고딕" w:hAnsi="맑은 고딕" w:eastAsia="맑은 고딕"/>
+          <w:b w:val="0"/>
+          <w:sz w:val="17"/>
+          <w:u w:val="none"/>
+        </w:rPr>
+        <w:t>지윤: 그러다가 1950년에 결정적인 전환이 있었어. 한 수학자가 ‘기계가 인간처럼 생각하고 추론할 수 있을까’라고 물은 거야.</w:t>
+      </w:r>
+    </w:p>
+    <w:p>
+      <w:pPr>
+        <w:spacing w:before="0" w:after="0" w:line="288" w:lineRule="auto"/>
+        <w:ind w:left="40"/>
+        <w:snapToGrid w:val="0"/>
+        <w:pBdr>
+          <w:top w:val="single" w:sz="4" w:space="2" w:color="999999"/>
+          <w:left w:val="single" w:sz="4" w:space="2" w:color="999999"/>
+          <w:bottom w:val="single" w:sz="4" w:space="2" w:color="999999"/>
+          <w:right w:val="single" w:sz="4" w:space="2" w:color="999999"/>
+        </w:pBdr>
+        <w:shd w:val="clear" w:color="auto" w:fill="F6F3EA"/>
+      </w:pPr>
+      <w:r>
+        <w:rPr>
+          <w:rFonts w:ascii="맑은 고딕" w:hAnsi="맑은 고딕" w:eastAsia="맑은 고딕"/>
+          <w:b w:val="0"/>
+          <w:sz w:val="17"/>
+          <w:u w:val="none"/>
+        </w:rPr>
+        <w:t>민수: 그리고 그 사람이 기계의 지능을 측정하는 테스트까지 만들었지.</w:t>
+      </w:r>
+    </w:p>
+    <w:p>
+      <w:pPr>
+        <w:spacing w:before="0" w:after="0" w:line="288" w:lineRule="auto"/>
+        <w:ind w:left="40"/>
+        <w:snapToGrid w:val="0"/>
+        <w:pBdr>
+          <w:top w:val="single" w:sz="4" w:space="2" w:color="999999"/>
+          <w:left w:val="single" w:sz="4" w:space="2" w:color="999999"/>
+          <w:bottom w:val="single" w:sz="4" w:space="2" w:color="999999"/>
+          <w:right w:val="single" w:sz="4" w:space="2" w:color="999999"/>
+        </w:pBdr>
+        <w:shd w:val="clear" w:color="auto" w:fill="F6F3EA"/>
+      </w:pPr>
+      <w:r>
+        <w:rPr>
+          <w:rFonts w:ascii="맑은 고딕" w:hAnsi="맑은 고딕" w:eastAsia="맑은 고딕"/>
+          <w:b w:val="0"/>
+          <w:sz w:val="17"/>
+          <w:u w:val="none"/>
+        </w:rPr>
+        <w:t>지윤: 몇 년 뒤에는 MIT 교수가 ‘인공지능’이라는 말을 만들었고, 그전까지 쓰던 ‘자동 장치 연구’라는 표현을 대체했어.</w:t>
+      </w:r>
+    </w:p>
+    <w:p>
+      <w:pPr>
+        <w:spacing w:before="0" w:after="0" w:line="288" w:lineRule="auto"/>
+        <w:ind w:left="40"/>
+        <w:snapToGrid w:val="0"/>
+        <w:pBdr>
+          <w:top w:val="single" w:sz="4" w:space="2" w:color="999999"/>
+          <w:left w:val="single" w:sz="4" w:space="2" w:color="999999"/>
+          <w:bottom w:val="single" w:sz="4" w:space="2" w:color="999999"/>
+          <w:right w:val="single" w:sz="4" w:space="2" w:color="999999"/>
+        </w:pBdr>
+        <w:shd w:val="clear" w:color="auto" w:fill="F6F3EA"/>
+      </w:pPr>
+      <w:r>
+        <w:rPr>
+          <w:rFonts w:ascii="맑은 고딕" w:hAnsi="맑은 고딕" w:eastAsia="맑은 고딕"/>
+          <w:b w:val="0"/>
+          <w:sz w:val="17"/>
+          <w:u w:val="none"/>
+        </w:rPr>
+        <w:t>민수: 그럼 지금의 인공지능은 어떤 거야?</w:t>
+      </w:r>
+    </w:p>
+    <w:p>
+      <w:pPr>
+        <w:spacing w:before="0" w:after="0" w:line="288" w:lineRule="auto"/>
+        <w:ind w:left="40"/>
+        <w:snapToGrid w:val="0"/>
+        <w:pBdr>
+          <w:top w:val="single" w:sz="4" w:space="2" w:color="999999"/>
+          <w:left w:val="single" w:sz="4" w:space="2" w:color="999999"/>
+          <w:bottom w:val="single" w:sz="4" w:space="2" w:color="999999"/>
+          <w:right w:val="single" w:sz="4" w:space="2" w:color="999999"/>
+        </w:pBdr>
+        <w:shd w:val="clear" w:color="auto" w:fill="F6F3EA"/>
+      </w:pPr>
+      <w:r>
+        <w:rPr>
+          <w:rFonts w:ascii="맑은 고딕" w:hAnsi="맑은 고딕" w:eastAsia="맑은 고딕"/>
+          <w:b w:val="0"/>
+          <w:sz w:val="17"/>
+          <w:u w:val="none"/>
+        </w:rPr>
+        <w:t>지윤: 인간처럼 생각하도록 프로그램된 기계를 만드는 연구이자 실천 — 추론과 학습 능력을 만든 사람이 부여하는 거지.</w:t>
+      </w:r>
+    </w:p>
+    <w:p>
+      <w:pPr>
+        <w:spacing w:before="0" w:after="60" w:line="288" w:lineRule="auto"/>
+        <w:ind w:left="40"/>
+        <w:snapToGrid w:val="0"/>
+        <w:pBdr>
+          <w:top w:val="single" w:sz="4" w:space="2" w:color="999999"/>
+          <w:left w:val="single" w:sz="4" w:space="2" w:color="999999"/>
+          <w:bottom w:val="single" w:sz="4" w:space="2" w:color="999999"/>
+          <w:right w:val="single" w:sz="4" w:space="2" w:color="999999"/>
+        </w:pBdr>
+        <w:shd w:val="clear" w:color="auto" w:fill="F6F3EA"/>
+      </w:pPr>
+      <w:r>
+        <w:rPr>
+          <w:rFonts w:ascii="맑은 고딕" w:hAnsi="맑은 고딕" w:eastAsia="맑은 고딕"/>
+          <w:b w:val="0"/>
+          <w:sz w:val="17"/>
+          <w:u w:val="none"/>
+        </w:rPr>
+        <w:t>민수: 좋아, 표로 정리해 보자.</w:t>
+      </w:r>
+    </w:p>
+    <w:p>
+      <w:pPr>
+        <w:spacing w:before="0" w:after="0" w:line="288" w:lineRule="auto"/>
+        <w:ind w:left="40"/>
+        <w:snapToGrid w:val="0"/>
+        <w:pBdr>
+          <w:top w:val="single" w:sz="4" w:space="2" w:color="555555"/>
+          <w:left w:val="single" w:sz="4" w:space="2" w:color="555555"/>
+          <w:bottom w:val="single" w:sz="4" w:space="2" w:color="555555"/>
+          <w:right w:val="single" w:sz="4" w:space="2" w:color="555555"/>
+        </w:pBdr>
+        <w:shd w:val="clear" w:color="auto" w:fill="FFFFFF"/>
+      </w:pPr>
+      <w:r>
+        <w:rPr>
+          <w:rFonts w:ascii="맑은 고딕" w:hAnsi="맑은 고딕" w:eastAsia="맑은 고딕"/>
+          <w:b w:val="0"/>
+          <w:sz w:val="17"/>
+          <w:u w:val="none"/>
+        </w:rPr>
+        <w:t>시기  |  내용</w:t>
+      </w:r>
+    </w:p>
+    <w:p>
+      <w:pPr>
+        <w:spacing w:before="0" w:after="0" w:line="288" w:lineRule="auto"/>
+        <w:ind w:left="40"/>
+        <w:snapToGrid w:val="0"/>
+        <w:pBdr>
+          <w:top w:val="single" w:sz="4" w:space="2" w:color="555555"/>
+          <w:left w:val="single" w:sz="4" w:space="2" w:color="555555"/>
+          <w:bottom w:val="single" w:sz="4" w:space="2" w:color="555555"/>
+          <w:right w:val="single" w:sz="4" w:space="2" w:color="555555"/>
+        </w:pBdr>
+        <w:shd w:val="clear" w:color="auto" w:fill="FFFFFF"/>
+      </w:pPr>
+      <w:r>
+        <w:rPr>
+          <w:rFonts w:ascii="맑은 고딕" w:hAnsi="맑은 고딕" w:eastAsia="맑은 고딕"/>
+          <w:b w:val="0"/>
+          <w:sz w:val="17"/>
+          <w:u w:val="none"/>
+        </w:rPr>
+        <w:t>① 고대 그리스  |  로봇·자동 장치·인공 존재에 관한 신화(예: 판도라)</w:t>
+      </w:r>
+    </w:p>
+    <w:p>
+      <w:pPr>
+        <w:spacing w:before="0" w:after="0" w:line="288" w:lineRule="auto"/>
+        <w:ind w:left="40"/>
+        <w:snapToGrid w:val="0"/>
+        <w:pBdr>
+          <w:top w:val="single" w:sz="4" w:space="2" w:color="555555"/>
+          <w:left w:val="single" w:sz="4" w:space="2" w:color="555555"/>
+          <w:bottom w:val="single" w:sz="4" w:space="2" w:color="555555"/>
+          <w:right w:val="single" w:sz="4" w:space="2" w:color="555555"/>
+        </w:pBdr>
+        <w:shd w:val="clear" w:color="auto" w:fill="FFFFFF"/>
+      </w:pPr>
+      <w:r>
+        <w:rPr>
+          <w:rFonts w:ascii="맑은 고딕" w:hAnsi="맑은 고딕" w:eastAsia="맑은 고딕"/>
+          <w:b w:val="0"/>
+          <w:sz w:val="17"/>
+          <w:u w:val="none"/>
+        </w:rPr>
+        <w:t>② 역사 속 문학  |  인간 같은 피조물과 생각하는 기계를 창조하는 이야기(예: 프랑켄슈타인)</w:t>
+      </w:r>
+    </w:p>
+    <w:p>
+      <w:pPr>
+        <w:spacing w:before="0" w:after="0" w:line="288" w:lineRule="auto"/>
+        <w:ind w:left="40"/>
+        <w:snapToGrid w:val="0"/>
+        <w:pBdr>
+          <w:top w:val="single" w:sz="4" w:space="2" w:color="555555"/>
+          <w:left w:val="single" w:sz="4" w:space="2" w:color="555555"/>
+          <w:bottom w:val="single" w:sz="4" w:space="2" w:color="555555"/>
+          <w:right w:val="single" w:sz="4" w:space="2" w:color="555555"/>
+        </w:pBdr>
+        <w:shd w:val="clear" w:color="auto" w:fill="FFFFFF"/>
+      </w:pPr>
+      <w:r>
+        <w:rPr>
+          <w:rFonts w:ascii="맑은 고딕" w:hAnsi="맑은 고딕" w:eastAsia="맑은 고딕"/>
+          <w:b w:val="0"/>
+          <w:sz w:val="17"/>
+          <w:u w:val="none"/>
+        </w:rPr>
+        <w:t>③ 1950년  |  MIT 교수 McCarthy가 기계가 생각할 수 있는지 묻고 튜링 테스트를 개발</w:t>
+      </w:r>
+    </w:p>
+    <w:p>
+      <w:pPr>
+        <w:spacing w:before="0" w:after="0" w:line="288" w:lineRule="auto"/>
+        <w:ind w:left="40"/>
+        <w:snapToGrid w:val="0"/>
+        <w:pBdr>
+          <w:top w:val="single" w:sz="4" w:space="2" w:color="555555"/>
+          <w:left w:val="single" w:sz="4" w:space="2" w:color="555555"/>
+          <w:bottom w:val="single" w:sz="4" w:space="2" w:color="555555"/>
+          <w:right w:val="single" w:sz="4" w:space="2" w:color="555555"/>
+        </w:pBdr>
+        <w:shd w:val="clear" w:color="auto" w:fill="FFFFFF"/>
+      </w:pPr>
+      <w:r>
+        <w:rPr>
+          <w:rFonts w:ascii="맑은 고딕" w:hAnsi="맑은 고딕" w:eastAsia="맑은 고딕"/>
+          <w:b w:val="0"/>
+          <w:sz w:val="17"/>
+          <w:u w:val="none"/>
+        </w:rPr>
+        <w:t>④ 몇 년 뒤  |  ‘인공지능’이라는 용어 등장 — ‘자동 장치 연구’를 대체</w:t>
+      </w:r>
+    </w:p>
+    <w:p>
+      <w:pPr>
+        <w:spacing w:before="0" w:after="60" w:line="288" w:lineRule="auto"/>
+        <w:ind w:left="40"/>
+        <w:snapToGrid w:val="0"/>
+        <w:pBdr>
+          <w:top w:val="single" w:sz="4" w:space="2" w:color="555555"/>
+          <w:left w:val="single" w:sz="4" w:space="2" w:color="555555"/>
+          <w:bottom w:val="single" w:sz="4" w:space="2" w:color="555555"/>
+          <w:right w:val="single" w:sz="4" w:space="2" w:color="555555"/>
+        </w:pBdr>
+        <w:shd w:val="clear" w:color="auto" w:fill="FFFFFF"/>
+      </w:pPr>
+      <w:r>
+        <w:rPr>
+          <w:rFonts w:ascii="맑은 고딕" w:hAnsi="맑은 고딕" w:eastAsia="맑은 고딕"/>
+          <w:b w:val="0"/>
+          <w:sz w:val="17"/>
+          <w:u w:val="none"/>
+        </w:rPr>
+        <w:t>⑤ 그 이후  |  인공지능 = 인간처럼 생각하도록 프로그램된 기계를 만드는 연구와 실천</w:t>
+      </w:r>
+    </w:p>
+    <w:p>
+      <w:pPr>
+        <w:spacing w:before="0" w:after="20" w:line="276" w:lineRule="auto"/>
+        <w:ind w:left="80"/>
+        <w:snapToGrid w:val="0"/>
+      </w:pPr>
+      <w:r>
+        <w:rPr>
+          <w:rFonts w:ascii="맑은 고딕" w:hAnsi="맑은 고딕" w:eastAsia="맑은 고딕"/>
+          <w:b w:val="0"/>
+          <w:sz w:val="17"/>
+          <w:u w:val="none"/>
+        </w:rPr>
+        <w:t>① ①    ② ②    ③ ③    ④ ④    ⑤ ⑤</w:t>
+      </w:r>
+    </w:p>
+    <w:p>
+      <w:pPr>
+        <w:keepNext/>
+        <w:spacing w:before="80" w:after="20" w:line="276" w:lineRule="auto"/>
+        <w:snapToGrid w:val="0"/>
+      </w:pPr>
+      <w:r>
+        <w:rPr>
+          <w:rFonts w:ascii="맑은 고딕" w:hAnsi="맑은 고딕" w:eastAsia="맑은 고딕"/>
+          <w:b/>
+          <w:sz w:val="17"/>
+          <w:u w:val="none"/>
+        </w:rPr>
+        <w:t>35-5.</w:t>
+      </w:r>
+      <w:r>
+        <w:rPr>
+          <w:rFonts w:ascii="맑은 고딕" w:hAnsi="맑은 고딕" w:eastAsia="맑은 고딕"/>
+          <w:b w:val="0"/>
+          <w:sz w:val="17"/>
+          <w:u w:val="none"/>
+        </w:rPr>
+        <w:t xml:space="preserve"> According to the passage, which of the following is </w:t>
+      </w:r>
+      <w:r>
+        <w:rPr>
+          <w:rFonts w:ascii="맑은 고딕" w:hAnsi="맑은 고딕" w:eastAsia="맑은 고딕"/>
+          <w:b w:val="0"/>
+          <w:sz w:val="17"/>
+          <w:u w:val="single"/>
+        </w:rPr>
+        <w:t>NOT</w:t>
+      </w:r>
+      <w:r>
+        <w:rPr>
+          <w:rFonts w:ascii="맑은 고딕" w:hAnsi="맑은 고딕" w:eastAsia="맑은 고딕"/>
+          <w:b w:val="0"/>
+          <w:sz w:val="17"/>
+          <w:u w:val="none"/>
+        </w:rPr>
+        <w:t xml:space="preserve"> true? [2.9점]</w:t>
+      </w:r>
+    </w:p>
+    <w:p>
+      <w:pPr>
+        <w:spacing w:before="0" w:after="60" w:line="288" w:lineRule="auto"/>
+        <w:ind w:left="40"/>
+        <w:snapToGrid w:val="0"/>
+        <w:pBdr>
+          <w:top w:val="single" w:sz="4" w:space="2" w:color="999999"/>
+          <w:left w:val="single" w:sz="4" w:space="2" w:color="999999"/>
+          <w:bottom w:val="single" w:sz="4" w:space="2" w:color="999999"/>
+          <w:right w:val="single" w:sz="4" w:space="2" w:color="999999"/>
+        </w:pBdr>
+        <w:shd w:val="clear" w:color="auto" w:fill="F6F3EA"/>
+      </w:pPr>
+      <w:r>
+        <w:rPr>
+          <w:rFonts w:ascii="맑은 고딕" w:hAnsi="맑은 고딕" w:eastAsia="맑은 고딕"/>
+          <w:b w:val="0"/>
+          <w:sz w:val="17"/>
+          <w:u w:val="none"/>
+        </w:rPr>
+        <w:t>For hundreds of years people have imagined machines that might gain intelligence and choose as a human would. Stories about robots, self-moving devices, and man-made beings go back to ancient Greece, such as the tale of Pandora, who let loose troubles on the world. In the same way, writers across the ages have pictured artificial people and thinking machines, Mary Shelley's Frankenstein being one example. In 1950 the British mathematician Alan Turing raised the question of whether a machine could think and reason as humans do, and he went on to design the Turing test as a way of judging how intelligent a machine is and whether it can think on its own. Not long afterward, John McCarthy, a professor at MIT, introduced the term “artificial intelligence,” which took the place of the older label “automata studies.” From that point on, artificial intelligence has meant the study and the craft of building intelligent machines — machines designed to think as humans do, given the powers of reasoning and learning by the people who make them.</w:t>
+      </w:r>
+    </w:p>
+    <w:p>
+      <w:pPr>
+        <w:spacing w:before="0" w:after="0" w:line="269" w:lineRule="auto"/>
+        <w:ind w:left="180" w:hanging="180"/>
+        <w:snapToGrid w:val="0"/>
+      </w:pPr>
+      <w:r>
+        <w:rPr>
+          <w:rFonts w:ascii="맑은 고딕" w:hAnsi="맑은 고딕" w:eastAsia="맑은 고딕"/>
+          <w:b w:val="0"/>
+          <w:sz w:val="17"/>
+          <w:u w:val="none"/>
+        </w:rPr>
+        <w:t>① Myths about artificial beings appeared only after the first real machines had been built.</w:t>
+      </w:r>
+    </w:p>
+    <w:p>
+      <w:pPr>
+        <w:spacing w:before="0" w:after="0" w:line="269" w:lineRule="auto"/>
+        <w:ind w:left="180" w:hanging="180"/>
+        <w:snapToGrid w:val="0"/>
+      </w:pPr>
+      <w:r>
+        <w:rPr>
+          <w:rFonts w:ascii="맑은 고딕" w:hAnsi="맑은 고딕" w:eastAsia="맑은 고딕"/>
+          <w:b w:val="0"/>
+          <w:sz w:val="17"/>
+          <w:u w:val="none"/>
+        </w:rPr>
+        <w:t>② Frankenstein is mentioned as a literary example of an imagined human-like creation.</w:t>
+      </w:r>
+    </w:p>
+    <w:p>
+      <w:pPr>
+        <w:spacing w:before="0" w:after="0" w:line="269" w:lineRule="auto"/>
+        <w:ind w:left="180" w:hanging="180"/>
+        <w:snapToGrid w:val="0"/>
+      </w:pPr>
+      <w:r>
+        <w:rPr>
+          <w:rFonts w:ascii="맑은 고딕" w:hAnsi="맑은 고딕" w:eastAsia="맑은 고딕"/>
+          <w:b w:val="0"/>
+          <w:sz w:val="17"/>
+          <w:u w:val="none"/>
+        </w:rPr>
+        <w:t>③ Turing wanted a way to judge whether a machine could think on its own.</w:t>
+      </w:r>
+    </w:p>
+    <w:p>
+      <w:pPr>
+        <w:spacing w:before="0" w:after="0" w:line="269" w:lineRule="auto"/>
+        <w:ind w:left="180" w:hanging="180"/>
+        <w:snapToGrid w:val="0"/>
+      </w:pPr>
+      <w:r>
+        <w:rPr>
+          <w:rFonts w:ascii="맑은 고딕" w:hAnsi="맑은 고딕" w:eastAsia="맑은 고딕"/>
+          <w:b w:val="0"/>
+          <w:sz w:val="17"/>
+          <w:u w:val="none"/>
+        </w:rPr>
+        <w:t>④ The term “artificial intelligence” replaced an older name for the same field.</w:t>
+      </w:r>
+    </w:p>
+    <w:p>
+      <w:pPr>
+        <w:spacing w:before="0" w:after="0" w:line="269" w:lineRule="auto"/>
+        <w:ind w:left="180" w:hanging="180"/>
+        <w:snapToGrid w:val="0"/>
+      </w:pPr>
+      <w:r>
+        <w:rPr>
+          <w:rFonts w:ascii="맑은 고딕" w:hAnsi="맑은 고딕" w:eastAsia="맑은 고딕"/>
+          <w:b w:val="0"/>
+          <w:sz w:val="17"/>
+          <w:u w:val="none"/>
+        </w:rPr>
+        <w:t>⑤ Today’s artificial intelligence involves giving machines the ability to reason and learn.</w:t>
+      </w:r>
+    </w:p>
+    <w:p>
+      <w:pPr>
+        <w:keepNext/>
+        <w:spacing w:before="80" w:after="20" w:line="276" w:lineRule="auto"/>
+        <w:snapToGrid w:val="0"/>
+      </w:pPr>
+      <w:r>
+        <w:rPr>
+          <w:rFonts w:ascii="맑은 고딕" w:hAnsi="맑은 고딕" w:eastAsia="맑은 고딕"/>
+          <w:b/>
+          <w:sz w:val="17"/>
+          <w:u w:val="none"/>
+        </w:rPr>
+        <w:t>35-6.</w:t>
+      </w:r>
+      <w:r>
+        <w:rPr>
+          <w:rFonts w:ascii="맑은 고딕" w:hAnsi="맑은 고딕" w:eastAsia="맑은 고딕"/>
+          <w:b w:val="0"/>
+          <w:sz w:val="17"/>
+          <w:u w:val="none"/>
+        </w:rPr>
+        <w:t xml:space="preserve"> What is the main idea of the passage? [2.8점]</w:t>
+      </w:r>
+    </w:p>
+    <w:p>
+      <w:pPr>
+        <w:spacing w:before="0" w:after="60" w:line="288" w:lineRule="auto"/>
+        <w:ind w:left="40"/>
+        <w:snapToGrid w:val="0"/>
+        <w:pBdr>
+          <w:top w:val="single" w:sz="4" w:space="2" w:color="999999"/>
+          <w:left w:val="single" w:sz="4" w:space="2" w:color="999999"/>
+          <w:bottom w:val="single" w:sz="4" w:space="2" w:color="999999"/>
+          <w:right w:val="single" w:sz="4" w:space="2" w:color="999999"/>
+        </w:pBdr>
+        <w:shd w:val="clear" w:color="auto" w:fill="F6F3EA"/>
+      </w:pPr>
+      <w:r>
+        <w:rPr>
+          <w:rFonts w:ascii="맑은 고딕" w:hAnsi="맑은 고딕" w:eastAsia="맑은 고딕"/>
+          <w:b w:val="0"/>
+          <w:sz w:val="17"/>
+          <w:u w:val="none"/>
+        </w:rPr>
+        <w:t>For hundreds of years people have imagined machines that might gain intelligence and choose as a human would. Stories about robots, self-moving devices, and man-made beings go back to ancient Greece, such as the tale of Pandora, who let loose troubles on the world. In the same way, writers across the ages have pictured artificial people and thinking machines, Mary Shelley's Frankenstein being one example. In 1950 the British mathematician Alan Turing raised the question of whether a machine could think and reason as humans do, and he went on to design the Turing test as a way of judging how intelligent a machine is and whether it can think on its own. Not long afterward, John McCarthy, a professor at MIT, introduced the term “artificial intelligence,” which took the place of the older label “automata studies.” From that point on, artificial intelligence has meant the study and the craft of building intelligent machines — machines designed to think as humans do, given the powers of reasoning and learning by the people who make them.</w:t>
+      </w:r>
+    </w:p>
+    <w:p>
+      <w:pPr>
+        <w:spacing w:before="0" w:after="0" w:line="269" w:lineRule="auto"/>
+        <w:ind w:left="180" w:hanging="180"/>
+        <w:snapToGrid w:val="0"/>
+      </w:pPr>
+      <w:r>
+        <w:rPr>
+          <w:rFonts w:ascii="맑은 고딕" w:hAnsi="맑은 고딕" w:eastAsia="맑은 고딕"/>
+          <w:b w:val="0"/>
+          <w:sz w:val="17"/>
+          <w:u w:val="none"/>
+        </w:rPr>
+        <w:t>① Ancient Greek myths were the first science fiction stories about robots.</w:t>
+      </w:r>
+    </w:p>
+    <w:p>
+      <w:pPr>
+        <w:spacing w:before="0" w:after="0" w:line="269" w:lineRule="auto"/>
+        <w:ind w:left="180" w:hanging="180"/>
+        <w:snapToGrid w:val="0"/>
+      </w:pPr>
+      <w:r>
+        <w:rPr>
+          <w:rFonts w:ascii="맑은 고딕" w:hAnsi="맑은 고딕" w:eastAsia="맑은 고딕"/>
+          <w:b w:val="0"/>
+          <w:sz w:val="17"/>
+          <w:u w:val="none"/>
+        </w:rPr>
+        <w:t>② The dream of building machines that think runs from ancient myths to the modern field of artificial intelligence.</w:t>
+      </w:r>
+    </w:p>
+    <w:p>
+      <w:pPr>
+        <w:spacing w:before="0" w:after="0" w:line="269" w:lineRule="auto"/>
+        <w:ind w:left="180" w:hanging="180"/>
+        <w:snapToGrid w:val="0"/>
+      </w:pPr>
+      <w:r>
+        <w:rPr>
+          <w:rFonts w:ascii="맑은 고딕" w:hAnsi="맑은 고딕" w:eastAsia="맑은 고딕"/>
+          <w:b w:val="0"/>
+          <w:sz w:val="17"/>
+          <w:u w:val="none"/>
+        </w:rPr>
+        <w:t>③ Alan Turing was the first person to build a machine that could think like a human.</w:t>
+      </w:r>
+    </w:p>
+    <w:p>
+      <w:pPr>
+        <w:spacing w:before="0" w:after="0" w:line="269" w:lineRule="auto"/>
+        <w:ind w:left="180" w:hanging="180"/>
+        <w:snapToGrid w:val="0"/>
+      </w:pPr>
+      <w:r>
+        <w:rPr>
+          <w:rFonts w:ascii="맑은 고딕" w:hAnsi="맑은 고딕" w:eastAsia="맑은 고딕"/>
+          <w:b w:val="0"/>
+          <w:sz w:val="17"/>
+          <w:u w:val="none"/>
+        </w:rPr>
+        <w:t>④ Artificial intelligence has made human reasoning less necessary than before.</w:t>
+      </w:r>
+    </w:p>
+    <w:p>
+      <w:pPr>
+        <w:spacing w:before="0" w:after="0" w:line="269" w:lineRule="auto"/>
+        <w:ind w:left="180" w:hanging="180"/>
+        <w:snapToGrid w:val="0"/>
+      </w:pPr>
+      <w:r>
+        <w:rPr>
+          <w:rFonts w:ascii="맑은 고딕" w:hAnsi="맑은 고딕" w:eastAsia="맑은 고딕"/>
+          <w:b w:val="0"/>
+          <w:sz w:val="17"/>
+          <w:u w:val="none"/>
+        </w:rPr>
+        <w:t>⑤ Writers have always been more imaginative about machines than scientists.</w:t>
+      </w:r>
+    </w:p>
+    <w:p>
+      <w:pPr>
+        <w:keepNext/>
+        <w:spacing w:before="80" w:after="20" w:line="276" w:lineRule="auto"/>
+        <w:snapToGrid w:val="0"/>
+      </w:pPr>
+      <w:r>
+        <w:rPr>
+          <w:rFonts w:ascii="맑은 고딕" w:hAnsi="맑은 고딕" w:eastAsia="맑은 고딕"/>
+          <w:b/>
+          <w:sz w:val="17"/>
+          <w:u w:val="none"/>
+        </w:rPr>
+        <w:t>35-7.</w:t>
+      </w:r>
+      <w:r>
+        <w:rPr>
+          <w:rFonts w:ascii="맑은 고딕" w:hAnsi="맑은 고딕" w:eastAsia="맑은 고딕"/>
+          <w:b w:val="0"/>
+          <w:sz w:val="17"/>
+          <w:u w:val="none"/>
+        </w:rPr>
+        <w:t xml:space="preserve"> 다음 글의 밑줄 친 부분 중, 문맥상 낱말의 쓰임이 적절하지 </w:t>
+      </w:r>
+      <w:r>
+        <w:rPr>
+          <w:rFonts w:ascii="맑은 고딕" w:hAnsi="맑은 고딕" w:eastAsia="맑은 고딕"/>
+          <w:b w:val="0"/>
+          <w:sz w:val="17"/>
+          <w:u w:val="single"/>
+        </w:rPr>
+        <w:t>않은</w:t>
+      </w:r>
+      <w:r>
+        <w:rPr>
+          <w:rFonts w:ascii="맑은 고딕" w:hAnsi="맑은 고딕" w:eastAsia="맑은 고딕"/>
+          <w:b w:val="0"/>
+          <w:sz w:val="17"/>
+          <w:u w:val="none"/>
+        </w:rPr>
+        <w:t xml:space="preserve"> 것은? [3.0점]</w:t>
+      </w:r>
+    </w:p>
+    <w:p>
+      <w:pPr>
+        <w:spacing w:before="0" w:after="60" w:line="288" w:lineRule="auto"/>
+        <w:ind w:left="40"/>
+        <w:snapToGrid w:val="0"/>
+        <w:pBdr>
+          <w:top w:val="single" w:sz="4" w:space="2" w:color="999999"/>
+          <w:left w:val="single" w:sz="4" w:space="2" w:color="999999"/>
+          <w:bottom w:val="single" w:sz="4" w:space="2" w:color="999999"/>
+          <w:right w:val="single" w:sz="4" w:space="2" w:color="999999"/>
+        </w:pBdr>
+        <w:shd w:val="clear" w:color="auto" w:fill="F6F3EA"/>
+      </w:pPr>
+      <w:r>
+        <w:rPr>
+          <w:rFonts w:ascii="맑은 고딕" w:hAnsi="맑은 고딕" w:eastAsia="맑은 고딕"/>
+          <w:b w:val="0"/>
+          <w:sz w:val="17"/>
+          <w:u w:val="none"/>
+        </w:rPr>
+        <w:t>Humans for centuries have dreamed of machines that could become ①</w:t>
+      </w:r>
+      <w:r>
+        <w:rPr>
+          <w:rFonts w:ascii="맑은 고딕" w:hAnsi="맑은 고딕" w:eastAsia="맑은 고딕"/>
+          <w:b w:val="0"/>
+          <w:sz w:val="17"/>
+          <w:u w:val="single"/>
+        </w:rPr>
+        <w:t>intelligent</w:t>
+      </w:r>
+      <w:r>
+        <w:rPr>
+          <w:rFonts w:ascii="맑은 고딕" w:hAnsi="맑은 고딕" w:eastAsia="맑은 고딕"/>
+          <w:b w:val="0"/>
+          <w:sz w:val="17"/>
+          <w:u w:val="none"/>
+        </w:rPr>
+        <w:t xml:space="preserve"> and make human-like decisions. There have been myths about robots, automatons, and artificial beings since ancient Greece (e.g., the myth of Pandora, who released ills upon the world). ②</w:t>
+      </w:r>
+      <w:r>
+        <w:rPr>
+          <w:rFonts w:ascii="맑은 고딕" w:hAnsi="맑은 고딕" w:eastAsia="맑은 고딕"/>
+          <w:b w:val="0"/>
+          <w:sz w:val="17"/>
+          <w:u w:val="single"/>
+        </w:rPr>
+        <w:t>Likewise</w:t>
+      </w:r>
+      <w:r>
+        <w:rPr>
+          <w:rFonts w:ascii="맑은 고딕" w:hAnsi="맑은 고딕" w:eastAsia="맑은 고딕"/>
+          <w:b w:val="0"/>
+          <w:sz w:val="17"/>
+          <w:u w:val="none"/>
+        </w:rPr>
+        <w:t>, literature throughout history has dreamed of creating human-like creatures and thinking machines (e.g., Mary Shelley's Frankenstein). In 1950, British mathematician Alan Turing asked whether machines could think and reason like humans and then developed the Turing test to measure a machine's intelligence and whether the machines can think ③</w:t>
+      </w:r>
+      <w:r>
+        <w:rPr>
+          <w:rFonts w:ascii="맑은 고딕" w:hAnsi="맑은 고딕" w:eastAsia="맑은 고딕"/>
+          <w:b w:val="0"/>
+          <w:sz w:val="17"/>
+          <w:u w:val="single"/>
+        </w:rPr>
+        <w:t>autonomously</w:t>
+      </w:r>
+      <w:r>
+        <w:rPr>
+          <w:rFonts w:ascii="맑은 고딕" w:hAnsi="맑은 고딕" w:eastAsia="맑은 고딕"/>
+          <w:b w:val="0"/>
+          <w:sz w:val="17"/>
+          <w:u w:val="none"/>
+        </w:rPr>
+        <w:t>. A few years later, MIT professor John McCarthy coined “artificial intelligence,” ④</w:t>
+      </w:r>
+      <w:r>
+        <w:rPr>
+          <w:rFonts w:ascii="맑은 고딕" w:hAnsi="맑은 고딕" w:eastAsia="맑은 고딕"/>
+          <w:b w:val="0"/>
+          <w:sz w:val="17"/>
+          <w:u w:val="single"/>
+        </w:rPr>
+        <w:t>retaining</w:t>
+      </w:r>
+      <w:r>
+        <w:rPr>
+          <w:rFonts w:ascii="맑은 고딕" w:hAnsi="맑은 고딕" w:eastAsia="맑은 고딕"/>
+          <w:b w:val="0"/>
+          <w:sz w:val="17"/>
+          <w:u w:val="none"/>
+        </w:rPr>
+        <w:t xml:space="preserve"> the previously used expression “automata studies.” Since then, artificial intelligence has become the study and practice of “making intelligent machines” that are programmed to think like humans — ⑤</w:t>
+      </w:r>
+      <w:r>
+        <w:rPr>
+          <w:rFonts w:ascii="맑은 고딕" w:hAnsi="맑은 고딕" w:eastAsia="맑은 고딕"/>
+          <w:b w:val="0"/>
+          <w:sz w:val="17"/>
+          <w:u w:val="single"/>
+        </w:rPr>
+        <w:t>endowed</w:t>
+      </w:r>
+      <w:r>
+        <w:rPr>
+          <w:rFonts w:ascii="맑은 고딕" w:hAnsi="맑은 고딕" w:eastAsia="맑은 고딕"/>
+          <w:b w:val="0"/>
+          <w:sz w:val="17"/>
+          <w:u w:val="none"/>
+        </w:rPr>
+        <w:t xml:space="preserve"> by their creators with reasoning and learning.</w:t>
+      </w:r>
+    </w:p>
+    <w:p>
+      <w:pPr>
+        <w:spacing w:before="0" w:after="20" w:line="276" w:lineRule="auto"/>
+        <w:ind w:left="80"/>
+        <w:snapToGrid w:val="0"/>
+      </w:pPr>
+      <w:r>
+        <w:rPr>
+          <w:rFonts w:ascii="맑은 고딕" w:hAnsi="맑은 고딕" w:eastAsia="맑은 고딕"/>
+          <w:b w:val="0"/>
+          <w:sz w:val="17"/>
+          <w:u w:val="none"/>
+        </w:rPr>
+        <w:t>① ①    ② ②    ③ ③    ④ ④    ⑤ ⑤</w:t>
+      </w:r>
+    </w:p>
+    <w:p>
+      <w:pPr>
+        <w:keepNext/>
+        <w:spacing w:before="80" w:after="40" w:line="276" w:lineRule="auto"/>
+        <w:snapToGrid w:val="0"/>
+        <w:shd w:val="clear" w:color="auto" w:fill="8A3A12"/>
+      </w:pPr>
+      <w:r>
+        <w:rPr>
+          <w:rFonts w:ascii="맑은 고딕" w:hAnsi="맑은 고딕" w:eastAsia="맑은 고딕"/>
+          <w:b/>
+          <w:color w:val="FFFFFF"/>
+          <w:sz w:val="17"/>
+          <w:u w:val="none"/>
+        </w:rPr>
+        <w:t>서답형  35-서1 ~ 35-서2</w:t>
+      </w:r>
+    </w:p>
+    <w:p>
+      <w:pPr>
+        <w:keepNext/>
+        <w:spacing w:before="80" w:after="20" w:line="276" w:lineRule="auto"/>
+        <w:snapToGrid w:val="0"/>
+      </w:pPr>
+      <w:r>
+        <w:rPr>
+          <w:rFonts w:ascii="맑은 고딕" w:hAnsi="맑은 고딕" w:eastAsia="맑은 고딕"/>
+          <w:b/>
+          <w:sz w:val="17"/>
+          <w:u w:val="none"/>
+        </w:rPr>
+        <w:t>35-서1.</w:t>
+      </w:r>
+      <w:r>
+        <w:rPr>
+          <w:rFonts w:ascii="맑은 고딕" w:hAnsi="맑은 고딕" w:eastAsia="맑은 고딕"/>
+          <w:b w:val="0"/>
+          <w:sz w:val="17"/>
+          <w:u w:val="none"/>
+        </w:rPr>
+        <w:t xml:space="preserve"> 다음 글의 밑줄 친 문장과 같은 뜻이 되도록 &lt;보기&gt;의 표현을 모두 사용하여 &lt;조건&gt;에 맞게 영작하시오. [3점] [3.0점]</w:t>
+      </w:r>
+    </w:p>
+    <w:p>
+      <w:pPr>
+        <w:spacing w:before="0" w:after="60" w:line="288" w:lineRule="auto"/>
+        <w:ind w:left="40"/>
+        <w:snapToGrid w:val="0"/>
+        <w:pBdr>
+          <w:top w:val="single" w:sz="4" w:space="2" w:color="999999"/>
+          <w:left w:val="single" w:sz="4" w:space="2" w:color="999999"/>
+          <w:bottom w:val="single" w:sz="4" w:space="2" w:color="999999"/>
+          <w:right w:val="single" w:sz="4" w:space="2" w:color="999999"/>
+        </w:pBdr>
+        <w:shd w:val="clear" w:color="auto" w:fill="F6F3EA"/>
+      </w:pPr>
+      <w:r>
+        <w:rPr>
+          <w:rFonts w:ascii="맑은 고딕" w:hAnsi="맑은 고딕" w:eastAsia="맑은 고딕"/>
+          <w:b w:val="0"/>
+          <w:sz w:val="17"/>
+          <w:u w:val="none"/>
+        </w:rPr>
+        <w:t xml:space="preserve">In 1950, British mathematician Alan Turing asked whether machines could think and reason like humans and then developed the Turing test to measure a machine's intelligence and whether the machines can think autonomously. </w:t>
+      </w:r>
+      <w:r>
+        <w:rPr>
+          <w:rFonts w:ascii="맑은 고딕" w:hAnsi="맑은 고딕" w:eastAsia="맑은 고딕"/>
+          <w:b w:val="0"/>
+          <w:sz w:val="17"/>
+          <w:u w:val="single"/>
+        </w:rPr>
+        <w:t>A few years later, MIT professor John McCarthy coined “artificial intelligence,” replacing the previously used expression “automata studies.”</w:t>
+      </w:r>
+    </w:p>
+    <w:p>
+      <w:pPr>
+        <w:spacing w:before="0" w:after="60" w:line="288" w:lineRule="auto"/>
+        <w:ind w:left="40"/>
+        <w:snapToGrid w:val="0"/>
+        <w:pBdr>
+          <w:top w:val="single" w:sz="4" w:space="2" w:color="9B6BD0"/>
+          <w:left w:val="single" w:sz="4" w:space="2" w:color="9B6BD0"/>
+          <w:bottom w:val="single" w:sz="4" w:space="2" w:color="9B6BD0"/>
+          <w:right w:val="single" w:sz="4" w:space="2" w:color="9B6BD0"/>
+        </w:pBdr>
+        <w:shd w:val="clear" w:color="auto" w:fill="FAF5FF"/>
+      </w:pPr>
+      <w:r>
+        <w:rPr>
+          <w:rFonts w:ascii="맑은 고딕" w:hAnsi="맑은 고딕" w:eastAsia="맑은 고딕"/>
+          <w:b/>
+          <w:sz w:val="17"/>
+          <w:u w:val="none"/>
+        </w:rPr>
+        <w:t>&lt;보 기&gt;</w:t>
+      </w:r>
+      <w:r>
+        <w:rPr>
+          <w:rFonts w:ascii="맑은 고딕" w:hAnsi="맑은 고딕" w:eastAsia="맑은 고딕"/>
+          <w:b w:val="0"/>
+          <w:sz w:val="17"/>
+          <w:u w:val="none"/>
+        </w:rPr>
+        <w:t xml:space="preserve"> a few years later / MIT professor John McCarthy / coined / “artificial intelligence” / which / replaced / the previously used expression / “automata studies”</w:t>
       </w:r>
     </w:p>
     <w:p>
@@ -1565,7 +2907,7 @@
           <w:sz w:val="17"/>
           <w:u w:val="none"/>
         </w:rPr>
-        <w:t>&lt;보 기&gt;</w:t>
+        <w:t>&lt;조 건&gt;</w:t>
       </w:r>
     </w:p>
     <w:p>
@@ -1588,7 +2930,7 @@
           <w:sz w:val="17"/>
           <w:u w:val="none"/>
         </w:rPr>
-        <w:t>(a) The passage traces the dream of intelligent machines from ancient myths to modern science.</w:t>
+        <w:t>1. Use ALL the expressions in the box, each only once.</w:t>
       </w:r>
     </w:p>
     <w:p>
@@ -1611,7 +2953,7 @@
           <w:sz w:val="17"/>
           <w:u w:val="none"/>
         </w:rPr>
-        <w:t>(b) The appropriate expression for (A) is ‘However’.</w:t>
+        <w:t>2. Do NOT change the form of any word, and do NOT add any other words.</w:t>
       </w:r>
     </w:p>
     <w:p>
@@ -1634,7 +2976,7 @@
           <w:sz w:val="17"/>
           <w:u w:val="none"/>
         </w:rPr>
-        <w:t>(c) In ⓐ, ‘coined’ means ‘invented a new word or expression’.</w:t>
+        <w:t>3. Rewrite the participial phrase (replacing …) as a non-restrictive relative clause beginning with a comma and ‘which’.</w:t>
       </w:r>
     </w:p>
     <w:p>
@@ -1657,7 +2999,7 @@
           <w:sz w:val="17"/>
           <w:u w:val="none"/>
         </w:rPr>
-        <w:t>(d) ⓑ ‘autonomously’ can be replaced by ‘dependently’ without changing the meaning.</w:t>
+        <w:t>4. Write 19 words in total (count “artificial intelligence” as two words and “automata studies” as two words).</w:t>
       </w:r>
     </w:p>
     <w:p>
@@ -1680,13 +3022,12 @@
           <w:sz w:val="17"/>
           <w:u w:val="none"/>
         </w:rPr>
-        <w:t>(e) According to the passage, Alan Turing created the term ‘artificial intelligence’.</w:t>
+        <w:t>5. 답안지에 소문항 번호를 정확하게 기입할 것</w:t>
       </w:r>
     </w:p>
     <w:p>
       <w:pPr>
-        <w:spacing w:before="0" w:after="20" w:line="276" w:lineRule="auto"/>
-        <w:ind w:left="80"/>
+        <w:spacing w:before="0" w:after="40" w:line="360" w:lineRule="auto"/>
         <w:snapToGrid w:val="0"/>
       </w:pPr>
       <w:r>
@@ -1696,7 +3037,7 @@
           <w:sz w:val="17"/>
           <w:u w:val="none"/>
         </w:rPr>
-        <w:t>① (a), (c)    ② (b), (e)    ③ (b), (d), (e)    ④ (c), (d), (e)    ⑤ (a), (b), (d)</w:t>
+        <w:t>⇒ A few years later, ________________________________________________________________________ .</w:t>
       </w:r>
     </w:p>
     <w:p>
@@ -1712,7 +3053,7 @@
           <w:sz w:val="17"/>
           <w:u w:val="none"/>
         </w:rPr>
-        <w:t>35-2.</w:t>
+        <w:t>35-서2.</w:t>
       </w:r>
       <w:r>
         <w:rPr>
@@ -1721,7 +3062,7 @@
           <w:sz w:val="17"/>
           <w:u w:val="none"/>
         </w:rPr>
-        <w:t xml:space="preserve"> 다음 글의 밑줄 친 ⓐ ~ ⓕ 중, 어법상 </w:t>
+        <w:t xml:space="preserve"> 다음 글을 읽고, 두 질문에 대한 답을 각각 </w:t>
       </w:r>
       <w:r>
         <w:rPr>
@@ -1730,7 +3071,7 @@
           <w:sz w:val="17"/>
           <w:u w:val="single"/>
         </w:rPr>
-        <w:t>틀린</w:t>
+        <w:t>완전한 영어 문장</w:t>
       </w:r>
       <w:r>
         <w:rPr>
@@ -1739,7 +3080,7 @@
           <w:sz w:val="17"/>
           <w:u w:val="none"/>
         </w:rPr>
-        <w:t xml:space="preserve"> 것을 모두 고른 것은? [3.1점]</w:t>
+        <w:t>으로 쓰시오. (본문의 표현을 활용할 수 있음) [각 1.5점, 총 3점] [3.0점]</w:t>
       </w:r>
     </w:p>
     <w:p>
@@ -1762,156 +3103,30 @@
           <w:sz w:val="17"/>
           <w:u w:val="none"/>
         </w:rPr>
-        <w:t>Humans for centuries have dreamed of machines ⓐ</w:t>
-      </w:r>
+        <w:t>For hundreds of years people have imagined machines that might gain intelligence and choose as a human would. Stories about robots, self-moving devices, and man-made beings go back to ancient Greece, such as the tale of Pandora, who let loose troubles on the world. In the same way, writers across the ages have pictured artificial people and thinking machines, Mary Shelley's Frankenstein being one example. In 1950 the British mathematician Alan Turing raised the question of whether a machine could think and reason as humans do, and he went on to design the Turing test as a way of judging how intelligent a machine is and whether it can think on its own. Not long afterward, John McCarthy, a professor at MIT, introduced the term “artificial intelligence,” which took the place of the older label “automata studies.” From that point on, artificial intelligence has meant the study and the craft of building intelligent machines — machines designed to think as humans do, given the powers of reasoning and learning by the people who make them.</w:t>
+      </w:r>
+    </w:p>
+    <w:p>
+      <w:pPr>
+        <w:spacing w:before="0" w:after="0" w:line="288" w:lineRule="auto"/>
+        <w:ind w:left="40"/>
+        <w:snapToGrid w:val="0"/>
+        <w:pBdr>
+          <w:top w:val="single" w:sz="4" w:space="2" w:color="999999"/>
+          <w:left w:val="single" w:sz="4" w:space="2" w:color="999999"/>
+          <w:bottom w:val="single" w:sz="4" w:space="2" w:color="999999"/>
+          <w:right w:val="single" w:sz="4" w:space="2" w:color="999999"/>
+        </w:pBdr>
+        <w:shd w:val="clear" w:color="auto" w:fill="F6F3EA"/>
+      </w:pPr>
       <w:r>
         <w:rPr>
           <w:rFonts w:ascii="맑은 고딕" w:hAnsi="맑은 고딕" w:eastAsia="맑은 고딕"/>
           <w:b w:val="0"/>
           <w:sz w:val="17"/>
-          <w:u w:val="single"/>
-        </w:rPr>
-        <w:t>who</w:t>
-      </w:r>
-      <w:r>
-        <w:rPr>
-          <w:rFonts w:ascii="맑은 고딕" w:hAnsi="맑은 고딕" w:eastAsia="맑은 고딕"/>
-          <w:b w:val="0"/>
-          <w:sz w:val="17"/>
-          <w:u w:val="none"/>
-        </w:rPr>
-        <w:t xml:space="preserve"> could become intelligent and make human-like decisions. There have been myths about robots, automatons, and artificial beings since ancient Greece (e.g., the myth of Pandora, ⓑ</w:t>
-      </w:r>
-      <w:r>
-        <w:rPr>
-          <w:rFonts w:ascii="맑은 고딕" w:hAnsi="맑은 고딕" w:eastAsia="맑은 고딕"/>
-          <w:b w:val="0"/>
-          <w:sz w:val="17"/>
-          <w:u w:val="single"/>
-        </w:rPr>
-        <w:t>who</w:t>
-      </w:r>
-      <w:r>
-        <w:rPr>
-          <w:rFonts w:ascii="맑은 고딕" w:hAnsi="맑은 고딕" w:eastAsia="맑은 고딕"/>
-          <w:b w:val="0"/>
-          <w:sz w:val="17"/>
-          <w:u w:val="none"/>
-        </w:rPr>
-        <w:t xml:space="preserve"> released ills upon the world). Likewise, literature throughout history has dreamed of ⓒ</w:t>
-      </w:r>
-      <w:r>
-        <w:rPr>
-          <w:rFonts w:ascii="맑은 고딕" w:hAnsi="맑은 고딕" w:eastAsia="맑은 고딕"/>
-          <w:b w:val="0"/>
-          <w:sz w:val="17"/>
-          <w:u w:val="single"/>
-        </w:rPr>
-        <w:t>create</w:t>
-      </w:r>
-      <w:r>
-        <w:rPr>
-          <w:rFonts w:ascii="맑은 고딕" w:hAnsi="맑은 고딕" w:eastAsia="맑은 고딕"/>
-          <w:b w:val="0"/>
-          <w:sz w:val="17"/>
-          <w:u w:val="none"/>
-        </w:rPr>
-        <w:t xml:space="preserve"> human-like creatures and thinking machines (e.g., Mary Shelley's Frankenstein). In 1950, British mathematician Alan Turing asked whether machines could think and reason like humans and then developed the Turing test to measure a machine's intelligence and ⓓ</w:t>
-      </w:r>
-      <w:r>
-        <w:rPr>
-          <w:rFonts w:ascii="맑은 고딕" w:hAnsi="맑은 고딕" w:eastAsia="맑은 고딕"/>
-          <w:b w:val="0"/>
-          <w:sz w:val="17"/>
-          <w:u w:val="single"/>
-        </w:rPr>
-        <w:t>whether</w:t>
-      </w:r>
-      <w:r>
-        <w:rPr>
-          <w:rFonts w:ascii="맑은 고딕" w:hAnsi="맑은 고딕" w:eastAsia="맑은 고딕"/>
-          <w:b w:val="0"/>
-          <w:sz w:val="17"/>
-          <w:u w:val="none"/>
-        </w:rPr>
-        <w:t xml:space="preserve"> the machines can think autonomously. A few years later, MIT professor John McCarthy coined “artificial intelligence,” ⓔ</w:t>
-      </w:r>
-      <w:r>
-        <w:rPr>
-          <w:rFonts w:ascii="맑은 고딕" w:hAnsi="맑은 고딕" w:eastAsia="맑은 고딕"/>
-          <w:b w:val="0"/>
-          <w:sz w:val="17"/>
-          <w:u w:val="single"/>
-        </w:rPr>
-        <w:t>replaced</w:t>
-      </w:r>
-      <w:r>
-        <w:rPr>
-          <w:rFonts w:ascii="맑은 고딕" w:hAnsi="맑은 고딕" w:eastAsia="맑은 고딕"/>
-          <w:b w:val="0"/>
-          <w:sz w:val="17"/>
-          <w:u w:val="none"/>
-        </w:rPr>
-        <w:t xml:space="preserve"> the previously used expression “automata studies.” Since then, artificial intelligence has become the study and practice of “making intelligent machines” that are programmed to think like humans — ⓕ</w:t>
-      </w:r>
-      <w:r>
-        <w:rPr>
-          <w:rFonts w:ascii="맑은 고딕" w:hAnsi="맑은 고딕" w:eastAsia="맑은 고딕"/>
-          <w:b w:val="0"/>
-          <w:sz w:val="17"/>
-          <w:u w:val="single"/>
-        </w:rPr>
-        <w:t>endowed</w:t>
-      </w:r>
-      <w:r>
-        <w:rPr>
-          <w:rFonts w:ascii="맑은 고딕" w:hAnsi="맑은 고딕" w:eastAsia="맑은 고딕"/>
-          <w:b w:val="0"/>
-          <w:sz w:val="17"/>
-          <w:u w:val="none"/>
-        </w:rPr>
-        <w:t xml:space="preserve"> by their creators with reasoning and learning.</w:t>
-      </w:r>
-    </w:p>
-    <w:p>
-      <w:pPr>
-        <w:spacing w:before="0" w:after="20" w:line="276" w:lineRule="auto"/>
-        <w:ind w:left="80"/>
-        <w:snapToGrid w:val="0"/>
-      </w:pPr>
-      <w:r>
-        <w:rPr>
-          <w:rFonts w:ascii="맑은 고딕" w:hAnsi="맑은 고딕" w:eastAsia="맑은 고딕"/>
-          <w:b w:val="0"/>
-          <w:sz w:val="17"/>
-          <w:u w:val="none"/>
-        </w:rPr>
-        <w:t>① ⓐ, ⓒ, ⓔ    ② ⓑ, ⓓ    ③ ⓐ, ⓔ    ④ ⓒ, ⓓ, ⓕ    ⑤ ⓐ, ⓑ, ⓔ</w:t>
-      </w:r>
-    </w:p>
-    <w:p>
-      <w:pPr>
-        <w:keepNext/>
-        <w:spacing w:before="80" w:after="20" w:line="276" w:lineRule="auto"/>
-        <w:snapToGrid w:val="0"/>
-      </w:pPr>
-      <w:r>
-        <w:rPr>
-          <w:rFonts w:ascii="맑은 고딕" w:hAnsi="맑은 고딕" w:eastAsia="맑은 고딕"/>
-          <w:b/>
-          <w:sz w:val="17"/>
-          <w:u w:val="none"/>
-        </w:rPr>
-        <w:t>35-3.</w:t>
-      </w:r>
-      <w:r>
-        <w:rPr>
-          <w:rFonts w:ascii="맑은 고딕" w:hAnsi="맑은 고딕" w:eastAsia="맑은 고딕"/>
-          <w:b w:val="0"/>
-          <w:sz w:val="17"/>
-          <w:u w:val="none"/>
-        </w:rPr>
-        <w:t xml:space="preserve"> 다음 글의 (A), (B), (C)의 각 괄호 안에서 문맥과 어법에 맞는 표현으로 가장 적절한 것은? [3.0점]</w:t>
+          <w:u w:val="none"/>
+        </w:rPr>
+        <w:t>Q1. What did Alan Turing develop, and what was it designed to do?</w:t>
       </w:r>
     </w:p>
     <w:p>
@@ -1934,14 +3149,44 @@
           <w:sz w:val="17"/>
           <w:u w:val="none"/>
         </w:rPr>
-        <w:t>Humans for centuries have dreamed of machines that could become (A) [intelligent / ignorant] and make human-like decisions. There have been myths about robots, automatons, and artificial beings since ancient Greece (e.g., the myth of Pandora, who released ills upon the world). Likewise, literature throughout history has dreamed of creating human-like creatures and thinking machines (e.g., Mary Shelley's Frankenstein). In 1950, British mathematician Alan Turing asked whether machines could think and reason like humans and then developed the Turing test to measure a machine's intelligence and whether the machines can think (B) [autonomously / obediently]. A few years later, MIT professor John McCarthy coined “artificial intelligence,” replacing the (C) [previously / previous] used expression “automata studies.” Since then, artificial intelligence has become the study and practice of “making intelligent machines” that are programmed to think like humans — endowed by their creators with reasoning and learning.</w:t>
+        <w:t>Q2. Which expression did the term “artificial intelligence” replace, and who introduced the new term?</w:t>
       </w:r>
     </w:p>
     <w:p>
       <w:pPr>
-        <w:spacing w:before="0" w:after="0" w:line="269" w:lineRule="auto"/>
-        <w:ind w:left="180" w:hanging="180"/>
+        <w:spacing w:before="0" w:after="0" w:line="288" w:lineRule="auto"/>
+        <w:ind w:left="40"/>
         <w:snapToGrid w:val="0"/>
+        <w:pBdr>
+          <w:top w:val="single" w:sz="4" w:space="2" w:color="9B6BD0"/>
+          <w:left w:val="single" w:sz="4" w:space="2" w:color="9B6BD0"/>
+          <w:bottom w:val="single" w:sz="4" w:space="2" w:color="9B6BD0"/>
+          <w:right w:val="single" w:sz="4" w:space="2" w:color="9B6BD0"/>
+        </w:pBdr>
+        <w:shd w:val="clear" w:color="auto" w:fill="FAF5FF"/>
+      </w:pPr>
+      <w:r>
+        <w:rPr>
+          <w:rFonts w:ascii="맑은 고딕" w:hAnsi="맑은 고딕" w:eastAsia="맑은 고딕"/>
+          <w:b/>
+          <w:sz w:val="17"/>
+          <w:u w:val="none"/>
+        </w:rPr>
+        <w:t>&lt;조 건&gt;</w:t>
+      </w:r>
+    </w:p>
+    <w:p>
+      <w:pPr>
+        <w:spacing w:before="0" w:after="0" w:line="288" w:lineRule="auto"/>
+        <w:ind w:left="40"/>
+        <w:snapToGrid w:val="0"/>
+        <w:pBdr>
+          <w:top w:val="single" w:sz="4" w:space="2" w:color="9B6BD0"/>
+          <w:left w:val="single" w:sz="4" w:space="2" w:color="9B6BD0"/>
+          <w:bottom w:val="single" w:sz="4" w:space="2" w:color="9B6BD0"/>
+          <w:right w:val="single" w:sz="4" w:space="2" w:color="9B6BD0"/>
+        </w:pBdr>
+        <w:shd w:val="clear" w:color="auto" w:fill="FAF5FF"/>
       </w:pPr>
       <w:r>
         <w:rPr>
@@ -1950,14 +3195,21 @@
           <w:sz w:val="17"/>
           <w:u w:val="none"/>
         </w:rPr>
-        <w:t>① (A) ignorant  (B) autonomously  (C) previously</w:t>
+        <w:t>1. 각 답은 한 문장 이상의 완전한 영어 문장으로 쓸 것 (주어 + 동사)</w:t>
       </w:r>
     </w:p>
     <w:p>
       <w:pPr>
-        <w:spacing w:before="0" w:after="0" w:line="269" w:lineRule="auto"/>
-        <w:ind w:left="180" w:hanging="180"/>
+        <w:spacing w:before="0" w:after="60" w:line="288" w:lineRule="auto"/>
+        <w:ind w:left="40"/>
         <w:snapToGrid w:val="0"/>
+        <w:pBdr>
+          <w:top w:val="single" w:sz="4" w:space="2" w:color="9B6BD0"/>
+          <w:left w:val="single" w:sz="4" w:space="2" w:color="9B6BD0"/>
+          <w:bottom w:val="single" w:sz="4" w:space="2" w:color="9B6BD0"/>
+          <w:right w:val="single" w:sz="4" w:space="2" w:color="9B6BD0"/>
+        </w:pBdr>
+        <w:shd w:val="clear" w:color="auto" w:fill="FAF5FF"/>
       </w:pPr>
       <w:r>
         <w:rPr>
@@ -1966,13 +3218,12 @@
           <w:sz w:val="17"/>
           <w:u w:val="none"/>
         </w:rPr>
-        <w:t>② (A) intelligent  (B) obediently  (C) previous</w:t>
+        <w:t>2. 답안지에 소문항 번호를 정확하게 기입할 것  예) 2-Q1 2-Q2</w:t>
       </w:r>
     </w:p>
     <w:p>
       <w:pPr>
-        <w:spacing w:before="0" w:after="0" w:line="269" w:lineRule="auto"/>
-        <w:ind w:left="180" w:hanging="180"/>
+        <w:spacing w:before="0" w:after="40" w:line="360" w:lineRule="auto"/>
         <w:snapToGrid w:val="0"/>
       </w:pPr>
       <w:r>
@@ -1982,39 +3233,27 @@
           <w:sz w:val="17"/>
           <w:u w:val="none"/>
         </w:rPr>
-        <w:t>③ (A) intelligent  (B) autonomously  (C) previous</w:t>
+        <w:t>Q1 ⇒ ____________________________________________________________</w:t>
+        <w:br/>
+        <w:t>Q2 ⇒ ____________________________________________________________</w:t>
       </w:r>
     </w:p>
     <w:p>
       <w:pPr>
-        <w:spacing w:before="0" w:after="0" w:line="269" w:lineRule="auto"/>
-        <w:ind w:left="180" w:hanging="180"/>
+        <w:keepNext/>
+        <w:spacing w:before="80" w:after="40" w:line="276" w:lineRule="auto"/>
         <w:snapToGrid w:val="0"/>
-      </w:pPr>
-      <w:r>
-        <w:rPr>
-          <w:rFonts w:ascii="맑은 고딕" w:hAnsi="맑은 고딕" w:eastAsia="맑은 고딕"/>
-          <w:b w:val="0"/>
+        <w:shd w:val="clear" w:color="auto" w:fill="6B21A8"/>
+      </w:pPr>
+      <w:r>
+        <w:rPr>
+          <w:rFonts w:ascii="맑은 고딕" w:hAnsi="맑은 고딕" w:eastAsia="맑은 고딕"/>
+          <w:b/>
+          <w:color w:val="FFFFFF"/>
           <w:sz w:val="17"/>
           <w:u w:val="none"/>
         </w:rPr>
-        <w:t>④ (A) intelligent  (B) autonomously  (C) previously</w:t>
-      </w:r>
-    </w:p>
-    <w:p>
-      <w:pPr>
-        <w:spacing w:before="0" w:after="0" w:line="269" w:lineRule="auto"/>
-        <w:ind w:left="180" w:hanging="180"/>
-        <w:snapToGrid w:val="0"/>
-      </w:pPr>
-      <w:r>
-        <w:rPr>
-          <w:rFonts w:ascii="맑은 고딕" w:hAnsi="맑은 고딕" w:eastAsia="맑은 고딕"/>
-          <w:b w:val="0"/>
-          <w:sz w:val="17"/>
-          <w:u w:val="none"/>
-        </w:rPr>
-        <w:t>⑤ (A) ignorant  (B) obediently  (C) previously</w:t>
+        <w:t>[지문 구조]  ※ 앞 문항을 모두 푼 뒤에 풀 것</w:t>
       </w:r>
     </w:p>
     <w:p>
@@ -2030,7 +3269,7 @@
           <w:sz w:val="17"/>
           <w:u w:val="none"/>
         </w:rPr>
-        <w:t>35-4.</w:t>
+        <w:t>35-8.</w:t>
       </w:r>
       <w:r>
         <w:rPr>
@@ -2039,25 +3278,30 @@
           <w:sz w:val="17"/>
           <w:u w:val="none"/>
         </w:rPr>
-        <w:t xml:space="preserve"> 윗글의 내용과 일치하지 </w:t>
-      </w:r>
+        <w:t xml:space="preserve"> 글의 흐름으로 보아, 주어진 문장이 들어가기에 가장 적절한 곳은? [2.7점]</w:t>
+      </w:r>
+    </w:p>
+    <w:p>
+      <w:pPr>
+        <w:spacing w:before="0" w:after="60" w:line="288" w:lineRule="auto"/>
+        <w:ind w:left="40"/>
+        <w:snapToGrid w:val="0"/>
+        <w:pBdr>
+          <w:top w:val="single" w:sz="4" w:space="2" w:color="C99B4E"/>
+          <w:left w:val="single" w:sz="4" w:space="2" w:color="C99B4E"/>
+          <w:bottom w:val="single" w:sz="4" w:space="2" w:color="C99B4E"/>
+          <w:right w:val="single" w:sz="4" w:space="2" w:color="C99B4E"/>
+        </w:pBdr>
+        <w:shd w:val="clear" w:color="auto" w:fill="FFF8E1"/>
+      </w:pPr>
       <w:r>
         <w:rPr>
           <w:rFonts w:ascii="맑은 고딕" w:hAnsi="맑은 고딕" w:eastAsia="맑은 고딕"/>
           <w:b w:val="0"/>
           <w:sz w:val="17"/>
-          <w:u w:val="single"/>
-        </w:rPr>
-        <w:t>않는</w:t>
-      </w:r>
-      <w:r>
-        <w:rPr>
-          <w:rFonts w:ascii="맑은 고딕" w:hAnsi="맑은 고딕" w:eastAsia="맑은 고딕"/>
-          <w:b w:val="0"/>
-          <w:sz w:val="17"/>
-          <w:u w:val="none"/>
-        </w:rPr>
-        <w:t xml:space="preserve"> 것은? [2.8점]</w:t>
+          <w:u w:val="none"/>
+        </w:rPr>
+        <w:t>A few years later, MIT professor John McCarthy coined “artificial intelligence,” replacing the previously used expression “automata studies.”</w:t>
       </w:r>
     </w:p>
     <w:p>
@@ -2080,988 +3324,7 @@
           <w:sz w:val="17"/>
           <w:u w:val="none"/>
         </w:rPr>
-        <w:t>Humans for centuries have dreamed of machines that could become intelligent and make human-like decisions. There have been myths about robots, automatons, and artificial beings since ancient Greece (e.g., the myth of Pandora, who released ills upon the world). Likewise, literature throughout history has dreamed of creating human-like creatures and thinking machines (e.g., Mary Shelley's Frankenstein). In 1950, British mathematician Alan Turing asked whether machines could think and reason like humans and then developed the Turing test to measure a machine's intelligence and whether the machines can think autonomously. A few years later, MIT professor John McCarthy coined “artificial intelligence,” replacing the previously used expression “automata studies.” Since then, artificial intelligence has become the study and practice of “making intelligent machines” that are programmed to think like humans — endowed by their creators with reasoning and learning.</w:t>
-      </w:r>
-    </w:p>
-    <w:p>
-      <w:pPr>
-        <w:spacing w:before="0" w:after="0" w:line="269" w:lineRule="auto"/>
-        <w:ind w:left="180" w:hanging="180"/>
-        <w:snapToGrid w:val="0"/>
-      </w:pPr>
-      <w:r>
-        <w:rPr>
-          <w:rFonts w:ascii="맑은 고딕" w:hAnsi="맑은 고딕" w:eastAsia="맑은 고딕"/>
-          <w:b w:val="0"/>
-          <w:sz w:val="17"/>
-          <w:u w:val="none"/>
-        </w:rPr>
-        <w:t>① 로봇과 인공 생명체에 관한 신화는 고대 그리스 시대부터 있었다.</w:t>
-      </w:r>
-    </w:p>
-    <w:p>
-      <w:pPr>
-        <w:spacing w:before="0" w:after="0" w:line="269" w:lineRule="auto"/>
-        <w:ind w:left="180" w:hanging="180"/>
-        <w:snapToGrid w:val="0"/>
-      </w:pPr>
-      <w:r>
-        <w:rPr>
-          <w:rFonts w:ascii="맑은 고딕" w:hAnsi="맑은 고딕" w:eastAsia="맑은 고딕"/>
-          <w:b w:val="0"/>
-          <w:sz w:val="17"/>
-          <w:u w:val="none"/>
-        </w:rPr>
-        <w:t>② 문학 작품도 생각하는 기계를 만드는 꿈을 다루어 왔다.</w:t>
-      </w:r>
-    </w:p>
-    <w:p>
-      <w:pPr>
-        <w:spacing w:before="0" w:after="0" w:line="269" w:lineRule="auto"/>
-        <w:ind w:left="180" w:hanging="180"/>
-        <w:snapToGrid w:val="0"/>
-      </w:pPr>
-      <w:r>
-        <w:rPr>
-          <w:rFonts w:ascii="맑은 고딕" w:hAnsi="맑은 고딕" w:eastAsia="맑은 고딕"/>
-          <w:b w:val="0"/>
-          <w:sz w:val="17"/>
-          <w:u w:val="none"/>
-        </w:rPr>
-        <w:t>③ Turing은 기계의 지능을 측정하기 위한 시험을 개발했다.</w:t>
-      </w:r>
-    </w:p>
-    <w:p>
-      <w:pPr>
-        <w:spacing w:before="0" w:after="0" w:line="269" w:lineRule="auto"/>
-        <w:ind w:left="180" w:hanging="180"/>
-        <w:snapToGrid w:val="0"/>
-      </w:pPr>
-      <w:r>
-        <w:rPr>
-          <w:rFonts w:ascii="맑은 고딕" w:hAnsi="맑은 고딕" w:eastAsia="맑은 고딕"/>
-          <w:b w:val="0"/>
-          <w:sz w:val="17"/>
-          <w:u w:val="none"/>
-        </w:rPr>
-        <w:t>④ McCarthy는 ‘자동 장치 연구’라는 표현을 대신할 용어를 만들었다.</w:t>
-      </w:r>
-    </w:p>
-    <w:p>
-      <w:pPr>
-        <w:spacing w:before="0" w:after="0" w:line="269" w:lineRule="auto"/>
-        <w:ind w:left="180" w:hanging="180"/>
-        <w:snapToGrid w:val="0"/>
-      </w:pPr>
-      <w:r>
-        <w:rPr>
-          <w:rFonts w:ascii="맑은 고딕" w:hAnsi="맑은 고딕" w:eastAsia="맑은 고딕"/>
-          <w:b w:val="0"/>
-          <w:sz w:val="17"/>
-          <w:u w:val="none"/>
-        </w:rPr>
-        <w:t>⑤ McCarthy의 용어는 Turing의 시험보다 몇 년 앞서 등장했다.</w:t>
-      </w:r>
-    </w:p>
-    <w:p>
-      <w:pPr>
-        <w:keepNext/>
-        <w:spacing w:before="80" w:after="20" w:line="276" w:lineRule="auto"/>
-        <w:snapToGrid w:val="0"/>
-      </w:pPr>
-      <w:r>
-        <w:rPr>
-          <w:rFonts w:ascii="맑은 고딕" w:hAnsi="맑은 고딕" w:eastAsia="맑은 고딕"/>
-          <w:b/>
-          <w:sz w:val="17"/>
-          <w:u w:val="none"/>
-        </w:rPr>
-        <w:t>35-5.</w:t>
-      </w:r>
-      <w:r>
-        <w:rPr>
-          <w:rFonts w:ascii="맑은 고딕" w:hAnsi="맑은 고딕" w:eastAsia="맑은 고딕"/>
-          <w:b w:val="0"/>
-          <w:sz w:val="17"/>
-          <w:u w:val="none"/>
-        </w:rPr>
-        <w:t xml:space="preserve"> [A]와 [B]를 읽고 이해한 것으로 가장 적절한 것은? [3.2점]</w:t>
-      </w:r>
-    </w:p>
-    <w:p>
-      <w:pPr>
-        <w:spacing w:before="0" w:after="60" w:line="288" w:lineRule="auto"/>
-        <w:ind w:left="40"/>
-        <w:snapToGrid w:val="0"/>
-        <w:pBdr>
-          <w:top w:val="single" w:sz="4" w:space="2" w:color="999999"/>
-          <w:left w:val="single" w:sz="4" w:space="2" w:color="999999"/>
-          <w:bottom w:val="single" w:sz="4" w:space="2" w:color="999999"/>
-          <w:right w:val="single" w:sz="4" w:space="2" w:color="999999"/>
-        </w:pBdr>
-        <w:shd w:val="clear" w:color="auto" w:fill="F6F3EA"/>
-      </w:pPr>
-      <w:r>
-        <w:rPr>
-          <w:rFonts w:ascii="맑은 고딕" w:hAnsi="맑은 고딕" w:eastAsia="맑은 고딕"/>
-          <w:b w:val="0"/>
-          <w:sz w:val="17"/>
-          <w:u w:val="none"/>
-        </w:rPr>
-        <w:t>[A] Humans for centuries have dreamed of machines that could become intelligent and make human-like decisions. There have been myths about robots, automatons, and artificial beings since ancient Greece (e.g., the myth of Pandora, who released ills upon the world). Likewise, literature throughout history has dreamed of creating human-like creatures and thinking machines (e.g., Mary Shelley's Frankenstein). In 1950, British mathematician Alan Turing asked whether machines could think and reason like humans and then developed the Turing test to measure a machine's intelligence and whether the machines can think autonomously. A few years later, MIT professor John McCarthy coined “artificial intelligence,” replacing the previously used expression “automata studies.” Since then, artificial intelligence has become the study and practice of “making intelligent machines” that are programmed to think like humans — endowed by their creators with reasoning and learning.</w:t>
-      </w:r>
-    </w:p>
-    <w:p>
-      <w:pPr>
-        <w:spacing w:before="0" w:after="60" w:line="288" w:lineRule="auto"/>
-        <w:ind w:left="40"/>
-        <w:snapToGrid w:val="0"/>
-        <w:pBdr>
-          <w:top w:val="single" w:sz="4" w:space="2" w:color="6B7FB8"/>
-          <w:left w:val="single" w:sz="4" w:space="2" w:color="6B7FB8"/>
-          <w:bottom w:val="single" w:sz="4" w:space="2" w:color="6B7FB8"/>
-          <w:right w:val="single" w:sz="4" w:space="2" w:color="6B7FB8"/>
-        </w:pBdr>
-        <w:shd w:val="clear" w:color="auto" w:fill="EEF2FF"/>
-      </w:pPr>
-      <w:r>
-        <w:rPr>
-          <w:rFonts w:ascii="맑은 고딕" w:hAnsi="맑은 고딕" w:eastAsia="맑은 고딕"/>
-          <w:b w:val="0"/>
-          <w:sz w:val="17"/>
-          <w:u w:val="none"/>
-        </w:rPr>
-        <w:t>[B] People dreamed of flying long before they could leave the ground. The ancient Greeks told the story of Icarus, who flew with wings of wax and feathers, and Leonardo da Vinci filled his notebooks with sketches of flying machines. In 1903, the Wright brothers finally made the first powered flight. Since then, the old dream has grown into aviation, a field of study and practice that designs machines to carry people through the sky.</w:t>
-      </w:r>
-    </w:p>
-    <w:p>
-      <w:pPr>
-        <w:spacing w:before="0" w:after="0" w:line="269" w:lineRule="auto"/>
-        <w:ind w:left="180" w:hanging="180"/>
-        <w:snapToGrid w:val="0"/>
-      </w:pPr>
-      <w:r>
-        <w:rPr>
-          <w:rFonts w:ascii="맑은 고딕" w:hAnsi="맑은 고딕" w:eastAsia="맑은 고딕"/>
-          <w:b w:val="0"/>
-          <w:sz w:val="17"/>
-          <w:u w:val="none"/>
-        </w:rPr>
-        <w:t>① [A] focuses on the failures of thinking machines, while [B] focuses on the success of flight.</w:t>
-      </w:r>
-    </w:p>
-    <w:p>
-      <w:pPr>
-        <w:spacing w:before="0" w:after="0" w:line="269" w:lineRule="auto"/>
-        <w:ind w:left="180" w:hanging="180"/>
-        <w:snapToGrid w:val="0"/>
-      </w:pPr>
-      <w:r>
-        <w:rPr>
-          <w:rFonts w:ascii="맑은 고딕" w:hAnsi="맑은 고딕" w:eastAsia="맑은 고딕"/>
-          <w:b w:val="0"/>
-          <w:sz w:val="17"/>
-          <w:u w:val="none"/>
-        </w:rPr>
-        <w:t>② Both texts show how a long-held human dream developed into a field of scientific study and practice.</w:t>
-      </w:r>
-    </w:p>
-    <w:p>
-      <w:pPr>
-        <w:spacing w:before="0" w:after="0" w:line="269" w:lineRule="auto"/>
-        <w:ind w:left="180" w:hanging="180"/>
-        <w:snapToGrid w:val="0"/>
-      </w:pPr>
-      <w:r>
-        <w:rPr>
-          <w:rFonts w:ascii="맑은 고딕" w:hAnsi="맑은 고딕" w:eastAsia="맑은 고딕"/>
-          <w:b w:val="0"/>
-          <w:sz w:val="17"/>
-          <w:u w:val="none"/>
-        </w:rPr>
-        <w:t>③ [B] claims that ancient myths prevented people from building flying machines.</w:t>
-      </w:r>
-    </w:p>
-    <w:p>
-      <w:pPr>
-        <w:spacing w:before="0" w:after="0" w:line="269" w:lineRule="auto"/>
-        <w:ind w:left="180" w:hanging="180"/>
-        <w:snapToGrid w:val="0"/>
-      </w:pPr>
-      <w:r>
-        <w:rPr>
-          <w:rFonts w:ascii="맑은 고딕" w:hAnsi="맑은 고딕" w:eastAsia="맑은 고딕"/>
-          <w:b w:val="0"/>
-          <w:sz w:val="17"/>
-          <w:u w:val="none"/>
-        </w:rPr>
-        <w:t>④ Both texts argue that the name of a field matters more than what people actually do in it.</w:t>
-      </w:r>
-    </w:p>
-    <w:p>
-      <w:pPr>
-        <w:spacing w:before="0" w:after="0" w:line="269" w:lineRule="auto"/>
-        <w:ind w:left="180" w:hanging="180"/>
-        <w:snapToGrid w:val="0"/>
-      </w:pPr>
-      <w:r>
-        <w:rPr>
-          <w:rFonts w:ascii="맑은 고딕" w:hAnsi="맑은 고딕" w:eastAsia="맑은 고딕"/>
-          <w:b w:val="0"/>
-          <w:sz w:val="17"/>
-          <w:u w:val="none"/>
-        </w:rPr>
-        <w:t>⑤ [A] says Turing gave up on thinking machines, while [B] says the Wright brothers simply copied birds.</w:t>
-      </w:r>
-    </w:p>
-    <w:p>
-      <w:pPr>
-        <w:keepNext/>
-        <w:spacing w:before="80" w:after="20" w:line="276" w:lineRule="auto"/>
-        <w:snapToGrid w:val="0"/>
-      </w:pPr>
-      <w:r>
-        <w:rPr>
-          <w:rFonts w:ascii="맑은 고딕" w:hAnsi="맑은 고딕" w:eastAsia="맑은 고딕"/>
-          <w:b/>
-          <w:sz w:val="17"/>
-          <w:u w:val="none"/>
-        </w:rPr>
-        <w:t>35-6.</w:t>
-      </w:r>
-      <w:r>
-        <w:rPr>
-          <w:rFonts w:ascii="맑은 고딕" w:hAnsi="맑은 고딕" w:eastAsia="맑은 고딕"/>
-          <w:b w:val="0"/>
-          <w:sz w:val="17"/>
-          <w:u w:val="none"/>
-        </w:rPr>
-        <w:t xml:space="preserve"> 윗글의 제목으로 가장 적절한 것은? [2.9점]</w:t>
-      </w:r>
-    </w:p>
-    <w:p>
-      <w:pPr>
-        <w:spacing w:before="0" w:after="60" w:line="288" w:lineRule="auto"/>
-        <w:ind w:left="40"/>
-        <w:snapToGrid w:val="0"/>
-        <w:pBdr>
-          <w:top w:val="single" w:sz="4" w:space="2" w:color="999999"/>
-          <w:left w:val="single" w:sz="4" w:space="2" w:color="999999"/>
-          <w:bottom w:val="single" w:sz="4" w:space="2" w:color="999999"/>
-          <w:right w:val="single" w:sz="4" w:space="2" w:color="999999"/>
-        </w:pBdr>
-        <w:shd w:val="clear" w:color="auto" w:fill="F6F3EA"/>
-      </w:pPr>
-      <w:r>
-        <w:rPr>
-          <w:rFonts w:ascii="맑은 고딕" w:hAnsi="맑은 고딕" w:eastAsia="맑은 고딕"/>
-          <w:b w:val="0"/>
-          <w:sz w:val="17"/>
-          <w:u w:val="none"/>
-        </w:rPr>
-        <w:t>Humans for centuries have dreamed of machines that could become intelligent and make human-like decisions. There have been myths about robots, automatons, and artificial beings since ancient Greece (e.g., the myth of Pandora, who released ills upon the world). Likewise, literature throughout history has dreamed of creating human-like creatures and thinking machines (e.g., Mary Shelley's Frankenstein). In 1950, British mathematician Alan Turing asked whether machines could think and reason like humans and then developed the Turing test to measure a machine's intelligence and whether the machines can think autonomously. A few years later, MIT professor John McCarthy coined “artificial intelligence,” replacing the previously used expression “automata studies.” Since then, artificial intelligence has become the study and practice of “making intelligent machines” that are programmed to think like humans — endowed by their creators with reasoning and learning.</w:t>
-      </w:r>
-    </w:p>
-    <w:p>
-      <w:pPr>
-        <w:spacing w:before="0" w:after="0" w:line="269" w:lineRule="auto"/>
-        <w:ind w:left="180" w:hanging="180"/>
-        <w:snapToGrid w:val="0"/>
-      </w:pPr>
-      <w:r>
-        <w:rPr>
-          <w:rFonts w:ascii="맑은 고딕" w:hAnsi="맑은 고딕" w:eastAsia="맑은 고딕"/>
-          <w:b w:val="0"/>
-          <w:sz w:val="17"/>
-          <w:u w:val="none"/>
-        </w:rPr>
-        <w:t>① From Myth to Science: The Long Dream of Thinking Machines</w:t>
-      </w:r>
-    </w:p>
-    <w:p>
-      <w:pPr>
-        <w:spacing w:before="0" w:after="0" w:line="269" w:lineRule="auto"/>
-        <w:ind w:left="180" w:hanging="180"/>
-        <w:snapToGrid w:val="0"/>
-      </w:pPr>
-      <w:r>
-        <w:rPr>
-          <w:rFonts w:ascii="맑은 고딕" w:hAnsi="맑은 고딕" w:eastAsia="맑은 고딕"/>
-          <w:b w:val="0"/>
-          <w:sz w:val="17"/>
-          <w:u w:val="none"/>
-        </w:rPr>
-        <w:t>② Why Robots Will Never Think Like Humans</w:t>
-      </w:r>
-    </w:p>
-    <w:p>
-      <w:pPr>
-        <w:spacing w:before="0" w:after="0" w:line="269" w:lineRule="auto"/>
-        <w:ind w:left="180" w:hanging="180"/>
-        <w:snapToGrid w:val="0"/>
-      </w:pPr>
-      <w:r>
-        <w:rPr>
-          <w:rFonts w:ascii="맑은 고딕" w:hAnsi="맑은 고딕" w:eastAsia="맑은 고딕"/>
-          <w:b w:val="0"/>
-          <w:sz w:val="17"/>
-          <w:u w:val="none"/>
-        </w:rPr>
-        <w:t>③ Alan Turing: The Man Who Named Artificial Intelligence</w:t>
-      </w:r>
-    </w:p>
-    <w:p>
-      <w:pPr>
-        <w:spacing w:before="0" w:after="0" w:line="269" w:lineRule="auto"/>
-        <w:ind w:left="180" w:hanging="180"/>
-        <w:snapToGrid w:val="0"/>
-      </w:pPr>
-      <w:r>
-        <w:rPr>
-          <w:rFonts w:ascii="맑은 고딕" w:hAnsi="맑은 고딕" w:eastAsia="맑은 고딕"/>
-          <w:b w:val="0"/>
-          <w:sz w:val="17"/>
-          <w:u w:val="none"/>
-        </w:rPr>
-        <w:t>④ Ancient Greek Myths as the First Computers</w:t>
-      </w:r>
-    </w:p>
-    <w:p>
-      <w:pPr>
-        <w:spacing w:before="0" w:after="0" w:line="269" w:lineRule="auto"/>
-        <w:ind w:left="180" w:hanging="180"/>
-        <w:snapToGrid w:val="0"/>
-      </w:pPr>
-      <w:r>
-        <w:rPr>
-          <w:rFonts w:ascii="맑은 고딕" w:hAnsi="맑은 고딕" w:eastAsia="맑은 고딕"/>
-          <w:b w:val="0"/>
-          <w:sz w:val="17"/>
-          <w:u w:val="none"/>
-        </w:rPr>
-        <w:t>⑤ The Dangers of Creating Human-like Creatures</w:t>
-      </w:r>
-    </w:p>
-    <w:p>
-      <w:pPr>
-        <w:keepNext/>
-        <w:spacing w:before="80" w:after="20" w:line="276" w:lineRule="auto"/>
-        <w:snapToGrid w:val="0"/>
-      </w:pPr>
-      <w:r>
-        <w:rPr>
-          <w:rFonts w:ascii="맑은 고딕" w:hAnsi="맑은 고딕" w:eastAsia="맑은 고딕"/>
-          <w:b/>
-          <w:sz w:val="17"/>
-          <w:u w:val="none"/>
-        </w:rPr>
-        <w:t>35-7.</w:t>
-      </w:r>
-      <w:r>
-        <w:rPr>
-          <w:rFonts w:ascii="맑은 고딕" w:hAnsi="맑은 고딕" w:eastAsia="맑은 고딕"/>
-          <w:b w:val="0"/>
-          <w:sz w:val="17"/>
-          <w:u w:val="none"/>
-        </w:rPr>
-        <w:t xml:space="preserve"> 다음 글에서 전체 흐름과 관계 </w:t>
-      </w:r>
-      <w:r>
-        <w:rPr>
-          <w:rFonts w:ascii="맑은 고딕" w:hAnsi="맑은 고딕" w:eastAsia="맑은 고딕"/>
-          <w:b w:val="0"/>
-          <w:sz w:val="17"/>
-          <w:u w:val="single"/>
-        </w:rPr>
-        <w:t>없는</w:t>
-      </w:r>
-      <w:r>
-        <w:rPr>
-          <w:rFonts w:ascii="맑은 고딕" w:hAnsi="맑은 고딕" w:eastAsia="맑은 고딕"/>
-          <w:b w:val="0"/>
-          <w:sz w:val="17"/>
-          <w:u w:val="none"/>
-        </w:rPr>
-        <w:t xml:space="preserve"> 문장은? [3.0점]</w:t>
-      </w:r>
-    </w:p>
-    <w:p>
-      <w:pPr>
-        <w:spacing w:before="0" w:after="60" w:line="288" w:lineRule="auto"/>
-        <w:ind w:left="40"/>
-        <w:snapToGrid w:val="0"/>
-        <w:pBdr>
-          <w:top w:val="single" w:sz="4" w:space="2" w:color="999999"/>
-          <w:left w:val="single" w:sz="4" w:space="2" w:color="999999"/>
-          <w:bottom w:val="single" w:sz="4" w:space="2" w:color="999999"/>
-          <w:right w:val="single" w:sz="4" w:space="2" w:color="999999"/>
-        </w:pBdr>
-        <w:shd w:val="clear" w:color="auto" w:fill="F6F3EA"/>
-      </w:pPr>
-      <w:r>
-        <w:rPr>
-          <w:rFonts w:ascii="맑은 고딕" w:hAnsi="맑은 고딕" w:eastAsia="맑은 고딕"/>
-          <w:b w:val="0"/>
-          <w:sz w:val="17"/>
-          <w:u w:val="none"/>
-        </w:rPr>
-        <w:t>Humans for centuries have dreamed of machines that could become intelligent and make human-like decisions. ① There have been myths about robots, automatons, and artificial beings since ancient Greece (e.g., the myth of Pandora, who released ills upon the world). ② Likewise, literature throughout history has dreamed of creating human-like creatures and thinking machines (e.g., Mary Shelley's Frankenstein). ③ In 1950, British mathematician Alan Turing asked whether machines could think and reason like humans and then developed the Turing test to measure a machine's intelligence and whether the machines can think autonomously. ④ Turing also worked as a code breaker during World War II, helping his country win the war. ⑤ A few years later, MIT professor John McCarthy coined “artificial intelligence,” replacing the previously used expression “automata studies.” Since then, artificial intelligence has become the study and practice of “making intelligent machines” that are programmed to think like humans — endowed by their creators with reasoning and learning.</w:t>
-      </w:r>
-    </w:p>
-    <w:p>
-      <w:pPr>
-        <w:spacing w:before="0" w:after="20" w:line="276" w:lineRule="auto"/>
-        <w:ind w:left="80"/>
-        <w:snapToGrid w:val="0"/>
-      </w:pPr>
-      <w:r>
-        <w:rPr>
-          <w:rFonts w:ascii="맑은 고딕" w:hAnsi="맑은 고딕" w:eastAsia="맑은 고딕"/>
-          <w:b w:val="0"/>
-          <w:sz w:val="17"/>
-          <w:u w:val="none"/>
-        </w:rPr>
-        <w:t>① ①    ② ②    ③ ③    ④ ④    ⑤ ⑤</w:t>
-      </w:r>
-    </w:p>
-    <w:p>
-      <w:pPr>
-        <w:keepNext/>
-        <w:spacing w:before="80" w:after="40" w:line="276" w:lineRule="auto"/>
-        <w:snapToGrid w:val="0"/>
-        <w:shd w:val="clear" w:color="auto" w:fill="8A3A12"/>
-      </w:pPr>
-      <w:r>
-        <w:rPr>
-          <w:rFonts w:ascii="맑은 고딕" w:hAnsi="맑은 고딕" w:eastAsia="맑은 고딕"/>
-          <w:b/>
-          <w:color w:val="FFFFFF"/>
-          <w:sz w:val="17"/>
-          <w:u w:val="none"/>
-        </w:rPr>
-        <w:t>서답형  35-서1 ~ 35-서2</w:t>
-      </w:r>
-    </w:p>
-    <w:p>
-      <w:pPr>
-        <w:keepNext/>
-        <w:spacing w:before="80" w:after="20" w:line="276" w:lineRule="auto"/>
-        <w:snapToGrid w:val="0"/>
-      </w:pPr>
-      <w:r>
-        <w:rPr>
-          <w:rFonts w:ascii="맑은 고딕" w:hAnsi="맑은 고딕" w:eastAsia="맑은 고딕"/>
-          <w:b/>
-          <w:sz w:val="17"/>
-          <w:u w:val="none"/>
-        </w:rPr>
-        <w:t>35-서1.</w:t>
-      </w:r>
-      <w:r>
-        <w:rPr>
-          <w:rFonts w:ascii="맑은 고딕" w:hAnsi="맑은 고딕" w:eastAsia="맑은 고딕"/>
-          <w:b w:val="0"/>
-          <w:sz w:val="17"/>
-          <w:u w:val="none"/>
-        </w:rPr>
-        <w:t xml:space="preserve"> 다음 글의 내용을 요약하고자 한다. 빈칸 (1)~(3)에 들어갈 말을 본문에서 찾아 </w:t>
-      </w:r>
-      <w:r>
-        <w:rPr>
-          <w:rFonts w:ascii="맑은 고딕" w:hAnsi="맑은 고딕" w:eastAsia="맑은 고딕"/>
-          <w:b w:val="0"/>
-          <w:sz w:val="17"/>
-          <w:u w:val="single"/>
-        </w:rPr>
-        <w:t>반드시 변형하여</w:t>
-      </w:r>
-      <w:r>
-        <w:rPr>
-          <w:rFonts w:ascii="맑은 고딕" w:hAnsi="맑은 고딕" w:eastAsia="맑은 고딕"/>
-          <w:b w:val="0"/>
-          <w:sz w:val="17"/>
-          <w:u w:val="none"/>
-        </w:rPr>
-        <w:t xml:space="preserve"> 쓰시오. (한 칸에 한 단어) [각 1점, 총 3점] [3.0점]</w:t>
-      </w:r>
-    </w:p>
-    <w:p>
-      <w:pPr>
-        <w:spacing w:before="0" w:after="60" w:line="288" w:lineRule="auto"/>
-        <w:ind w:left="40"/>
-        <w:snapToGrid w:val="0"/>
-        <w:pBdr>
-          <w:top w:val="single" w:sz="4" w:space="2" w:color="999999"/>
-          <w:left w:val="single" w:sz="4" w:space="2" w:color="999999"/>
-          <w:bottom w:val="single" w:sz="4" w:space="2" w:color="999999"/>
-          <w:right w:val="single" w:sz="4" w:space="2" w:color="999999"/>
-        </w:pBdr>
-        <w:shd w:val="clear" w:color="auto" w:fill="F6F3EA"/>
-      </w:pPr>
-      <w:r>
-        <w:rPr>
-          <w:rFonts w:ascii="맑은 고딕" w:hAnsi="맑은 고딕" w:eastAsia="맑은 고딕"/>
-          <w:b w:val="0"/>
-          <w:sz w:val="17"/>
-          <w:u w:val="none"/>
-        </w:rPr>
-        <w:t>Humans for centuries have dreamed of machines that could become intelligent and make human-like decisions. There have been myths about robots, automatons, and artificial beings since ancient Greece (e.g., the myth of Pandora, who released ills upon the world). Likewise, literature throughout history has dreamed of creating human-like creatures and thinking machines (e.g., Mary Shelley's Frankenstein). In 1950, British mathematician Alan Turing asked whether machines could think and reason like humans and then developed the Turing test to measure a machine's intelligence and whether the machines can think autonomously. A few years later, MIT professor John McCarthy coined “artificial intelligence,” replacing the previously used expression “automata studies.” Since then, artificial intelligence has become the study and practice of “making intelligent machines” that are programmed to think like humans — endowed by their creators with reasoning and learning.</w:t>
-      </w:r>
-    </w:p>
-    <w:p>
-      <w:pPr>
-        <w:spacing w:before="0" w:after="60" w:line="288" w:lineRule="auto"/>
-        <w:ind w:left="40"/>
-        <w:snapToGrid w:val="0"/>
-        <w:pBdr>
-          <w:top w:val="single" w:sz="4" w:space="2" w:color="C99B4E"/>
-          <w:left w:val="single" w:sz="4" w:space="2" w:color="C99B4E"/>
-          <w:bottom w:val="single" w:sz="4" w:space="2" w:color="C99B4E"/>
-          <w:right w:val="single" w:sz="4" w:space="2" w:color="C99B4E"/>
-        </w:pBdr>
-        <w:shd w:val="clear" w:color="auto" w:fill="FFF8E1"/>
-      </w:pPr>
-      <w:r>
-        <w:rPr>
-          <w:rFonts w:ascii="맑은 고딕" w:hAnsi="맑은 고딕" w:eastAsia="맑은 고딕"/>
-          <w:b w:val="0"/>
-          <w:sz w:val="17"/>
-          <w:u w:val="none"/>
-        </w:rPr>
-        <w:t>For centuries, humans have dreamed of machines that could think and (1) ________ like humans; after McCarthy’s term (2) ________ “automata studies,” AI became the study of the (3) ________ of such machines.</w:t>
-      </w:r>
-    </w:p>
-    <w:p>
-      <w:pPr>
-        <w:spacing w:before="0" w:after="0" w:line="288" w:lineRule="auto"/>
-        <w:ind w:left="40"/>
-        <w:snapToGrid w:val="0"/>
-        <w:pBdr>
-          <w:top w:val="single" w:sz="4" w:space="2" w:color="9B6BD0"/>
-          <w:left w:val="single" w:sz="4" w:space="2" w:color="9B6BD0"/>
-          <w:bottom w:val="single" w:sz="4" w:space="2" w:color="9B6BD0"/>
-          <w:right w:val="single" w:sz="4" w:space="2" w:color="9B6BD0"/>
-        </w:pBdr>
-        <w:shd w:val="clear" w:color="auto" w:fill="FAF5FF"/>
-      </w:pPr>
-      <w:r>
-        <w:rPr>
-          <w:rFonts w:ascii="맑은 고딕" w:hAnsi="맑은 고딕" w:eastAsia="맑은 고딕"/>
-          <w:b/>
-          <w:sz w:val="17"/>
-          <w:u w:val="none"/>
-        </w:rPr>
-        <w:t>&lt;조 건&gt;</w:t>
-      </w:r>
-    </w:p>
-    <w:p>
-      <w:pPr>
-        <w:spacing w:before="0" w:after="0" w:line="288" w:lineRule="auto"/>
-        <w:ind w:left="40"/>
-        <w:snapToGrid w:val="0"/>
-        <w:pBdr>
-          <w:top w:val="single" w:sz="4" w:space="2" w:color="9B6BD0"/>
-          <w:left w:val="single" w:sz="4" w:space="2" w:color="9B6BD0"/>
-          <w:bottom w:val="single" w:sz="4" w:space="2" w:color="9B6BD0"/>
-          <w:right w:val="single" w:sz="4" w:space="2" w:color="9B6BD0"/>
-        </w:pBdr>
-        <w:shd w:val="clear" w:color="auto" w:fill="FAF5FF"/>
-      </w:pPr>
-      <w:r>
-        <w:rPr>
-          <w:rFonts w:ascii="맑은 고딕" w:hAnsi="맑은 고딕" w:eastAsia="맑은 고딕"/>
-          <w:b w:val="0"/>
-          <w:sz w:val="17"/>
-          <w:u w:val="none"/>
-        </w:rPr>
-        <w:t>1. 본문의 단어를 반드시 변형(품사·어형)하여 쓸 것 — 본문 형태 그대로 쓰면 0점</w:t>
-      </w:r>
-    </w:p>
-    <w:p>
-      <w:pPr>
-        <w:spacing w:before="0" w:after="60" w:line="288" w:lineRule="auto"/>
-        <w:ind w:left="40"/>
-        <w:snapToGrid w:val="0"/>
-        <w:pBdr>
-          <w:top w:val="single" w:sz="4" w:space="2" w:color="9B6BD0"/>
-          <w:left w:val="single" w:sz="4" w:space="2" w:color="9B6BD0"/>
-          <w:bottom w:val="single" w:sz="4" w:space="2" w:color="9B6BD0"/>
-          <w:right w:val="single" w:sz="4" w:space="2" w:color="9B6BD0"/>
-        </w:pBdr>
-        <w:shd w:val="clear" w:color="auto" w:fill="FAF5FF"/>
-      </w:pPr>
-      <w:r>
-        <w:rPr>
-          <w:rFonts w:ascii="맑은 고딕" w:hAnsi="맑은 고딕" w:eastAsia="맑은 고딕"/>
-          <w:b w:val="0"/>
-          <w:sz w:val="17"/>
-          <w:u w:val="none"/>
-        </w:rPr>
-        <w:t>2. 답안지에 소문항 번호를 정확하게 기입할 것  예) 1-(1) 1-(2) 1-(3)</w:t>
-      </w:r>
-    </w:p>
-    <w:p>
-      <w:pPr>
-        <w:spacing w:before="0" w:after="40" w:line="360" w:lineRule="auto"/>
-        <w:snapToGrid w:val="0"/>
-      </w:pPr>
-      <w:r>
-        <w:rPr>
-          <w:rFonts w:ascii="맑은 고딕" w:hAnsi="맑은 고딕" w:eastAsia="맑은 고딕"/>
-          <w:b w:val="0"/>
-          <w:sz w:val="17"/>
-          <w:u w:val="none"/>
-        </w:rPr>
-        <w:t>(1) ______________   (2) ______________   (3) ______________</w:t>
-      </w:r>
-    </w:p>
-    <w:p>
-      <w:pPr>
-        <w:keepNext/>
-        <w:spacing w:before="80" w:after="20" w:line="276" w:lineRule="auto"/>
-        <w:snapToGrid w:val="0"/>
-      </w:pPr>
-      <w:r>
-        <w:rPr>
-          <w:rFonts w:ascii="맑은 고딕" w:hAnsi="맑은 고딕" w:eastAsia="맑은 고딕"/>
-          <w:b/>
-          <w:sz w:val="17"/>
-          <w:u w:val="none"/>
-        </w:rPr>
-        <w:t>35-서2.</w:t>
-      </w:r>
-      <w:r>
-        <w:rPr>
-          <w:rFonts w:ascii="맑은 고딕" w:hAnsi="맑은 고딕" w:eastAsia="맑은 고딕"/>
-          <w:b w:val="0"/>
-          <w:sz w:val="17"/>
-          <w:u w:val="none"/>
-        </w:rPr>
-        <w:t xml:space="preserve"> 다음 글의 밑줄 친 문장에서 </w:t>
-      </w:r>
-      <w:r>
-        <w:rPr>
-          <w:rFonts w:ascii="맑은 고딕" w:hAnsi="맑은 고딕" w:eastAsia="맑은 고딕"/>
-          <w:b w:val="0"/>
-          <w:sz w:val="17"/>
-          <w:u w:val="single"/>
-        </w:rPr>
-        <w:t>John McCarthy</w:t>
-      </w:r>
-      <w:r>
-        <w:rPr>
-          <w:rFonts w:ascii="맑은 고딕" w:hAnsi="맑은 고딕" w:eastAsia="맑은 고딕"/>
-          <w:b w:val="0"/>
-          <w:sz w:val="17"/>
-          <w:u w:val="none"/>
-        </w:rPr>
-        <w:t>를 강조하는 문장이 되도록 &lt;보기&gt;의 표현을 모두 사용하여 &lt;조건&gt;에 맞게 영작하시오. [3점] [3.0점]</w:t>
-      </w:r>
-    </w:p>
-    <w:p>
-      <w:pPr>
-        <w:spacing w:before="0" w:after="60" w:line="288" w:lineRule="auto"/>
-        <w:ind w:left="40"/>
-        <w:snapToGrid w:val="0"/>
-        <w:pBdr>
-          <w:top w:val="single" w:sz="4" w:space="2" w:color="999999"/>
-          <w:left w:val="single" w:sz="4" w:space="2" w:color="999999"/>
-          <w:bottom w:val="single" w:sz="4" w:space="2" w:color="999999"/>
-          <w:right w:val="single" w:sz="4" w:space="2" w:color="999999"/>
-        </w:pBdr>
-        <w:shd w:val="clear" w:color="auto" w:fill="F6F3EA"/>
-      </w:pPr>
-      <w:r>
-        <w:rPr>
-          <w:rFonts w:ascii="맑은 고딕" w:hAnsi="맑은 고딕" w:eastAsia="맑은 고딕"/>
-          <w:b w:val="0"/>
-          <w:sz w:val="17"/>
-          <w:u w:val="none"/>
-        </w:rPr>
-        <w:t xml:space="preserve">In 1950, British mathematician Alan Turing asked whether machines could think and reason like humans. </w:t>
-      </w:r>
-      <w:r>
-        <w:rPr>
-          <w:rFonts w:ascii="맑은 고딕" w:hAnsi="맑은 고딕" w:eastAsia="맑은 고딕"/>
-          <w:b w:val="0"/>
-          <w:sz w:val="17"/>
-          <w:u w:val="single"/>
-        </w:rPr>
-        <w:t>A few years later, MIT professor John McCarthy coined “artificial intelligence,” replacing the previously used expression “automata studies.”</w:t>
-      </w:r>
-    </w:p>
-    <w:p>
-      <w:pPr>
-        <w:spacing w:before="0" w:after="60" w:line="288" w:lineRule="auto"/>
-        <w:ind w:left="40"/>
-        <w:snapToGrid w:val="0"/>
-        <w:pBdr>
-          <w:top w:val="single" w:sz="4" w:space="2" w:color="9B6BD0"/>
-          <w:left w:val="single" w:sz="4" w:space="2" w:color="9B6BD0"/>
-          <w:bottom w:val="single" w:sz="4" w:space="2" w:color="9B6BD0"/>
-          <w:right w:val="single" w:sz="4" w:space="2" w:color="9B6BD0"/>
-        </w:pBdr>
-        <w:shd w:val="clear" w:color="auto" w:fill="FAF5FF"/>
-      </w:pPr>
-      <w:r>
-        <w:rPr>
-          <w:rFonts w:ascii="맑은 고딕" w:hAnsi="맑은 고딕" w:eastAsia="맑은 고딕"/>
-          <w:b/>
-          <w:sz w:val="17"/>
-          <w:u w:val="none"/>
-        </w:rPr>
-        <w:t>&lt;보 기&gt;</w:t>
-      </w:r>
-      <w:r>
-        <w:rPr>
-          <w:rFonts w:ascii="맑은 고딕" w:hAnsi="맑은 고딕" w:eastAsia="맑은 고딕"/>
-          <w:b w:val="0"/>
-          <w:sz w:val="17"/>
-          <w:u w:val="none"/>
-        </w:rPr>
-        <w:t xml:space="preserve"> it / was / John McCarthy / who / coined / “artificial intelligence,” / replacing / the previously used expression / “automata studies”</w:t>
-      </w:r>
-    </w:p>
-    <w:p>
-      <w:pPr>
-        <w:spacing w:before="0" w:after="0" w:line="288" w:lineRule="auto"/>
-        <w:ind w:left="40"/>
-        <w:snapToGrid w:val="0"/>
-        <w:pBdr>
-          <w:top w:val="single" w:sz="4" w:space="2" w:color="9B6BD0"/>
-          <w:left w:val="single" w:sz="4" w:space="2" w:color="9B6BD0"/>
-          <w:bottom w:val="single" w:sz="4" w:space="2" w:color="9B6BD0"/>
-          <w:right w:val="single" w:sz="4" w:space="2" w:color="9B6BD0"/>
-        </w:pBdr>
-        <w:shd w:val="clear" w:color="auto" w:fill="FAF5FF"/>
-      </w:pPr>
-      <w:r>
-        <w:rPr>
-          <w:rFonts w:ascii="맑은 고딕" w:hAnsi="맑은 고딕" w:eastAsia="맑은 고딕"/>
-          <w:b/>
-          <w:sz w:val="17"/>
-          <w:u w:val="none"/>
-        </w:rPr>
-        <w:t>&lt;조 건&gt;</w:t>
-      </w:r>
-    </w:p>
-    <w:p>
-      <w:pPr>
-        <w:spacing w:before="0" w:after="0" w:line="288" w:lineRule="auto"/>
-        <w:ind w:left="40"/>
-        <w:snapToGrid w:val="0"/>
-        <w:pBdr>
-          <w:top w:val="single" w:sz="4" w:space="2" w:color="9B6BD0"/>
-          <w:left w:val="single" w:sz="4" w:space="2" w:color="9B6BD0"/>
-          <w:bottom w:val="single" w:sz="4" w:space="2" w:color="9B6BD0"/>
-          <w:right w:val="single" w:sz="4" w:space="2" w:color="9B6BD0"/>
-        </w:pBdr>
-        <w:shd w:val="clear" w:color="auto" w:fill="FAF5FF"/>
-      </w:pPr>
-      <w:r>
-        <w:rPr>
-          <w:rFonts w:ascii="맑은 고딕" w:hAnsi="맑은 고딕" w:eastAsia="맑은 고딕"/>
-          <w:b w:val="0"/>
-          <w:sz w:val="17"/>
-          <w:u w:val="none"/>
-        </w:rPr>
-        <w:t>1. &lt;보기&gt;의 표현을 모두 한 번씩만 사용할 것</w:t>
-      </w:r>
-    </w:p>
-    <w:p>
-      <w:pPr>
-        <w:spacing w:before="0" w:after="0" w:line="288" w:lineRule="auto"/>
-        <w:ind w:left="40"/>
-        <w:snapToGrid w:val="0"/>
-        <w:pBdr>
-          <w:top w:val="single" w:sz="4" w:space="2" w:color="9B6BD0"/>
-          <w:left w:val="single" w:sz="4" w:space="2" w:color="9B6BD0"/>
-          <w:bottom w:val="single" w:sz="4" w:space="2" w:color="9B6BD0"/>
-          <w:right w:val="single" w:sz="4" w:space="2" w:color="9B6BD0"/>
-        </w:pBdr>
-        <w:shd w:val="clear" w:color="auto" w:fill="FAF5FF"/>
-      </w:pPr>
-      <w:r>
-        <w:rPr>
-          <w:rFonts w:ascii="맑은 고딕" w:hAnsi="맑은 고딕" w:eastAsia="맑은 고딕"/>
-          <w:b w:val="0"/>
-          <w:sz w:val="17"/>
-          <w:u w:val="none"/>
-        </w:rPr>
-        <w:t>2. 어형을 바꾸지 말고 다른 단어를 추가하지 말 것</w:t>
-      </w:r>
-    </w:p>
-    <w:p>
-      <w:pPr>
-        <w:spacing w:before="0" w:after="0" w:line="288" w:lineRule="auto"/>
-        <w:ind w:left="40"/>
-        <w:snapToGrid w:val="0"/>
-        <w:pBdr>
-          <w:top w:val="single" w:sz="4" w:space="2" w:color="9B6BD0"/>
-          <w:left w:val="single" w:sz="4" w:space="2" w:color="9B6BD0"/>
-          <w:bottom w:val="single" w:sz="4" w:space="2" w:color="9B6BD0"/>
-          <w:right w:val="single" w:sz="4" w:space="2" w:color="9B6BD0"/>
-        </w:pBdr>
-        <w:shd w:val="clear" w:color="auto" w:fill="FAF5FF"/>
-      </w:pPr>
-      <w:r>
-        <w:rPr>
-          <w:rFonts w:ascii="맑은 고딕" w:hAnsi="맑은 고딕" w:eastAsia="맑은 고딕"/>
-          <w:b w:val="0"/>
-          <w:sz w:val="17"/>
-          <w:u w:val="none"/>
-        </w:rPr>
-        <w:t>3. ‘It was ~ who …’ 강조구문으로 쓸 것</w:t>
-      </w:r>
-    </w:p>
-    <w:p>
-      <w:pPr>
-        <w:spacing w:before="0" w:after="0" w:line="288" w:lineRule="auto"/>
-        <w:ind w:left="40"/>
-        <w:snapToGrid w:val="0"/>
-        <w:pBdr>
-          <w:top w:val="single" w:sz="4" w:space="2" w:color="9B6BD0"/>
-          <w:left w:val="single" w:sz="4" w:space="2" w:color="9B6BD0"/>
-          <w:bottom w:val="single" w:sz="4" w:space="2" w:color="9B6BD0"/>
-          <w:right w:val="single" w:sz="4" w:space="2" w:color="9B6BD0"/>
-        </w:pBdr>
-        <w:shd w:val="clear" w:color="auto" w:fill="FAF5FF"/>
-      </w:pPr>
-      <w:r>
-        <w:rPr>
-          <w:rFonts w:ascii="맑은 고딕" w:hAnsi="맑은 고딕" w:eastAsia="맑은 고딕"/>
-          <w:b w:val="0"/>
-          <w:sz w:val="17"/>
-          <w:u w:val="none"/>
-        </w:rPr>
-        <w:t>4. 총 15단어로 쓸 것 (따옴표 안 단어 포함)</w:t>
-      </w:r>
-    </w:p>
-    <w:p>
-      <w:pPr>
-        <w:spacing w:before="0" w:after="60" w:line="288" w:lineRule="auto"/>
-        <w:ind w:left="40"/>
-        <w:snapToGrid w:val="0"/>
-        <w:pBdr>
-          <w:top w:val="single" w:sz="4" w:space="2" w:color="9B6BD0"/>
-          <w:left w:val="single" w:sz="4" w:space="2" w:color="9B6BD0"/>
-          <w:bottom w:val="single" w:sz="4" w:space="2" w:color="9B6BD0"/>
-          <w:right w:val="single" w:sz="4" w:space="2" w:color="9B6BD0"/>
-        </w:pBdr>
-        <w:shd w:val="clear" w:color="auto" w:fill="FAF5FF"/>
-      </w:pPr>
-      <w:r>
-        <w:rPr>
-          <w:rFonts w:ascii="맑은 고딕" w:hAnsi="맑은 고딕" w:eastAsia="맑은 고딕"/>
-          <w:b w:val="0"/>
-          <w:sz w:val="17"/>
-          <w:u w:val="none"/>
-        </w:rPr>
-        <w:t>5. 답안지에 소문항 번호를 정확하게 기입할 것</w:t>
-      </w:r>
-    </w:p>
-    <w:p>
-      <w:pPr>
-        <w:spacing w:before="0" w:after="40" w:line="360" w:lineRule="auto"/>
-        <w:snapToGrid w:val="0"/>
-      </w:pPr>
-      <w:r>
-        <w:rPr>
-          <w:rFonts w:ascii="맑은 고딕" w:hAnsi="맑은 고딕" w:eastAsia="맑은 고딕"/>
-          <w:b w:val="0"/>
-          <w:sz w:val="17"/>
-          <w:u w:val="none"/>
-        </w:rPr>
-        <w:t>⇒ It was ______________________________________________________________ .</w:t>
-      </w:r>
-    </w:p>
-    <w:p>
-      <w:pPr>
-        <w:keepNext/>
-        <w:spacing w:before="80" w:after="40" w:line="276" w:lineRule="auto"/>
-        <w:snapToGrid w:val="0"/>
-        <w:shd w:val="clear" w:color="auto" w:fill="6B21A8"/>
-      </w:pPr>
-      <w:r>
-        <w:rPr>
-          <w:rFonts w:ascii="맑은 고딕" w:hAnsi="맑은 고딕" w:eastAsia="맑은 고딕"/>
-          <w:b/>
-          <w:color w:val="FFFFFF"/>
-          <w:sz w:val="17"/>
-          <w:u w:val="none"/>
-        </w:rPr>
-        <w:t>[지문 구조]  ※ 앞 문항을 모두 푼 뒤에 풀 것</w:t>
-      </w:r>
-    </w:p>
-    <w:p>
-      <w:pPr>
-        <w:keepNext/>
-        <w:spacing w:before="80" w:after="20" w:line="276" w:lineRule="auto"/>
-        <w:snapToGrid w:val="0"/>
-      </w:pPr>
-      <w:r>
-        <w:rPr>
-          <w:rFonts w:ascii="맑은 고딕" w:hAnsi="맑은 고딕" w:eastAsia="맑은 고딕"/>
-          <w:b/>
-          <w:sz w:val="17"/>
-          <w:u w:val="none"/>
-        </w:rPr>
-        <w:t>35-8.</w:t>
-      </w:r>
-      <w:r>
-        <w:rPr>
-          <w:rFonts w:ascii="맑은 고딕" w:hAnsi="맑은 고딕" w:eastAsia="맑은 고딕"/>
-          <w:b w:val="0"/>
-          <w:sz w:val="17"/>
-          <w:u w:val="none"/>
-        </w:rPr>
-        <w:t xml:space="preserve"> 글의 흐름으로 보아, 주어진 문장이 들어가기에 가장 적절한 곳은? [2.7점]</w:t>
-      </w:r>
-    </w:p>
-    <w:p>
-      <w:pPr>
-        <w:spacing w:before="0" w:after="60" w:line="288" w:lineRule="auto"/>
-        <w:ind w:left="40"/>
-        <w:snapToGrid w:val="0"/>
-        <w:pBdr>
-          <w:top w:val="single" w:sz="4" w:space="2" w:color="C99B4E"/>
-          <w:left w:val="single" w:sz="4" w:space="2" w:color="C99B4E"/>
-          <w:bottom w:val="single" w:sz="4" w:space="2" w:color="C99B4E"/>
-          <w:right w:val="single" w:sz="4" w:space="2" w:color="C99B4E"/>
-        </w:pBdr>
-        <w:shd w:val="clear" w:color="auto" w:fill="FFF8E1"/>
-      </w:pPr>
-      <w:r>
-        <w:rPr>
-          <w:rFonts w:ascii="맑은 고딕" w:hAnsi="맑은 고딕" w:eastAsia="맑은 고딕"/>
-          <w:b w:val="0"/>
-          <w:sz w:val="17"/>
-          <w:u w:val="none"/>
-        </w:rPr>
-        <w:t>Likewise, literature throughout history has dreamed of creating human-like creatures and thinking machines (e.g., Mary Shelley's Frankenstein).</w:t>
-      </w:r>
-    </w:p>
-    <w:p>
-      <w:pPr>
-        <w:spacing w:before="0" w:after="60" w:line="288" w:lineRule="auto"/>
-        <w:ind w:left="40"/>
-        <w:snapToGrid w:val="0"/>
-        <w:pBdr>
-          <w:top w:val="single" w:sz="4" w:space="2" w:color="999999"/>
-          <w:left w:val="single" w:sz="4" w:space="2" w:color="999999"/>
-          <w:bottom w:val="single" w:sz="4" w:space="2" w:color="999999"/>
-          <w:right w:val="single" w:sz="4" w:space="2" w:color="999999"/>
-        </w:pBdr>
-        <w:shd w:val="clear" w:color="auto" w:fill="F6F3EA"/>
-      </w:pPr>
-      <w:r>
-        <w:rPr>
-          <w:rFonts w:ascii="맑은 고딕" w:hAnsi="맑은 고딕" w:eastAsia="맑은 고딕"/>
-          <w:b w:val="0"/>
-          <w:sz w:val="17"/>
-          <w:u w:val="none"/>
-        </w:rPr>
-        <w:t>Humans for centuries have dreamed of machines that could become intelligent and make human-like decisions. ( ① ) There have been myths about robots, automatons, and artificial beings since ancient Greece (e.g., the myth of Pandora, who released ills upon the world). ( ② ) In 1950, British mathematician Alan Turing asked whether machines could think and reason like humans and then developed the Turing test to measure a machine's intelligence and whether the machines can think autonomously. ( ③ ) A few years later, MIT professor John McCarthy coined “artificial intelligence,” replacing the previously used expression “automata studies.” ( ④ ) Since then, artificial intelligence has become the study and practice of “making intelligent machines” that are programmed to think like humans — endowed by their creators with reasoning and learning. ( ⑤ )</w:t>
+        <w:t>Humans for centuries have dreamed of machines that could become intelligent and make human-like decisions. ( ① ) There have been myths about robots, automatons, and artificial beings since ancient Greece (e.g., the myth of Pandora, who released ills upon the world). ( ② ) Likewise, literature throughout history has dreamed of creating human-like creatures and thinking machines (e.g., Mary Shelley's Frankenstein). ( ③ ) In 1950, British mathematician Alan Turing asked whether machines could think and reason like humans and then developed the Turing test to measure a machine's intelligence and whether the machines can think autonomously. ( ④ ) Since then, artificial intelligence has become the study and practice of “making intelligent machines” that are programmed to think like humans — endowed by their creators with reasoning and learning. ( ⑤ )</w:t>
       </w:r>
     </w:p>
     <w:p>
@@ -3155,7 +3418,7 @@
           <w:sz w:val="15"/>
           <w:u w:val="none"/>
         </w:rPr>
-        <w:t xml:space="preserve"> ★have dreamed (for centuries ‘수 세기 동안 지금까지’ → 현재완료)</w:t>
+        <w:t xml:space="preserve"> ★have dreamed (for centuries ‘수 세기 동안’ → 현재완료 계속)</w:t>
       </w:r>
     </w:p>
     <w:p>
@@ -3180,7 +3443,7 @@
           <w:sz w:val="15"/>
           <w:u w:val="none"/>
         </w:rPr>
-        <w:t xml:space="preserve"> ★have been (주어 myths 복수 · since → 현재완료)</w:t>
+        <w:t xml:space="preserve"> ★that (선행사 machines, 관계절 주어 자리 → 관계대명사; what은 선행사 불가)</w:t>
       </w:r>
     </w:p>
     <w:p>
@@ -3205,7 +3468,7 @@
           <w:sz w:val="15"/>
           <w:u w:val="none"/>
         </w:rPr>
-        <w:t xml:space="preserve"> Pandora</w:t>
+        <w:t xml:space="preserve"> intelligent</w:t>
       </w:r>
     </w:p>
     <w:p>
@@ -3230,7 +3493,7 @@
           <w:sz w:val="15"/>
           <w:u w:val="none"/>
         </w:rPr>
-        <w:t xml:space="preserve"> ills (재앙 ↔ blessings)</w:t>
+        <w:t xml:space="preserve"> decisions (make + 명사 목적어, 복수)</w:t>
       </w:r>
     </w:p>
     <w:p>
@@ -3255,7 +3518,7 @@
           <w:sz w:val="15"/>
           <w:u w:val="none"/>
         </w:rPr>
-        <w:t xml:space="preserve"> Likewise (마찬가지로 — 문장 수식 부사)</w:t>
+        <w:t xml:space="preserve"> ★have been (There 뒤 진짜 주어 myths 복수)</w:t>
       </w:r>
     </w:p>
     <w:p>
@@ -3280,7 +3543,7 @@
           <w:sz w:val="15"/>
           <w:u w:val="none"/>
         </w:rPr>
-        <w:t xml:space="preserve"> creating (전치사 of + 동명사)</w:t>
+        <w:t xml:space="preserve"> myths</w:t>
       </w:r>
     </w:p>
     <w:p>
@@ -3305,7 +3568,7 @@
           <w:sz w:val="15"/>
           <w:u w:val="none"/>
         </w:rPr>
-        <w:t xml:space="preserve"> Frankenstein</w:t>
+        <w:t xml:space="preserve"> artificial (인공의 — robots·automatons와 병렬; natural은 반대)</w:t>
       </w:r>
     </w:p>
     <w:p>
@@ -3330,7 +3593,7 @@
           <w:sz w:val="15"/>
           <w:u w:val="none"/>
         </w:rPr>
-        <w:t xml:space="preserve"> Turing</w:t>
+        <w:t xml:space="preserve"> released (who 관계절, 신화 속 과거의 일)</w:t>
       </w:r>
     </w:p>
     <w:p>
@@ -3355,7 +3618,7 @@
           <w:sz w:val="15"/>
           <w:u w:val="none"/>
         </w:rPr>
-        <w:t xml:space="preserve"> ★whether (ask + whether ‘~인지 아닌지’ — that 불가)</w:t>
+        <w:t xml:space="preserve"> Likewise (마찬가지로 — 신화에 이어 문학도 같은 꿈; Conversely는 반대)</w:t>
       </w:r>
     </w:p>
     <w:p>
@@ -3380,7 +3643,7 @@
           <w:sz w:val="15"/>
           <w:u w:val="none"/>
         </w:rPr>
-        <w:t xml:space="preserve"> ★developed (asked와 and 병렬 — 과거)</w:t>
+        <w:t xml:space="preserve"> creating (전치사 of + 동명사)</w:t>
       </w:r>
     </w:p>
     <w:p>
@@ -3405,7 +3668,7 @@
           <w:sz w:val="15"/>
           <w:u w:val="none"/>
         </w:rPr>
-        <w:t xml:space="preserve"> ★to measure (목적의 to부정사)</w:t>
+        <w:t xml:space="preserve"> ★whether (asked의 목적어 ‘~인지 아닌지’ — that은 의문 의미 없음)</w:t>
       </w:r>
     </w:p>
     <w:p>
@@ -3430,7 +3693,7 @@
           <w:sz w:val="15"/>
           <w:u w:val="none"/>
         </w:rPr>
-        <w:t xml:space="preserve"> autonomously (동사 think 수식 → 부사)</w:t>
+        <w:t xml:space="preserve"> ★to measure (목적 ‘측정하기 위해’ to부정사)</w:t>
       </w:r>
     </w:p>
     <w:p>
@@ -3455,7 +3718,7 @@
           <w:sz w:val="15"/>
           <w:u w:val="none"/>
         </w:rPr>
-        <w:t xml:space="preserve"> later (1950년 ‘몇 년 뒤’)</w:t>
+        <w:t xml:space="preserve"> intelligence</w:t>
       </w:r>
     </w:p>
     <w:p>
@@ -3480,7 +3743,7 @@
           <w:sz w:val="15"/>
           <w:u w:val="none"/>
         </w:rPr>
-        <w:t xml:space="preserve"> ★replacing (결과 분사구문 능동)</w:t>
+        <w:t xml:space="preserve"> ★autonomously (동사 think 수식 → 부사)</w:t>
       </w:r>
     </w:p>
     <w:p>
@@ -3505,7 +3768,7 @@
           <w:sz w:val="15"/>
           <w:u w:val="none"/>
         </w:rPr>
-        <w:t xml:space="preserve"> ★previously (분사 used 수식 → 부사)</w:t>
+        <w:t xml:space="preserve"> coined</w:t>
       </w:r>
     </w:p>
     <w:p>
@@ -3530,7 +3793,7 @@
           <w:sz w:val="15"/>
           <w:u w:val="none"/>
         </w:rPr>
-        <w:t xml:space="preserve"> ★has become (Since then → 현재완료)</w:t>
+        <w:t xml:space="preserve"> ★replacing (분사구문 능동 — McCarthy가 표현을 ‘대체하면서’, 뒤에 목적어)</w:t>
       </w:r>
     </w:p>
     <w:p>
@@ -3555,7 +3818,7 @@
           <w:sz w:val="15"/>
           <w:u w:val="none"/>
         </w:rPr>
-        <w:t xml:space="preserve"> intelligent (지능적인 ↔ intelligible 이해할 수 있는 — 형태 유사)</w:t>
+        <w:t xml:space="preserve"> previously (이전에 쓰이던 표현을 대체 — replacing과 호응; currently는 모순)</w:t>
       </w:r>
     </w:p>
     <w:p>
@@ -3580,7 +3843,7 @@
           <w:sz w:val="15"/>
           <w:u w:val="none"/>
         </w:rPr>
-        <w:t xml:space="preserve"> ★programmed (기계가 ‘프로그래밍된’ 수동)</w:t>
+        <w:t xml:space="preserve"> ★has become (Since then ‘그 이후로 지금까지’ → 현재완료)</w:t>
       </w:r>
     </w:p>
     <w:p>
@@ -3605,7 +3868,7 @@
           <w:sz w:val="15"/>
           <w:u w:val="none"/>
         </w:rPr>
-        <w:t xml:space="preserve"> endowed (be endowed with ~을 부여받다 — 수동 분사)</w:t>
+        <w:t xml:space="preserve"> ★programmed (machines가 ‘프로그램된’ → be + p.p.)</w:t>
       </w:r>
     </w:p>
     <w:p>
@@ -3630,7 +3893,7 @@
           <w:sz w:val="15"/>
           <w:u w:val="none"/>
         </w:rPr>
-        <w:t xml:space="preserve"> reasoning</w:t>
+        <w:t xml:space="preserve"> endowed</w:t>
       </w:r>
     </w:p>
     <w:p>
@@ -3655,7 +3918,7 @@
           <w:sz w:val="15"/>
           <w:u w:val="none"/>
         </w:rPr>
-        <w:t xml:space="preserve"> learning</w:t>
+        <w:t xml:space="preserve"> reasoning (with + 명사, learning과 병렬)</w:t>
       </w:r>
     </w:p>
     <w:p>
@@ -3680,7 +3943,7 @@
           <w:sz w:val="15"/>
           <w:u w:val="none"/>
         </w:rPr>
-        <w:t xml:space="preserve"> ★✕ — 바른 형태: who (콤마 뒤 계속적 용법 — that 불가)</w:t>
+        <w:t xml:space="preserve"> ○ (that could become intelligent = capable of becoming intelligent ‘지능을 갖출 수 있는’)</w:t>
       </w:r>
     </w:p>
     <w:p>
@@ -3705,7 +3968,7 @@
           <w:sz w:val="15"/>
           <w:u w:val="none"/>
         </w:rPr>
-        <w:t xml:space="preserve"> ○ (결과 분사구문 = 계속적 which + 동사)</w:t>
+        <w:t xml:space="preserve"> ○ (to measure = in order to measure 목적)</w:t>
       </w:r>
     </w:p>
     <w:p>
@@ -3730,7 +3993,7 @@
           <w:sz w:val="15"/>
           <w:u w:val="none"/>
         </w:rPr>
-        <w:t xml:space="preserve"> ○ (목적 to-v = in order to-v)</w:t>
+        <w:t xml:space="preserve"> ★✕ — 바른 형태: the previously used expression (expression이 ‘사용되는’ 수동 → 과거분사 used; using은 능동)</w:t>
       </w:r>
     </w:p>
     <w:p>
@@ -3755,7 +4018,7 @@
           <w:sz w:val="15"/>
           <w:u w:val="none"/>
         </w:rPr>
-        <w:t xml:space="preserve"> Humans for centuries have dreamed of machines that could become intelligent and make human-like decisions. (보충 of / 제외 intelligence / dream→dreamed)</w:t>
+        <w:t xml:space="preserve"> Humans for centuries have dreamed of machines that could become intelligent and make human-like decisions. (보충 that / 제외 what / dream→dreamed)</w:t>
       </w:r>
     </w:p>
     <w:p>
@@ -3780,7 +4043,7 @@
           <w:sz w:val="15"/>
           <w:u w:val="none"/>
         </w:rPr>
-        <w:t xml:space="preserve"> Since then, artificial intelligence has become the study and practice of making intelligent machines. (보충 of / 제외 became / make→making)</w:t>
+        <w:t xml:space="preserve"> Since then, artificial intelligence has become the study and practice of “making intelligent machines” that are programmed to think like humans. (보충 that / 제외 as / be→are, program→programmed)</w:t>
       </w:r>
     </w:p>
     <w:p>
@@ -3805,7 +4068,7 @@
           <w:sz w:val="15"/>
           <w:u w:val="none"/>
         </w:rPr>
-        <w:t xml:space="preserve"> They are endowed by their creators with reasoning and learning. (endow→endowed)</w:t>
+        <w:t xml:space="preserve"> In 1950, British mathematician Alan Turing asked whether machines could think and reason like humans. (ask→asked)</w:t>
       </w:r>
     </w:p>
     <w:p>
@@ -3855,7 +4118,7 @@
           <w:sz w:val="15"/>
           <w:u w:val="none"/>
         </w:rPr>
-        <w:t xml:space="preserve"> 인간 같은 존재나 생각하는 기계를 꿈꿔 왔다는 것</w:t>
+        <w:t xml:space="preserve"> intelligent machines</w:t>
       </w:r>
     </w:p>
     <w:p>
@@ -3880,7 +4143,7 @@
           <w:sz w:val="15"/>
           <w:u w:val="none"/>
         </w:rPr>
-        <w:t xml:space="preserve"> 1950</w:t>
+        <w:t xml:space="preserve"> automata studies</w:t>
       </w:r>
     </w:p>
     <w:p>
@@ -3905,7 +4168,7 @@
           <w:sz w:val="15"/>
           <w:u w:val="none"/>
         </w:rPr>
-        <w:t xml:space="preserve"> automata studies</w:t>
+        <w:t xml:space="preserve"> McCarthy가 ‘인공지능’이라는 용어를 만들어 낸 때(1950년대 중반)</w:t>
       </w:r>
     </w:p>
     <w:p>
@@ -3930,7 +4193,7 @@
           <w:sz w:val="15"/>
           <w:u w:val="none"/>
         </w:rPr>
-        <w:t xml:space="preserve"> ★told (For thousands of years — 과거 서술)</w:t>
+        <w:t xml:space="preserve"> ★described (Long before … 과거 서술 — 주어 myths의 본동사 자리)</w:t>
       </w:r>
     </w:p>
     <w:p>
@@ -3955,7 +4218,7 @@
           <w:sz w:val="15"/>
           <w:u w:val="none"/>
         </w:rPr>
-        <w:t xml:space="preserve"> ★tested (Only after + 절 — 과거 · 능동)</w:t>
+        <w:t xml:space="preserve"> ★left (never + 과거 — drew와 시제 일치)</w:t>
       </w:r>
     </w:p>
     <w:p>
@@ -3980,7 +4243,7 @@
           <w:sz w:val="15"/>
           <w:u w:val="none"/>
         </w:rPr>
-        <w:t xml:space="preserve"> ★was (주어 the word 단수)</w:t>
+        <w:t xml:space="preserve"> ★that (선행사 aircraft, 관계절 주어 자리; what 불가)</w:t>
       </w:r>
     </w:p>
     <w:p>
@@ -4005,7 +4268,7 @@
           <w:sz w:val="15"/>
           <w:u w:val="none"/>
         </w:rPr>
-        <w:t xml:space="preserve"> dream</w:t>
+        <w:t xml:space="preserve"> think</w:t>
       </w:r>
     </w:p>
     <w:p>
@@ -4046,7 +4309,7 @@
           <w:sz w:val="15"/>
           <w:u w:val="none"/>
         </w:rPr>
-        <w:t xml:space="preserve"> 정답 ③ — (a) ○ (b) ✕ (c) ○ (d) ✕ (e) ✕</w:t>
+        <w:t xml:space="preserve"> 정답 ② — ⓑ has been → have been / ⓔ replaced → replacing / ⓕ became → has become</w:t>
       </w:r>
     </w:p>
     <w:p>
@@ -4071,7 +4334,7 @@
           <w:sz w:val="15"/>
           <w:u w:val="none"/>
         </w:rPr>
-        <w:t xml:space="preserve"> 정답 ① — ⓐ who → that(which) / ⓒ create → creating / ⓔ replaced → replacing</w:t>
+        <w:t xml:space="preserve"> 정답 ③ — consistently · equipped</w:t>
       </w:r>
     </w:p>
     <w:p>
@@ -4096,7 +4359,7 @@
           <w:sz w:val="15"/>
           <w:u w:val="none"/>
         </w:rPr>
-        <w:t xml:space="preserve"> 정답 ④ — intelligent · autonomously · previously</w:t>
+        <w:t xml:space="preserve"> 정답 ⑤</w:t>
       </w:r>
     </w:p>
     <w:p>
@@ -4121,7 +4384,7 @@
           <w:sz w:val="15"/>
           <w:u w:val="none"/>
         </w:rPr>
-        <w:t xml:space="preserve"> 정답 ⑤</w:t>
+        <w:t xml:space="preserve"> 정답 ③</w:t>
       </w:r>
     </w:p>
     <w:p>
@@ -4146,7 +4409,7 @@
           <w:sz w:val="15"/>
           <w:u w:val="none"/>
         </w:rPr>
-        <w:t xml:space="preserve"> 정답 ②</w:t>
+        <w:t xml:space="preserve"> 정답 ①</w:t>
       </w:r>
     </w:p>
     <w:p>
@@ -4171,7 +4434,7 @@
           <w:sz w:val="15"/>
           <w:u w:val="none"/>
         </w:rPr>
-        <w:t xml:space="preserve"> 정답 ①</w:t>
+        <w:t xml:space="preserve"> 정답 ②</w:t>
       </w:r>
     </w:p>
     <w:p>
@@ -4196,7 +4459,7 @@
           <w:sz w:val="15"/>
           <w:u w:val="none"/>
         </w:rPr>
-        <w:t xml:space="preserve"> 정답 ④</w:t>
+        <w:t xml:space="preserve"> 정답 ④ — retaining → replacing</w:t>
       </w:r>
     </w:p>
     <w:p>
@@ -4221,7 +4484,7 @@
           <w:sz w:val="15"/>
           <w:u w:val="none"/>
         </w:rPr>
-        <w:t xml:space="preserve"> (1) decide  (2) replaced  (3) creation</w:t>
+        <w:t xml:space="preserve"> A few years later, MIT professor John McCarthy coined “artificial intelligence,” which replaced the previously used expression “automata studies.”</w:t>
       </w:r>
     </w:p>
     <w:p>
@@ -4246,7 +4509,7 @@
           <w:sz w:val="15"/>
           <w:u w:val="none"/>
         </w:rPr>
-        <w:t xml:space="preserve"> It was John McCarthy who coined “artificial intelligence,” replacing the previously used expression “automata studies.”</w:t>
+        <w:t xml:space="preserve"> Q1: He developed the Turing test, which was designed to measure a machine's intelligence and whether it can think autonomously (on its own).  Q2: It replaced the expression “automata studies,” and the new term was introduced (coined) by John McCarthy, a professor at MIT.</w:t>
       </w:r>
     </w:p>
     <w:p>
@@ -4271,7 +4534,7 @@
           <w:sz w:val="15"/>
           <w:u w:val="none"/>
         </w:rPr>
-        <w:t xml:space="preserve"> 정답 ②</w:t>
+        <w:t xml:space="preserve"> 정답 ④</w:t>
       </w:r>
     </w:p>
     <w:p>
@@ -4321,7 +4584,7 @@
           <w:sz w:val="14"/>
           <w:u w:val="none"/>
         </w:rPr>
-        <w:t>(e) [인물 swap]</w:t>
+        <w:t>ⓔ [decoy처럼 보이는 정답]</w:t>
       </w:r>
       <w:r>
         <w:rPr>
@@ -4330,7 +4593,7 @@
           <w:sz w:val="14"/>
           <w:u w:val="none"/>
         </w:rPr>
-        <w:t xml:space="preserve"> 본문에 나란히 나오는 두 인물의 업적을 바꿔 끼웠다. </w:t>
+        <w:t xml:space="preserve"> coined와 병렬되는 과거동사로 읽으면 replaced가 맞아 보이지만 접속사 and가 없으므로 분사구문이어야 한다 — ③·④는 이것을 놓치거나 다른 것을 더한 선지. </w:t>
       </w:r>
       <w:r>
         <w:rPr>
@@ -4339,7 +4602,7 @@
           <w:sz w:val="14"/>
           <w:u w:val="none"/>
         </w:rPr>
-        <w:t>(b)</w:t>
+        <w:t>ⓐ [decoy]</w:t>
       </w:r>
       <w:r>
         <w:rPr>
@@ -4348,25 +4611,7 @@
           <w:sz w:val="14"/>
           <w:u w:val="none"/>
         </w:rPr>
-        <w:t xml:space="preserve"> 두 문장 모두 ‘꿈꿔 왔다’ — 대조가 아니라 첨가·유사. </w:t>
-      </w:r>
-      <w:r>
-        <w:rPr>
-          <w:rFonts w:ascii="맑은 고딕" w:hAnsi="맑은 고딕" w:eastAsia="맑은 고딕"/>
-          <w:b/>
-          <w:sz w:val="14"/>
-          <w:u w:val="none"/>
-        </w:rPr>
-        <w:t>(c) [어휘 decoy]</w:t>
-      </w:r>
-      <w:r>
-        <w:rPr>
-          <w:rFonts w:ascii="맑은 고딕" w:hAnsi="맑은 고딕" w:eastAsia="맑은 고딕"/>
-          <w:b w:val="0"/>
-          <w:sz w:val="14"/>
-          <w:u w:val="none"/>
-        </w:rPr>
-        <w:t xml:space="preserve"> coin을 ‘동전’으로만 알면 틀린 진술로 오인해 ④를 고른다.</w:t>
+        <w:t xml:space="preserve"> 부사구 for centuries가 주어와 동사 사이에 끼어 있어 틀려 보인다.</w:t>
       </w:r>
     </w:p>
     <w:p>
@@ -4400,7 +4645,7 @@
           <w:sz w:val="14"/>
           <w:u w:val="none"/>
         </w:rPr>
-        <w:t>ⓑ ↔ ⓐ [짝 함정]</w:t>
+        <w:t>① [한 끗]</w:t>
       </w:r>
       <w:r>
         <w:rPr>
@@ -4409,7 +4654,7 @@
           <w:sz w:val="14"/>
           <w:u w:val="none"/>
         </w:rPr>
-        <w:t xml:space="preserve"> 같은 who라도 선행사가 사람(Pandora)이면 옳고 사물(machines)이면 틀리다 — ⑤는 ⓑ까지 고른 선지. </w:t>
+        <w:t xml:space="preserve"> (A)는 맞고 (B) replaced — ‘자동 장치 연구’라는 용어가 대체된 것이지 기계가 대체된 것이 아니다. </w:t>
       </w:r>
       <w:r>
         <w:rPr>
@@ -4418,7 +4663,7 @@
           <w:sz w:val="14"/>
           <w:u w:val="none"/>
         </w:rPr>
-        <w:t>ⓔ</w:t>
+        <w:t>⑤ [한 끗]</w:t>
       </w:r>
       <w:r>
         <w:rPr>
@@ -4427,7 +4672,25 @@
           <w:sz w:val="14"/>
           <w:u w:val="none"/>
         </w:rPr>
-        <w:t xml:space="preserve"> 뒤에 목적어가 있으면 수동 분사 불가.</w:t>
+        <w:t xml:space="preserve"> compared with human-like reasoning은 ‘비교된’ — 본문은 부여받았다는 뜻. </w:t>
+      </w:r>
+      <w:r>
+        <w:rPr>
+          <w:rFonts w:ascii="맑은 고딕" w:hAnsi="맑은 고딕" w:eastAsia="맑은 고딕"/>
+          <w:b/>
+          <w:sz w:val="14"/>
+          <w:u w:val="none"/>
+        </w:rPr>
+        <w:t>②·④</w:t>
+      </w:r>
+      <w:r>
+        <w:rPr>
+          <w:rFonts w:ascii="맑은 고딕" w:hAnsi="맑은 고딕" w:eastAsia="맑은 고딕"/>
+          <w:b w:val="0"/>
+          <w:sz w:val="14"/>
+          <w:u w:val="none"/>
+        </w:rPr>
+        <w:t xml:space="preserve"> 수 세기 동안 이어진 꿈에 briefly·reluctantly는 모순.</w:t>
       </w:r>
     </w:p>
     <w:p>
@@ -4461,7 +4724,7 @@
           <w:sz w:val="14"/>
           <w:u w:val="none"/>
         </w:rPr>
-        <w:t>③ [한 끗]</w:t>
+        <w:t>④ [한 끗]</w:t>
       </w:r>
       <w:r>
         <w:rPr>
@@ -4470,7 +4733,7 @@
           <w:sz w:val="14"/>
           <w:u w:val="none"/>
         </w:rPr>
-        <w:t xml:space="preserve"> (A)(B)는 맞고 (C)만 previous — 분사 used 앞은 부사 자리. </w:t>
+        <w:t xml:space="preserve"> (B)는 맞지만 (A) ‘기계가 수 세기 동안 결정을 내려 왔다’는 상상과 현실을 바꿔치기. </w:t>
       </w:r>
       <w:r>
         <w:rPr>
@@ -4479,7 +4742,7 @@
           <w:sz w:val="14"/>
           <w:u w:val="none"/>
         </w:rPr>
-        <w:t>(B) obediently</w:t>
+        <w:t>① [방향 역전]</w:t>
       </w:r>
       <w:r>
         <w:rPr>
@@ -4488,7 +4751,25 @@
           <w:sz w:val="14"/>
           <w:u w:val="none"/>
         </w:rPr>
-        <w:t xml:space="preserve"> ‘시키는 대로’ 생각하는지는 지능 측정의 목적과 반대.</w:t>
+        <w:t xml:space="preserve"> 튜링 테스트는 ‘측정하기 위한’ 것이지 불가능을 증명한 것이 아니다. </w:t>
+      </w:r>
+      <w:r>
+        <w:rPr>
+          <w:rFonts w:ascii="맑은 고딕" w:hAnsi="맑은 고딕" w:eastAsia="맑은 고딕"/>
+          <w:b/>
+          <w:sz w:val="14"/>
+          <w:u w:val="none"/>
+        </w:rPr>
+        <w:t>② [범위 이탈]</w:t>
+      </w:r>
+      <w:r>
+        <w:rPr>
+          <w:rFonts w:ascii="맑은 고딕" w:hAnsi="맑은 고딕" w:eastAsia="맑은 고딕"/>
+          <w:b w:val="0"/>
+          <w:sz w:val="14"/>
+          <w:u w:val="none"/>
+        </w:rPr>
+        <w:t xml:space="preserve"> 두려움은 본문에 없다.</w:t>
       </w:r>
     </w:p>
     <w:p>
@@ -4522,7 +4803,7 @@
           <w:sz w:val="14"/>
           <w:u w:val="none"/>
         </w:rPr>
-        <w:t>⑤ [순서 반전]</w:t>
+        <w:t>③ [열 교차]</w:t>
       </w:r>
       <w:r>
         <w:rPr>
@@ -4531,7 +4812,7 @@
           <w:sz w:val="14"/>
           <w:u w:val="none"/>
         </w:rPr>
-        <w:t xml:space="preserve"> later → 앞서. 인물·사건은 그대로 두고 시간 관계만 뒤집은 선지. </w:t>
+        <w:t xml:space="preserve"> 연도와 사건은 맞고 인물만 바뀌어 있어 빠르게 읽으면 지나친다 — 대화에서 지윤이 ‘한 수학자’라고 한 사람과 ‘MIT 교수’를 구분해 두었다. </w:t>
       </w:r>
       <w:r>
         <w:rPr>
@@ -4540,7 +4821,7 @@
           <w:sz w:val="14"/>
           <w:u w:val="none"/>
         </w:rPr>
-        <w:t>④</w:t>
+        <w:t>④ [한 끗 정답지]</w:t>
       </w:r>
       <w:r>
         <w:rPr>
@@ -4549,7 +4830,7 @@
           <w:sz w:val="14"/>
           <w:u w:val="none"/>
         </w:rPr>
-        <w:t xml:space="preserve"> replacing의 환언(대신할) — 참.</w:t>
+        <w:t xml:space="preserve"> 인물 이름이 빠져 있지만 내용은 정확하므로 ○.</w:t>
       </w:r>
     </w:p>
     <w:p>
@@ -4583,7 +4864,7 @@
           <w:sz w:val="14"/>
           <w:u w:val="none"/>
         </w:rPr>
-        <w:t>④ [세부 과장]</w:t>
+        <w:t>① [순서 역전]</w:t>
       </w:r>
       <w:r>
         <w:rPr>
@@ -4592,7 +4873,7 @@
           <w:sz w:val="14"/>
           <w:u w:val="none"/>
         </w:rPr>
-        <w:t xml:space="preserve"> [A]의 용어 교체(automata studies → AI)를 ‘이름이 더 중요하다’로 부풀렸다. </w:t>
+        <w:t xml:space="preserve"> ‘신화’와 ‘기계’라는 본문 소재를 그대로 쓰되 선후를 바꿨다. </w:t>
       </w:r>
       <w:r>
         <w:rPr>
@@ -4601,7 +4882,7 @@
           <w:sz w:val="14"/>
           <w:u w:val="none"/>
         </w:rPr>
-        <w:t>③</w:t>
+        <w:t>④ [한 끗 정답지]</w:t>
       </w:r>
       <w:r>
         <w:rPr>
@@ -4610,7 +4891,7 @@
           <w:sz w:val="14"/>
           <w:u w:val="none"/>
         </w:rPr>
-        <w:t xml:space="preserve"> 신화는 꿈의 출발점이지 장애물이 아니다. </w:t>
+        <w:t xml:space="preserve"> took the place of the older label “automata studies”의 환언 — 참. </w:t>
       </w:r>
       <w:r>
         <w:rPr>
@@ -4619,7 +4900,7 @@
           <w:sz w:val="14"/>
           <w:u w:val="none"/>
         </w:rPr>
-        <w:t>⑤</w:t>
+        <w:t>③</w:t>
       </w:r>
       <w:r>
         <w:rPr>
@@ -4628,7 +4909,7 @@
           <w:sz w:val="14"/>
           <w:u w:val="none"/>
         </w:rPr>
-        <w:t xml:space="preserve"> 두 글 어디에도 없는 내용.</w:t>
+        <w:t xml:space="preserve"> whether it can think on its own = 자율적 사고 판단.</w:t>
       </w:r>
     </w:p>
     <w:p>
@@ -4662,7 +4943,7 @@
           <w:sz w:val="14"/>
           <w:u w:val="none"/>
         </w:rPr>
-        <w:t>③ [인물 swap]</w:t>
+        <w:t>③ [사실 왜곡]</w:t>
       </w:r>
       <w:r>
         <w:rPr>
@@ -4671,7 +4952,7 @@
           <w:sz w:val="14"/>
           <w:u w:val="none"/>
         </w:rPr>
-        <w:t xml:space="preserve"> 이름을 지은 사람은 McCarthy. </w:t>
+        <w:t xml:space="preserve"> Turing은 질문을 던지고 테스트를 설계했지 기계를 만들지 않았다. </w:t>
       </w:r>
       <w:r>
         <w:rPr>
@@ -4680,7 +4961,7 @@
           <w:sz w:val="14"/>
           <w:u w:val="none"/>
         </w:rPr>
-        <w:t>⑤ [소재 함정]</w:t>
+        <w:t>① [사례 일반화]</w:t>
       </w:r>
       <w:r>
         <w:rPr>
@@ -4689,7 +4970,25 @@
           <w:sz w:val="14"/>
           <w:u w:val="none"/>
         </w:rPr>
-        <w:t xml:space="preserve"> Pandora(악을 퍼뜨림)·Frankenstein은 ‘꿈’의 예시일 뿐 위험이 주제가 아니다.</w:t>
+        <w:t xml:space="preserve"> 신화는 출발점의 예시일 뿐. </w:t>
+      </w:r>
+      <w:r>
+        <w:rPr>
+          <w:rFonts w:ascii="맑은 고딕" w:hAnsi="맑은 고딕" w:eastAsia="맑은 고딕"/>
+          <w:b/>
+          <w:sz w:val="14"/>
+          <w:u w:val="none"/>
+        </w:rPr>
+        <w:t>⑤ [비교 날조]</w:t>
+      </w:r>
+      <w:r>
+        <w:rPr>
+          <w:rFonts w:ascii="맑은 고딕" w:hAnsi="맑은 고딕" w:eastAsia="맑은 고딕"/>
+          <w:b w:val="0"/>
+          <w:sz w:val="14"/>
+          <w:u w:val="none"/>
+        </w:rPr>
+        <w:t xml:space="preserve"> 문학과 과학을 견주는 내용은 없다.</w:t>
       </w:r>
     </w:p>
     <w:p>
@@ -4723,7 +5022,7 @@
           <w:sz w:val="14"/>
           <w:u w:val="none"/>
         </w:rPr>
-        <w:t>④ [인물 재사용 함정]</w:t>
+        <w:t>② [연결어 함정]</w:t>
       </w:r>
       <w:r>
         <w:rPr>
@@ -4732,7 +5031,25 @@
           <w:sz w:val="14"/>
           <w:u w:val="none"/>
         </w:rPr>
-        <w:t xml:space="preserve"> Turing이라는 이름 때문에 자연스러워 보이지만 내용은 ‘전쟁’ 이야기. ④를 빼면 ③의 1950년 → ⑤ A few years later가 바로 이어진다.</w:t>
+        <w:t xml:space="preserve"> 신화(myths)와 문학(literature)이 다른 영역이라 ‘반면’이 어울린다고 착각하기 쉽지만, 둘 다 ‘꿈꿔 왔다’는 같은 방향. </w:t>
+      </w:r>
+      <w:r>
+        <w:rPr>
+          <w:rFonts w:ascii="맑은 고딕" w:hAnsi="맑은 고딕" w:eastAsia="맑은 고딕"/>
+          <w:b/>
+          <w:sz w:val="14"/>
+          <w:u w:val="none"/>
+        </w:rPr>
+        <w:t>⑤ [한 끗]</w:t>
+      </w:r>
+      <w:r>
+        <w:rPr>
+          <w:rFonts w:ascii="맑은 고딕" w:hAnsi="맑은 고딕" w:eastAsia="맑은 고딕"/>
+          <w:b w:val="0"/>
+          <w:sz w:val="14"/>
+          <w:u w:val="none"/>
+        </w:rPr>
+        <w:t xml:space="preserve"> endowed를 모르면 의심하기 쉬우나 with reasoning and learning과 자연스럽게 호응.</w:t>
       </w:r>
     </w:p>
     <w:p>
@@ -4757,7 +5074,61 @@
           <w:sz w:val="14"/>
           <w:u w:val="none"/>
         </w:rPr>
-        <w:t xml:space="preserve"> (1) decision ✕(조동사 could에 이어지는 동사 자리). (2) replacing ✕ — 본문 형태 그대로 + 절의 동사 필요. (3) creators ✕ — ‘기계를 만드는 사람들’이 아니라 ‘만드는 일’. [채점] 각 1점.</w:t>
+        <w:t xml:space="preserve"> </w:t>
+      </w:r>
+      <w:r>
+        <w:rPr>
+          <w:rFonts w:ascii="맑은 고딕" w:hAnsi="맑은 고딕" w:eastAsia="맑은 고딕"/>
+          <w:b/>
+          <w:sz w:val="14"/>
+          <w:u w:val="none"/>
+        </w:rPr>
+        <w:t>which replacing</w:t>
+      </w:r>
+      <w:r>
+        <w:rPr>
+          <w:rFonts w:ascii="맑은 고딕" w:hAnsi="맑은 고딕" w:eastAsia="맑은 고딕"/>
+          <w:b w:val="0"/>
+          <w:sz w:val="14"/>
+          <w:u w:val="none"/>
+        </w:rPr>
+        <w:t xml:space="preserve"> ✕ — 관계절에는 정동사가 필요. </w:t>
+      </w:r>
+      <w:r>
+        <w:rPr>
+          <w:rFonts w:ascii="맑은 고딕" w:hAnsi="맑은 고딕" w:eastAsia="맑은 고딕"/>
+          <w:b/>
+          <w:sz w:val="14"/>
+          <w:u w:val="none"/>
+        </w:rPr>
+        <w:t>that replaced</w:t>
+      </w:r>
+      <w:r>
+        <w:rPr>
+          <w:rFonts w:ascii="맑은 고딕" w:hAnsi="맑은 고딕" w:eastAsia="맑은 고딕"/>
+          <w:b w:val="0"/>
+          <w:sz w:val="14"/>
+          <w:u w:val="none"/>
+        </w:rPr>
+        <w:t xml:space="preserve"> ✕ — 계속적 용법(콤마 뒤)에 that 불가, 조건 3 위반. </w:t>
+      </w:r>
+      <w:r>
+        <w:rPr>
+          <w:rFonts w:ascii="맑은 고딕" w:hAnsi="맑은 고딕" w:eastAsia="맑은 고딕"/>
+          <w:b/>
+          <w:sz w:val="14"/>
+          <w:u w:val="none"/>
+        </w:rPr>
+        <w:t>콤마 없이 which</w:t>
+      </w:r>
+      <w:r>
+        <w:rPr>
+          <w:rFonts w:ascii="맑은 고딕" w:hAnsi="맑은 고딕" w:eastAsia="맑은 고딕"/>
+          <w:b w:val="0"/>
+          <w:sz w:val="14"/>
+          <w:u w:val="none"/>
+        </w:rPr>
+        <w:t xml:space="preserve"> ✕ — 제한적 용법이 되어 조건 위반. [채점] 관계절 구조 1.5 / 어순·보기 전부 1 / 단어 수·철자 0.5.</w:t>
       </w:r>
     </w:p>
     <w:p>
@@ -4791,7 +5162,7 @@
           <w:sz w:val="14"/>
           <w:u w:val="none"/>
         </w:rPr>
-        <w:t>It was “artificial intelligence” who …</w:t>
+        <w:t>Q1에 ‘a test’만 쓰고 목적을 빼면</w:t>
       </w:r>
       <w:r>
         <w:rPr>
@@ -4800,7 +5171,7 @@
           <w:sz w:val="14"/>
           <w:u w:val="none"/>
         </w:rPr>
-        <w:t xml:space="preserve"> ✕ — 강조 대상은 사람 McCarthy. </w:t>
+        <w:t xml:space="preserve"> 0.75. </w:t>
       </w:r>
       <w:r>
         <w:rPr>
@@ -4809,7 +5180,7 @@
           <w:sz w:val="14"/>
           <w:u w:val="none"/>
         </w:rPr>
-        <w:t>who replacing</w:t>
+        <w:t>Q2에 McCarthy 대신 Turing을 쓰면</w:t>
       </w:r>
       <w:r>
         <w:rPr>
@@ -4818,7 +5189,7 @@
           <w:sz w:val="14"/>
           <w:u w:val="none"/>
         </w:rPr>
-        <w:t xml:space="preserve"> ✕ — 관계절 동사는 coined. [채점] 강조 구조 1.5 / 어순 1 / 단어 수·철자 0.5.</w:t>
+        <w:t xml:space="preserve"> 주체 오류로 0.75. 명사구만 쓰고 문장이 아니면 조건 위반으로 각 0.5 감점. [채점] 각 1.5 = 내용 1 + 언어 사용 0.5.</w:t>
       </w:r>
     </w:p>
     <w:p>
@@ -4852,7 +5223,7 @@
           <w:sz w:val="14"/>
           <w:u w:val="none"/>
         </w:rPr>
-        <w:t>③ [한 끗]</w:t>
+        <w:t>⑤ [한 끗]</w:t>
       </w:r>
       <w:r>
         <w:rPr>
@@ -4861,7 +5232,25 @@
           <w:sz w:val="14"/>
           <w:u w:val="none"/>
         </w:rPr>
-        <w:t xml:space="preserve"> Turing 뒤에 두면 과학 이야기가 문학으로 되돌아가 1950 → A few years later의 시간 연결이 끊긴다.</w:t>
+        <w:t xml:space="preserve"> 글 끝이라 자연스러워 보이지만, Since then의 then은 ‘용어가 생긴 때’여야 하므로 주어진 문장이 그 앞에 와야 한다. </w:t>
+      </w:r>
+      <w:r>
+        <w:rPr>
+          <w:rFonts w:ascii="맑은 고딕" w:hAnsi="맑은 고딕" w:eastAsia="맑은 고딕"/>
+          <w:b/>
+          <w:sz w:val="14"/>
+          <w:u w:val="none"/>
+        </w:rPr>
+        <w:t>③ [시간 착오]</w:t>
+      </w:r>
+      <w:r>
+        <w:rPr>
+          <w:rFonts w:ascii="맑은 고딕" w:hAnsi="맑은 고딕" w:eastAsia="맑은 고딕"/>
+          <w:b w:val="0"/>
+          <w:sz w:val="14"/>
+          <w:u w:val="none"/>
+        </w:rPr>
+        <w:t xml:space="preserve"> ‘몇 년 뒤’를 문학 뒤로 읽으면 연도 기준이 없다.</w:t>
       </w:r>
     </w:p>
     <w:p>
@@ -4886,7 +5275,7 @@
           <w:sz w:val="14"/>
           <w:u w:val="none"/>
         </w:rPr>
-        <w:t xml:space="preserve"> 인간은 수 세기 동안 지능을 갖추고 인간과 같은 결정을 내릴 수 있는 기계를 꿈꿔 왔다. 고대 그리스 이래로 로봇, 자동 장치, 인공 생명체에 대한 신화가 있어 왔다(예: 세상에 악을 퍼뜨린 판도라 신화). 마찬가지로 역사를 통틀어 문학은 인간과 같은 생명체와 생각하는 기계를 창조하는 것을 꿈꿔 왔다(예: Mary Shelley의 '프랑켄슈타인'). 1950년 영국 수학자 Alan Turing은 기계가 인간처럼 생각하고 추론할 수 있는지 물었고, 이어서 기계의 지능과 기계가 자율적으로 사고할 수 있는지를 측정하기 위해 튜링 테스트를 개발했다. 몇 년 후 MIT 교수 John McCarthy는 이전에 쓰이던 '자동 장치 연구'라는 표현을 대체하며 '인공지능'이라는 용어를 만들어 냈다. 그 이후로 인공지능은 인간처럼 사고하도록 프로그램된, 즉 창조자들로부터 추론과 학습 능력을 부여받은 '지능적인 기계 만들기'의 연구이자 실천이 되었다.</w:t>
+        <w:t xml:space="preserve"> ['인간은 수 세기 동안 지능을 갖추고 인간과 같은 결정을 내릴 수 있는 기계를 꿈꿔 왔다.', '고대 그리스 이래로 로봇, 자동 장치, 인공 생명체에 대한 신화가 있어 왔다(예: 세상에 악을 퍼뜨린 판도라 신화).', '마찬가지로 역사를 통틀어 문학은 인간과 같은 생명체와 생각하는 기계를 창조하는 것을 꿈꿔 왔다(예: Mary Shelley의 ‘프랑켄슈타인’).', '1950년 영국 수학자 Alan Turing은 기계가 인간처럼 생각하고 추론할 수 있는지 물었고, 이어서 기계의 지능과 기계가 자율적으로 사고할 수 있는지를 측정하기 위해 튜링 테스트를 개발했다.', '몇 년 후 MIT 교수 John McCarthy는 이전에 쓰이던 ‘자동 장치 연구’라는 표현을 대체하며 ‘인공지능’이라는 용어를 만들어 냈다.', '그 이후로 인공지능은 인간처럼 사고하도록 프로그램된, 즉 창조자들로부터 추론과 학습 능력을 부여받은 ‘지능적인 기계 만들기’의 연구이자 실천이 되었다.']</w:t>
       </w:r>
     </w:p>
     <w:p>
@@ -4911,7 +5300,7 @@
           <w:sz w:val="14"/>
           <w:u w:val="none"/>
         </w:rPr>
-        <w:t xml:space="preserve"> 비행도 비슷한 길을 걸었다. 수천 년 동안 사람들은 날개 달린 영웅 이야기를 들려주고 결코 땅을 떠나지 못할 기계를 그렸다. 기술자들이 실제 글라이더를 시험한 뒤에야 그 꿈은 하나의 연구 분야가 되었고, ‘항공’이라는 말이 탄생했다.</w:t>
+        <w:t xml:space="preserve"> ['비행의 꿈도 비슷한 길을 걸었다.', '누군가 땅을 떠나기 훨씬 전부터, 이카로스 이야기 같은 신화는 자기가 만든 날개로 나는 사람들을 그렸다.', '수 세기 동안 발명가들은 설계도 밖으로 나오지 못한 비행 기계를 그렸다.', '그러다 두 자전거 제작자가 실제로 땅에서 떠오른 동력 비행기를 만들었다.', '그 이후로 비행은 전설에서 일상의 산업으로 바뀌었다.']</w:t>
       </w:r>
     </w:p>
     <w:sectPr>
